--- a/CdrDownloaderFunction-Lambda-Config.docx
+++ b/CdrDownloaderFunction-Lambda-Config.docx
@@ -62,6 +62,347 @@
         <w:spacing w:after="120" w:before="240"/>
       </w:pPr>
       <w:r>
+        <w:t xml:space="preserve">Version Control</w:t>
+      </w:r>
+    </w:p>
+    <w:tbl>
+      <w:tblPr>
+        <w:tblW w:type="dxa" w:w="10080"/>
+        <w:tblBorders>
+          <w:top w:val="single" w:color="auto" w:sz="4"/>
+          <w:left w:val="single" w:color="auto" w:sz="4"/>
+          <w:bottom w:val="single" w:color="auto" w:sz="4"/>
+          <w:right w:val="single" w:color="auto" w:sz="4"/>
+          <w:insideH w:val="single" w:color="auto" w:sz="4"/>
+          <w:insideV w:val="single" w:color="auto" w:sz="4"/>
+        </w:tblBorders>
+      </w:tblPr>
+      <w:tblGrid>
+        <w:gridCol w:w="1200"/>
+        <w:gridCol w:w="1600"/>
+        <w:gridCol w:w="2200"/>
+        <w:gridCol w:w="5080"/>
+      </w:tblGrid>
+      <w:tr>
+        <w:tc>
+          <w:tcPr>
+            <w:tcW w:type="dxa" w:w="1200"/>
+            <w:shd w:fill="2B5B84" w:color="auto" w:val="clear"/>
+            <w:tcMar>
+              <w:top w:type="dxa" w:w="80"/>
+              <w:left w:type="dxa" w:w="100"/>
+              <w:bottom w:type="dxa" w:w="80"/>
+              <w:right w:type="dxa" w:w="100"/>
+            </w:tcMar>
+            <w:vAlign w:val="center"/>
+          </w:tcPr>
+          <w:p>
+            <w:r>
+              <w:rPr>
+                <w:b/>
+                <w:bCs/>
+                <w:color w:val="FFFFFF"/>
+                <w:sz w:val="19"/>
+                <w:szCs w:val="19"/>
+              </w:rPr>
+              <w:t xml:space="preserve">Version</w:t>
+            </w:r>
+          </w:p>
+        </w:tc>
+        <w:tc>
+          <w:tcPr>
+            <w:tcW w:type="dxa" w:w="1600"/>
+            <w:shd w:fill="2B5B84" w:color="auto" w:val="clear"/>
+            <w:tcMar>
+              <w:top w:type="dxa" w:w="80"/>
+              <w:left w:type="dxa" w:w="100"/>
+              <w:bottom w:type="dxa" w:w="80"/>
+              <w:right w:type="dxa" w:w="100"/>
+            </w:tcMar>
+            <w:vAlign w:val="center"/>
+          </w:tcPr>
+          <w:p>
+            <w:r>
+              <w:rPr>
+                <w:b/>
+                <w:bCs/>
+                <w:color w:val="FFFFFF"/>
+                <w:sz w:val="19"/>
+                <w:szCs w:val="19"/>
+              </w:rPr>
+              <w:t xml:space="preserve">Date</w:t>
+            </w:r>
+          </w:p>
+        </w:tc>
+        <w:tc>
+          <w:tcPr>
+            <w:tcW w:type="dxa" w:w="2200"/>
+            <w:shd w:fill="2B5B84" w:color="auto" w:val="clear"/>
+            <w:tcMar>
+              <w:top w:type="dxa" w:w="80"/>
+              <w:left w:type="dxa" w:w="100"/>
+              <w:bottom w:type="dxa" w:w="80"/>
+              <w:right w:type="dxa" w:w="100"/>
+            </w:tcMar>
+            <w:vAlign w:val="center"/>
+          </w:tcPr>
+          <w:p>
+            <w:r>
+              <w:rPr>
+                <w:b/>
+                <w:bCs/>
+                <w:color w:val="FFFFFF"/>
+                <w:sz w:val="19"/>
+                <w:szCs w:val="19"/>
+              </w:rPr>
+              <w:t xml:space="preserve">Author</w:t>
+            </w:r>
+          </w:p>
+        </w:tc>
+        <w:tc>
+          <w:tcPr>
+            <w:tcW w:type="dxa" w:w="5080"/>
+            <w:shd w:fill="2B5B84" w:color="auto" w:val="clear"/>
+            <w:tcMar>
+              <w:top w:type="dxa" w:w="80"/>
+              <w:left w:type="dxa" w:w="100"/>
+              <w:bottom w:type="dxa" w:w="80"/>
+              <w:right w:type="dxa" w:w="100"/>
+            </w:tcMar>
+            <w:vAlign w:val="center"/>
+          </w:tcPr>
+          <w:p>
+            <w:r>
+              <w:rPr>
+                <w:b/>
+                <w:bCs/>
+                <w:color w:val="FFFFFF"/>
+                <w:sz w:val="19"/>
+                <w:szCs w:val="19"/>
+              </w:rPr>
+              <w:t xml:space="preserve">Description</w:t>
+            </w:r>
+          </w:p>
+        </w:tc>
+      </w:tr>
+      <w:tr>
+        <w:tc>
+          <w:tcPr>
+            <w:tcW w:type="dxa" w:w="1200"/>
+            <w:tcMar>
+              <w:top w:type="dxa" w:w="80"/>
+              <w:left w:type="dxa" w:w="100"/>
+              <w:bottom w:type="dxa" w:w="80"/>
+              <w:right w:type="dxa" w:w="100"/>
+            </w:tcMar>
+            <w:vAlign w:val="center"/>
+          </w:tcPr>
+          <w:p>
+            <w:r>
+              <w:rPr>
+                <w:b w:val="false"/>
+                <w:bCs w:val="false"/>
+                <w:color w:val="000000"/>
+                <w:sz w:val="19"/>
+                <w:szCs w:val="19"/>
+              </w:rPr>
+              <w:t xml:space="preserve">1.0</w:t>
+            </w:r>
+          </w:p>
+        </w:tc>
+        <w:tc>
+          <w:tcPr>
+            <w:tcW w:type="dxa" w:w="1600"/>
+            <w:tcMar>
+              <w:top w:type="dxa" w:w="80"/>
+              <w:left w:type="dxa" w:w="100"/>
+              <w:bottom w:type="dxa" w:w="80"/>
+              <w:right w:type="dxa" w:w="100"/>
+            </w:tcMar>
+            <w:vAlign w:val="center"/>
+          </w:tcPr>
+          <w:p>
+            <w:r>
+              <w:rPr>
+                <w:b w:val="false"/>
+                <w:bCs w:val="false"/>
+                <w:color w:val="000000"/>
+                <w:sz w:val="19"/>
+                <w:szCs w:val="19"/>
+              </w:rPr>
+              <w:t xml:space="preserve">2026-09-17</w:t>
+            </w:r>
+          </w:p>
+        </w:tc>
+        <w:tc>
+          <w:tcPr>
+            <w:tcW w:type="dxa" w:w="2200"/>
+            <w:tcMar>
+              <w:top w:type="dxa" w:w="80"/>
+              <w:left w:type="dxa" w:w="100"/>
+              <w:bottom w:type="dxa" w:w="80"/>
+              <w:right w:type="dxa" w:w="100"/>
+            </w:tcMar>
+            <w:vAlign w:val="center"/>
+          </w:tcPr>
+          <w:p>
+            <w:r>
+              <w:rPr>
+                <w:b w:val="false"/>
+                <w:bCs w:val="false"/>
+                <w:color w:val="000000"/>
+                <w:sz w:val="19"/>
+                <w:szCs w:val="19"/>
+              </w:rPr>
+              <w:t xml:space="preserve">Owen Idehen</w:t>
+            </w:r>
+          </w:p>
+        </w:tc>
+        <w:tc>
+          <w:tcPr>
+            <w:tcW w:type="dxa" w:w="5080"/>
+            <w:tcMar>
+              <w:top w:type="dxa" w:w="80"/>
+              <w:left w:type="dxa" w:w="100"/>
+              <w:bottom w:type="dxa" w:w="80"/>
+              <w:right w:type="dxa" w:w="100"/>
+            </w:tcMar>
+            <w:vAlign w:val="center"/>
+          </w:tcPr>
+          <w:p>
+            <w:r>
+              <w:rPr>
+                <w:b w:val="false"/>
+                <w:bCs w:val="false"/>
+                <w:color w:val="000000"/>
+                <w:sz w:val="19"/>
+                <w:szCs w:val="19"/>
+              </w:rPr>
+              <w:t xml:space="preserve">Initial export: Lambda configuration (template.yaml) and Node.js source (index.js, config.js, secrets.js, s3.js). Source commit 3287d72.</w:t>
+            </w:r>
+          </w:p>
+        </w:tc>
+      </w:tr>
+      <w:tr>
+        <w:tc>
+          <w:tcPr>
+            <w:tcW w:type="dxa" w:w="1200"/>
+            <w:tcMar>
+              <w:top w:type="dxa" w:w="80"/>
+              <w:left w:type="dxa" w:w="100"/>
+              <w:bottom w:type="dxa" w:w="80"/>
+              <w:right w:type="dxa" w:w="100"/>
+            </w:tcMar>
+            <w:vAlign w:val="center"/>
+          </w:tcPr>
+          <w:p>
+            <w:r>
+              <w:rPr>
+                <w:b w:val="false"/>
+                <w:bCs w:val="false"/>
+                <w:color w:val="000000"/>
+                <w:sz w:val="19"/>
+                <w:szCs w:val="19"/>
+              </w:rPr>
+              <w:t xml:space="preserve">1.1</w:t>
+            </w:r>
+          </w:p>
+        </w:tc>
+        <w:tc>
+          <w:tcPr>
+            <w:tcW w:type="dxa" w:w="1600"/>
+            <w:tcMar>
+              <w:top w:type="dxa" w:w="80"/>
+              <w:left w:type="dxa" w:w="100"/>
+              <w:bottom w:type="dxa" w:w="80"/>
+              <w:right w:type="dxa" w:w="100"/>
+            </w:tcMar>
+            <w:vAlign w:val="center"/>
+          </w:tcPr>
+          <w:p>
+            <w:r>
+              <w:rPr>
+                <w:b w:val="false"/>
+                <w:bCs w:val="false"/>
+                <w:color w:val="000000"/>
+                <w:sz w:val="19"/>
+                <w:szCs w:val="19"/>
+              </w:rPr>
+              <w:t xml:space="preserve">2026-09-17</w:t>
+            </w:r>
+          </w:p>
+        </w:tc>
+        <w:tc>
+          <w:tcPr>
+            <w:tcW w:type="dxa" w:w="2200"/>
+            <w:tcMar>
+              <w:top w:type="dxa" w:w="80"/>
+              <w:left w:type="dxa" w:w="100"/>
+              <w:bottom w:type="dxa" w:w="80"/>
+              <w:right w:type="dxa" w:w="100"/>
+            </w:tcMar>
+            <w:vAlign w:val="center"/>
+          </w:tcPr>
+          <w:p>
+            <w:r>
+              <w:rPr>
+                <w:b w:val="false"/>
+                <w:bCs w:val="false"/>
+                <w:color w:val="000000"/>
+                <w:sz w:val="19"/>
+                <w:szCs w:val="19"/>
+              </w:rPr>
+              <w:t xml:space="preserve">Owen Idehen</w:t>
+            </w:r>
+          </w:p>
+        </w:tc>
+        <w:tc>
+          <w:tcPr>
+            <w:tcW w:type="dxa" w:w="5080"/>
+            <w:tcMar>
+              <w:top w:type="dxa" w:w="80"/>
+              <w:left w:type="dxa" w:w="100"/>
+              <w:bottom w:type="dxa" w:w="80"/>
+              <w:right w:type="dxa" w:w="100"/>
+            </w:tcMar>
+            <w:vAlign w:val="center"/>
+          </w:tcPr>
+          <w:p>
+            <w:r>
+              <w:rPr>
+                <w:b w:val="false"/>
+                <w:bCs w:val="false"/>
+                <w:color w:val="000000"/>
+                <w:sz w:val="19"/>
+                <w:szCs w:val="19"/>
+              </w:rPr>
+              <w:t xml:space="preserve">Added CdrDownloaderErrorsAlarm (CloudWatch alarm on the Errors metric, publishing to the Datadog Forwarder SNS topic) and the 1st-of-month CDR record freshness check (throws — and therefore logs to CloudWatch — if the newest SDR period hasn't been published yet). Source commit 538dd2c.</w:t>
+            </w:r>
+          </w:p>
+        </w:tc>
+      </w:tr>
+    </w:tbl>
+    <w:p>
+      <w:pPr>
+        <w:spacing w:after="0" w:before="120"/>
+      </w:pPr>
+      <w:r>
+        <w:rPr>
+          <w:i/>
+          <w:iCs/>
+          <w:color w:val="777777"/>
+          <w:sz w:val="18"/>
+          <w:szCs w:val="18"/>
+        </w:rPr>
+        <w:t xml:space="preserve">Repository: portal_login_automation_for_sdr_download · Branch: claude/friendly-mendel-dx2yrv</w:t>
+      </w:r>
+    </w:p>
+    <w:p>
+      <w:pPr>
+        <w:pStyle w:val="Heading1"/>
+        <w:spacing w:after="120" w:before="240"/>
+      </w:pPr>
+      <w:r>
         <w:t xml:space="preserve">1. AWS Lambda Configuration (template.yaml)</w:t>
       </w:r>
     </w:p>
@@ -1266,6 +1607,27 @@
       </w:r>
     </w:p>
     <w:p>
+      <w:pPr>
+        <w:pStyle w:val="Heading2"/>
+        <w:spacing w:after="120" w:before="240"/>
+      </w:pPr>
+      <w:r>
+        <w:t xml:space="preserve">1.5 CDR record freshness check (new in v1.1)</w:t>
+      </w:r>
+    </w:p>
+    <w:p>
+      <w:pPr>
+        <w:spacing w:after="200" w:before="0"/>
+      </w:pPr>
+      <w:r>
+        <w:rPr>
+          <w:sz w:val="22"/>
+          <w:szCs w:val="22"/>
+        </w:rPr>
+        <w:t xml:space="preserve">On the 1st of the month (UTC), verifyLatestRecordIsAvailable() in src/index.js reads the newest SDR row's End Date and confirms it equals the last calendar day of the previous month — the period that should have just completed. If Gradwell hasn't published that period yet (the newest row is still last month's), the function throws instead of silently downloading and storing a stale file under the new month's S3 key. That throw is logged to CloudWatch Logs like any other error and trips CdrDownloaderErrorsAlarm, which — once the Datadog Forwarder topic ARN is populated — surfaces as a Datadog monitor event. This check is a no-op on every other day of the month, so manual test invokes are unaffected.</w:t>
+      </w:r>
+    </w:p>
+    <w:p>
       <w:r>
         <w:br w:type="page"/>
       </w:r>
@@ -2624,6 +2986,244 @@
           <w:sz w:val="17"/>
           <w:szCs w:val="17"/>
         </w:rPr>
+        <w:t xml:space="preserve">function isFirstOfMonthUtc(date = new Date()) {</w:t>
+      </w:r>
+    </w:p>
+    <w:p>
+      <w:pPr>
+        <w:shd w:fill="F2F2F2" w:color="auto" w:val="clear"/>
+        <w:spacing w:after="0" w:before="0" w:line="240"/>
+      </w:pPr>
+      <w:r>
+        <w:rPr>
+          <w:rFonts w:ascii="Consolas" w:cs="Consolas" w:eastAsia="Consolas" w:hAnsi="Consolas"/>
+          <w:sz w:val="17"/>
+          <w:szCs w:val="17"/>
+        </w:rPr>
+        <w:t xml:space="preserve">  return date.getUTCDate() === 1;</w:t>
+      </w:r>
+    </w:p>
+    <w:p>
+      <w:pPr>
+        <w:shd w:fill="F2F2F2" w:color="auto" w:val="clear"/>
+        <w:spacing w:after="0" w:before="0" w:line="240"/>
+      </w:pPr>
+      <w:r>
+        <w:rPr>
+          <w:rFonts w:ascii="Consolas" w:cs="Consolas" w:eastAsia="Consolas" w:hAnsi="Consolas"/>
+          <w:sz w:val="17"/>
+          <w:szCs w:val="17"/>
+        </w:rPr>
+        <w:t xml:space="preserve">}</w:t>
+      </w:r>
+    </w:p>
+    <w:p>
+      <w:pPr>
+        <w:shd w:fill="F2F2F2" w:color="auto" w:val="clear"/>
+        <w:spacing w:after="0" w:before="0" w:line="240"/>
+      </w:pPr>
+      <w:r>
+        <w:rPr>
+          <w:rFonts w:ascii="Consolas" w:cs="Consolas" w:eastAsia="Consolas" w:hAnsi="Consolas"/>
+          <w:sz w:val="17"/>
+          <w:szCs w:val="17"/>
+        </w:rPr>
+        <w:t xml:space="preserve"> </w:t>
+      </w:r>
+    </w:p>
+    <w:p>
+      <w:pPr>
+        <w:shd w:fill="F2F2F2" w:color="auto" w:val="clear"/>
+        <w:spacing w:after="0" w:before="0" w:line="240"/>
+      </w:pPr>
+      <w:r>
+        <w:rPr>
+          <w:rFonts w:ascii="Consolas" w:cs="Consolas" w:eastAsia="Consolas" w:hAnsi="Consolas"/>
+          <w:sz w:val="17"/>
+          <w:szCs w:val="17"/>
+        </w:rPr>
+        <w:t xml:space="preserve">function lastDayOfPreviousMonthUtc(date = new Date()) {</w:t>
+      </w:r>
+    </w:p>
+    <w:p>
+      <w:pPr>
+        <w:shd w:fill="F2F2F2" w:color="auto" w:val="clear"/>
+        <w:spacing w:after="0" w:before="0" w:line="240"/>
+      </w:pPr>
+      <w:r>
+        <w:rPr>
+          <w:rFonts w:ascii="Consolas" w:cs="Consolas" w:eastAsia="Consolas" w:hAnsi="Consolas"/>
+          <w:sz w:val="17"/>
+          <w:szCs w:val="17"/>
+        </w:rPr>
+        <w:t xml:space="preserve">  // Day 0 of the current month is the last day of the previous month.</w:t>
+      </w:r>
+    </w:p>
+    <w:p>
+      <w:pPr>
+        <w:shd w:fill="F2F2F2" w:color="auto" w:val="clear"/>
+        <w:spacing w:after="0" w:before="0" w:line="240"/>
+      </w:pPr>
+      <w:r>
+        <w:rPr>
+          <w:rFonts w:ascii="Consolas" w:cs="Consolas" w:eastAsia="Consolas" w:hAnsi="Consolas"/>
+          <w:sz w:val="17"/>
+          <w:szCs w:val="17"/>
+        </w:rPr>
+        <w:t xml:space="preserve">  return new Date(Date.UTC(date.getUTCFullYear(), date.getUTCMonth(), 0));</w:t>
+      </w:r>
+    </w:p>
+    <w:p>
+      <w:pPr>
+        <w:shd w:fill="F2F2F2" w:color="auto" w:val="clear"/>
+        <w:spacing w:after="0" w:before="0" w:line="240"/>
+      </w:pPr>
+      <w:r>
+        <w:rPr>
+          <w:rFonts w:ascii="Consolas" w:cs="Consolas" w:eastAsia="Consolas" w:hAnsi="Consolas"/>
+          <w:sz w:val="17"/>
+          <w:szCs w:val="17"/>
+        </w:rPr>
+        <w:t xml:space="preserve">}</w:t>
+      </w:r>
+    </w:p>
+    <w:p>
+      <w:pPr>
+        <w:shd w:fill="F2F2F2" w:color="auto" w:val="clear"/>
+        <w:spacing w:after="0" w:before="0" w:line="240"/>
+      </w:pPr>
+      <w:r>
+        <w:rPr>
+          <w:rFonts w:ascii="Consolas" w:cs="Consolas" w:eastAsia="Consolas" w:hAnsi="Consolas"/>
+          <w:sz w:val="17"/>
+          <w:szCs w:val="17"/>
+        </w:rPr>
+        <w:t xml:space="preserve"> </w:t>
+      </w:r>
+    </w:p>
+    <w:p>
+      <w:pPr>
+        <w:shd w:fill="F2F2F2" w:color="auto" w:val="clear"/>
+        <w:spacing w:after="0" w:before="0" w:line="240"/>
+      </w:pPr>
+      <w:r>
+        <w:rPr>
+          <w:rFonts w:ascii="Consolas" w:cs="Consolas" w:eastAsia="Consolas" w:hAnsi="Consolas"/>
+          <w:sz w:val="17"/>
+          <w:szCs w:val="17"/>
+        </w:rPr>
+        <w:t xml:space="preserve">function isSameUtcCalendarDate(a, b) {</w:t>
+      </w:r>
+    </w:p>
+    <w:p>
+      <w:pPr>
+        <w:shd w:fill="F2F2F2" w:color="auto" w:val="clear"/>
+        <w:spacing w:after="0" w:before="0" w:line="240"/>
+      </w:pPr>
+      <w:r>
+        <w:rPr>
+          <w:rFonts w:ascii="Consolas" w:cs="Consolas" w:eastAsia="Consolas" w:hAnsi="Consolas"/>
+          <w:sz w:val="17"/>
+          <w:szCs w:val="17"/>
+        </w:rPr>
+        <w:t xml:space="preserve">  return (</w:t>
+      </w:r>
+    </w:p>
+    <w:p>
+      <w:pPr>
+        <w:shd w:fill="F2F2F2" w:color="auto" w:val="clear"/>
+        <w:spacing w:after="0" w:before="0" w:line="240"/>
+      </w:pPr>
+      <w:r>
+        <w:rPr>
+          <w:rFonts w:ascii="Consolas" w:cs="Consolas" w:eastAsia="Consolas" w:hAnsi="Consolas"/>
+          <w:sz w:val="17"/>
+          <w:szCs w:val="17"/>
+        </w:rPr>
+        <w:t xml:space="preserve">    a.getUTCFullYear() === b.getUTCFullYear() &amp;&amp;</w:t>
+      </w:r>
+    </w:p>
+    <w:p>
+      <w:pPr>
+        <w:shd w:fill="F2F2F2" w:color="auto" w:val="clear"/>
+        <w:spacing w:after="0" w:before="0" w:line="240"/>
+      </w:pPr>
+      <w:r>
+        <w:rPr>
+          <w:rFonts w:ascii="Consolas" w:cs="Consolas" w:eastAsia="Consolas" w:hAnsi="Consolas"/>
+          <w:sz w:val="17"/>
+          <w:szCs w:val="17"/>
+        </w:rPr>
+        <w:t xml:space="preserve">    a.getUTCMonth() === b.getUTCMonth() &amp;&amp;</w:t>
+      </w:r>
+    </w:p>
+    <w:p>
+      <w:pPr>
+        <w:shd w:fill="F2F2F2" w:color="auto" w:val="clear"/>
+        <w:spacing w:after="0" w:before="0" w:line="240"/>
+      </w:pPr>
+      <w:r>
+        <w:rPr>
+          <w:rFonts w:ascii="Consolas" w:cs="Consolas" w:eastAsia="Consolas" w:hAnsi="Consolas"/>
+          <w:sz w:val="17"/>
+          <w:szCs w:val="17"/>
+        </w:rPr>
+        <w:t xml:space="preserve">    a.getUTCDate() === b.getUTCDate()</w:t>
+      </w:r>
+    </w:p>
+    <w:p>
+      <w:pPr>
+        <w:shd w:fill="F2F2F2" w:color="auto" w:val="clear"/>
+        <w:spacing w:after="0" w:before="0" w:line="240"/>
+      </w:pPr>
+      <w:r>
+        <w:rPr>
+          <w:rFonts w:ascii="Consolas" w:cs="Consolas" w:eastAsia="Consolas" w:hAnsi="Consolas"/>
+          <w:sz w:val="17"/>
+          <w:szCs w:val="17"/>
+        </w:rPr>
+        <w:t xml:space="preserve">  );</w:t>
+      </w:r>
+    </w:p>
+    <w:p>
+      <w:pPr>
+        <w:shd w:fill="F2F2F2" w:color="auto" w:val="clear"/>
+        <w:spacing w:after="0" w:before="0" w:line="240"/>
+      </w:pPr>
+      <w:r>
+        <w:rPr>
+          <w:rFonts w:ascii="Consolas" w:cs="Consolas" w:eastAsia="Consolas" w:hAnsi="Consolas"/>
+          <w:sz w:val="17"/>
+          <w:szCs w:val="17"/>
+        </w:rPr>
+        <w:t xml:space="preserve">}</w:t>
+      </w:r>
+    </w:p>
+    <w:p>
+      <w:pPr>
+        <w:shd w:fill="F2F2F2" w:color="auto" w:val="clear"/>
+        <w:spacing w:after="0" w:before="0" w:line="240"/>
+      </w:pPr>
+      <w:r>
+        <w:rPr>
+          <w:rFonts w:ascii="Consolas" w:cs="Consolas" w:eastAsia="Consolas" w:hAnsi="Consolas"/>
+          <w:sz w:val="17"/>
+          <w:szCs w:val="17"/>
+        </w:rPr>
+        <w:t xml:space="preserve"> </w:t>
+      </w:r>
+    </w:p>
+    <w:p>
+      <w:pPr>
+        <w:shd w:fill="F2F2F2" w:color="auto" w:val="clear"/>
+        <w:spacing w:after="0" w:before="0" w:line="240"/>
+      </w:pPr>
+      <w:r>
+        <w:rPr>
+          <w:rFonts w:ascii="Consolas" w:cs="Consolas" w:eastAsia="Consolas" w:hAnsi="Consolas"/>
+          <w:sz w:val="17"/>
+          <w:szCs w:val="17"/>
+        </w:rPr>
         <w:t xml:space="preserve">/**</w:t>
       </w:r>
     </w:p>
@@ -2638,6 +3238,440 @@
           <w:sz w:val="17"/>
           <w:szCs w:val="17"/>
         </w:rPr>
+        <w:t xml:space="preserve"> * On the 1st of the month, the newest SDR row should cover the period that</w:t>
+      </w:r>
+    </w:p>
+    <w:p>
+      <w:pPr>
+        <w:shd w:fill="F2F2F2" w:color="auto" w:val="clear"/>
+        <w:spacing w:after="0" w:before="0" w:line="240"/>
+      </w:pPr>
+      <w:r>
+        <w:rPr>
+          <w:rFonts w:ascii="Consolas" w:cs="Consolas" w:eastAsia="Consolas" w:hAnsi="Consolas"/>
+          <w:sz w:val="17"/>
+          <w:szCs w:val="17"/>
+        </w:rPr>
+        <w:t xml:space="preserve"> * just completed (i.e. end on the last day of the previous month). If</w:t>
+      </w:r>
+    </w:p>
+    <w:p>
+      <w:pPr>
+        <w:shd w:fill="F2F2F2" w:color="auto" w:val="clear"/>
+        <w:spacing w:after="0" w:before="0" w:line="240"/>
+      </w:pPr>
+      <w:r>
+        <w:rPr>
+          <w:rFonts w:ascii="Consolas" w:cs="Consolas" w:eastAsia="Consolas" w:hAnsi="Consolas"/>
+          <w:sz w:val="17"/>
+          <w:szCs w:val="17"/>
+        </w:rPr>
+        <w:t xml:space="preserve"> * Gradwell hasn't published that period yet, downloading the next-newest</w:t>
+      </w:r>
+    </w:p>
+    <w:p>
+      <w:pPr>
+        <w:shd w:fill="F2F2F2" w:color="auto" w:val="clear"/>
+        <w:spacing w:after="0" w:before="0" w:line="240"/>
+      </w:pPr>
+      <w:r>
+        <w:rPr>
+          <w:rFonts w:ascii="Consolas" w:cs="Consolas" w:eastAsia="Consolas" w:hAnsi="Consolas"/>
+          <w:sz w:val="17"/>
+          <w:szCs w:val="17"/>
+        </w:rPr>
+        <w:t xml:space="preserve"> * row would silently store last month's file under this month's S3 key.</w:t>
+      </w:r>
+    </w:p>
+    <w:p>
+      <w:pPr>
+        <w:shd w:fill="F2F2F2" w:color="auto" w:val="clear"/>
+        <w:spacing w:after="0" w:before="0" w:line="240"/>
+      </w:pPr>
+      <w:r>
+        <w:rPr>
+          <w:rFonts w:ascii="Consolas" w:cs="Consolas" w:eastAsia="Consolas" w:hAnsi="Consolas"/>
+          <w:sz w:val="17"/>
+          <w:szCs w:val="17"/>
+        </w:rPr>
+        <w:t xml:space="preserve"> * Fail loudly instead, so it surfaces as a Lambda error — which the</w:t>
+      </w:r>
+    </w:p>
+    <w:p>
+      <w:pPr>
+        <w:shd w:fill="F2F2F2" w:color="auto" w:val="clear"/>
+        <w:spacing w:after="0" w:before="0" w:line="240"/>
+      </w:pPr>
+      <w:r>
+        <w:rPr>
+          <w:rFonts w:ascii="Consolas" w:cs="Consolas" w:eastAsia="Consolas" w:hAnsi="Consolas"/>
+          <w:sz w:val="17"/>
+          <w:szCs w:val="17"/>
+        </w:rPr>
+        <w:t xml:space="preserve"> * CloudWatch alarm on the Errors metric (and therefore Datadog) picks up.</w:t>
+      </w:r>
+    </w:p>
+    <w:p>
+      <w:pPr>
+        <w:shd w:fill="F2F2F2" w:color="auto" w:val="clear"/>
+        <w:spacing w:after="0" w:before="0" w:line="240"/>
+      </w:pPr>
+      <w:r>
+        <w:rPr>
+          <w:rFonts w:ascii="Consolas" w:cs="Consolas" w:eastAsia="Consolas" w:hAnsi="Consolas"/>
+          <w:sz w:val="17"/>
+          <w:szCs w:val="17"/>
+        </w:rPr>
+        <w:t xml:space="preserve"> */</w:t>
+      </w:r>
+    </w:p>
+    <w:p>
+      <w:pPr>
+        <w:shd w:fill="F2F2F2" w:color="auto" w:val="clear"/>
+        <w:spacing w:after="0" w:before="0" w:line="240"/>
+      </w:pPr>
+      <w:r>
+        <w:rPr>
+          <w:rFonts w:ascii="Consolas" w:cs="Consolas" w:eastAsia="Consolas" w:hAnsi="Consolas"/>
+          <w:sz w:val="17"/>
+          <w:szCs w:val="17"/>
+        </w:rPr>
+        <w:t xml:space="preserve">async function verifyLatestRecordIsAvailable(page) {</w:t>
+      </w:r>
+    </w:p>
+    <w:p>
+      <w:pPr>
+        <w:shd w:fill="F2F2F2" w:color="auto" w:val="clear"/>
+        <w:spacing w:after="0" w:before="0" w:line="240"/>
+      </w:pPr>
+      <w:r>
+        <w:rPr>
+          <w:rFonts w:ascii="Consolas" w:cs="Consolas" w:eastAsia="Consolas" w:hAnsi="Consolas"/>
+          <w:sz w:val="17"/>
+          <w:szCs w:val="17"/>
+        </w:rPr>
+        <w:t xml:space="preserve">  if (!isFirstOfMonthUtc()) return;</w:t>
+      </w:r>
+    </w:p>
+    <w:p>
+      <w:pPr>
+        <w:shd w:fill="F2F2F2" w:color="auto" w:val="clear"/>
+        <w:spacing w:after="0" w:before="0" w:line="240"/>
+      </w:pPr>
+      <w:r>
+        <w:rPr>
+          <w:rFonts w:ascii="Consolas" w:cs="Consolas" w:eastAsia="Consolas" w:hAnsi="Consolas"/>
+          <w:sz w:val="17"/>
+          <w:szCs w:val="17"/>
+        </w:rPr>
+        <w:t xml:space="preserve"> </w:t>
+      </w:r>
+    </w:p>
+    <w:p>
+      <w:pPr>
+        <w:shd w:fill="F2F2F2" w:color="auto" w:val="clear"/>
+        <w:spacing w:after="0" w:before="0" w:line="240"/>
+      </w:pPr>
+      <w:r>
+        <w:rPr>
+          <w:rFonts w:ascii="Consolas" w:cs="Consolas" w:eastAsia="Consolas" w:hAnsi="Consolas"/>
+          <w:sz w:val="17"/>
+          <w:szCs w:val="17"/>
+        </w:rPr>
+        <w:t xml:space="preserve">  const cellText = (</w:t>
+      </w:r>
+    </w:p>
+    <w:p>
+      <w:pPr>
+        <w:shd w:fill="F2F2F2" w:color="auto" w:val="clear"/>
+        <w:spacing w:after="0" w:before="0" w:line="240"/>
+      </w:pPr>
+      <w:r>
+        <w:rPr>
+          <w:rFonts w:ascii="Consolas" w:cs="Consolas" w:eastAsia="Consolas" w:hAnsi="Consolas"/>
+          <w:sz w:val="17"/>
+          <w:szCs w:val="17"/>
+        </w:rPr>
+        <w:t xml:space="preserve">    await page.locator(config.selectors.latestEndDateCell).first().textContent()</w:t>
+      </w:r>
+    </w:p>
+    <w:p>
+      <w:pPr>
+        <w:shd w:fill="F2F2F2" w:color="auto" w:val="clear"/>
+        <w:spacing w:after="0" w:before="0" w:line="240"/>
+      </w:pPr>
+      <w:r>
+        <w:rPr>
+          <w:rFonts w:ascii="Consolas" w:cs="Consolas" w:eastAsia="Consolas" w:hAnsi="Consolas"/>
+          <w:sz w:val="17"/>
+          <w:szCs w:val="17"/>
+        </w:rPr>
+        <w:t xml:space="preserve">  ).trim();</w:t>
+      </w:r>
+    </w:p>
+    <w:p>
+      <w:pPr>
+        <w:shd w:fill="F2F2F2" w:color="auto" w:val="clear"/>
+        <w:spacing w:after="0" w:before="0" w:line="240"/>
+      </w:pPr>
+      <w:r>
+        <w:rPr>
+          <w:rFonts w:ascii="Consolas" w:cs="Consolas" w:eastAsia="Consolas" w:hAnsi="Consolas"/>
+          <w:sz w:val="17"/>
+          <w:szCs w:val="17"/>
+        </w:rPr>
+        <w:t xml:space="preserve"> </w:t>
+      </w:r>
+    </w:p>
+    <w:p>
+      <w:pPr>
+        <w:shd w:fill="F2F2F2" w:color="auto" w:val="clear"/>
+        <w:spacing w:after="0" w:before="0" w:line="240"/>
+      </w:pPr>
+      <w:r>
+        <w:rPr>
+          <w:rFonts w:ascii="Consolas" w:cs="Consolas" w:eastAsia="Consolas" w:hAnsi="Consolas"/>
+          <w:sz w:val="17"/>
+          <w:szCs w:val="17"/>
+        </w:rPr>
+        <w:t xml:space="preserve">  const datePart = cellText.split(",")[0].trim();</w:t>
+      </w:r>
+    </w:p>
+    <w:p>
+      <w:pPr>
+        <w:shd w:fill="F2F2F2" w:color="auto" w:val="clear"/>
+        <w:spacing w:after="0" w:before="0" w:line="240"/>
+      </w:pPr>
+      <w:r>
+        <w:rPr>
+          <w:rFonts w:ascii="Consolas" w:cs="Consolas" w:eastAsia="Consolas" w:hAnsi="Consolas"/>
+          <w:sz w:val="17"/>
+          <w:szCs w:val="17"/>
+        </w:rPr>
+        <w:t xml:space="preserve">  const endDate = new Date(`${datePart} UTC`);</w:t>
+      </w:r>
+    </w:p>
+    <w:p>
+      <w:pPr>
+        <w:shd w:fill="F2F2F2" w:color="auto" w:val="clear"/>
+        <w:spacing w:after="0" w:before="0" w:line="240"/>
+      </w:pPr>
+      <w:r>
+        <w:rPr>
+          <w:rFonts w:ascii="Consolas" w:cs="Consolas" w:eastAsia="Consolas" w:hAnsi="Consolas"/>
+          <w:sz w:val="17"/>
+          <w:szCs w:val="17"/>
+        </w:rPr>
+        <w:t xml:space="preserve">  if (isNaN(endDate.getTime())) {</w:t>
+      </w:r>
+    </w:p>
+    <w:p>
+      <w:pPr>
+        <w:shd w:fill="F2F2F2" w:color="auto" w:val="clear"/>
+        <w:spacing w:after="0" w:before="0" w:line="240"/>
+      </w:pPr>
+      <w:r>
+        <w:rPr>
+          <w:rFonts w:ascii="Consolas" w:cs="Consolas" w:eastAsia="Consolas" w:hAnsi="Consolas"/>
+          <w:sz w:val="17"/>
+          <w:szCs w:val="17"/>
+        </w:rPr>
+        <w:t xml:space="preserve">    throw new Error(</w:t>
+      </w:r>
+    </w:p>
+    <w:p>
+      <w:pPr>
+        <w:shd w:fill="F2F2F2" w:color="auto" w:val="clear"/>
+        <w:spacing w:after="0" w:before="0" w:line="240"/>
+      </w:pPr>
+      <w:r>
+        <w:rPr>
+          <w:rFonts w:ascii="Consolas" w:cs="Consolas" w:eastAsia="Consolas" w:hAnsi="Consolas"/>
+          <w:sz w:val="17"/>
+          <w:szCs w:val="17"/>
+        </w:rPr>
+        <w:t xml:space="preserve">      `Could not parse the latest SDR period's end date from "${cellText}" — the SDR table format may have changed.`</w:t>
+      </w:r>
+    </w:p>
+    <w:p>
+      <w:pPr>
+        <w:shd w:fill="F2F2F2" w:color="auto" w:val="clear"/>
+        <w:spacing w:after="0" w:before="0" w:line="240"/>
+      </w:pPr>
+      <w:r>
+        <w:rPr>
+          <w:rFonts w:ascii="Consolas" w:cs="Consolas" w:eastAsia="Consolas" w:hAnsi="Consolas"/>
+          <w:sz w:val="17"/>
+          <w:szCs w:val="17"/>
+        </w:rPr>
+        <w:t xml:space="preserve">    );</w:t>
+      </w:r>
+    </w:p>
+    <w:p>
+      <w:pPr>
+        <w:shd w:fill="F2F2F2" w:color="auto" w:val="clear"/>
+        <w:spacing w:after="0" w:before="0" w:line="240"/>
+      </w:pPr>
+      <w:r>
+        <w:rPr>
+          <w:rFonts w:ascii="Consolas" w:cs="Consolas" w:eastAsia="Consolas" w:hAnsi="Consolas"/>
+          <w:sz w:val="17"/>
+          <w:szCs w:val="17"/>
+        </w:rPr>
+        <w:t xml:space="preserve">  }</w:t>
+      </w:r>
+    </w:p>
+    <w:p>
+      <w:pPr>
+        <w:shd w:fill="F2F2F2" w:color="auto" w:val="clear"/>
+        <w:spacing w:after="0" w:before="0" w:line="240"/>
+      </w:pPr>
+      <w:r>
+        <w:rPr>
+          <w:rFonts w:ascii="Consolas" w:cs="Consolas" w:eastAsia="Consolas" w:hAnsi="Consolas"/>
+          <w:sz w:val="17"/>
+          <w:szCs w:val="17"/>
+        </w:rPr>
+        <w:t xml:space="preserve"> </w:t>
+      </w:r>
+    </w:p>
+    <w:p>
+      <w:pPr>
+        <w:shd w:fill="F2F2F2" w:color="auto" w:val="clear"/>
+        <w:spacing w:after="0" w:before="0" w:line="240"/>
+      </w:pPr>
+      <w:r>
+        <w:rPr>
+          <w:rFonts w:ascii="Consolas" w:cs="Consolas" w:eastAsia="Consolas" w:hAnsi="Consolas"/>
+          <w:sz w:val="17"/>
+          <w:szCs w:val="17"/>
+        </w:rPr>
+        <w:t xml:space="preserve">  const expected = lastDayOfPreviousMonthUtc();</w:t>
+      </w:r>
+    </w:p>
+    <w:p>
+      <w:pPr>
+        <w:shd w:fill="F2F2F2" w:color="auto" w:val="clear"/>
+        <w:spacing w:after="0" w:before="0" w:line="240"/>
+      </w:pPr>
+      <w:r>
+        <w:rPr>
+          <w:rFonts w:ascii="Consolas" w:cs="Consolas" w:eastAsia="Consolas" w:hAnsi="Consolas"/>
+          <w:sz w:val="17"/>
+          <w:szCs w:val="17"/>
+        </w:rPr>
+        <w:t xml:space="preserve">  if (!isSameUtcCalendarDate(endDate, expected)) {</w:t>
+      </w:r>
+    </w:p>
+    <w:p>
+      <w:pPr>
+        <w:shd w:fill="F2F2F2" w:color="auto" w:val="clear"/>
+        <w:spacing w:after="0" w:before="0" w:line="240"/>
+      </w:pPr>
+      <w:r>
+        <w:rPr>
+          <w:rFonts w:ascii="Consolas" w:cs="Consolas" w:eastAsia="Consolas" w:hAnsi="Consolas"/>
+          <w:sz w:val="17"/>
+          <w:szCs w:val="17"/>
+        </w:rPr>
+        <w:t xml:space="preserve">    throw new Error(</w:t>
+      </w:r>
+    </w:p>
+    <w:p>
+      <w:pPr>
+        <w:shd w:fill="F2F2F2" w:color="auto" w:val="clear"/>
+        <w:spacing w:after="0" w:before="0" w:line="240"/>
+      </w:pPr>
+      <w:r>
+        <w:rPr>
+          <w:rFonts w:ascii="Consolas" w:cs="Consolas" w:eastAsia="Consolas" w:hAnsi="Consolas"/>
+          <w:sz w:val="17"/>
+          <w:szCs w:val="17"/>
+        </w:rPr>
+        <w:t xml:space="preserve">      `New CDR record not yet available: expected the newest SDR period to end ${expected.toISOString().slice(0, 10)} (last day of the previous month), but the newest row on the page ends ${endDate.toISOString().slice(0, 10)} ("${cellText}"). Gradwell likely hasn't published this month's CDR yet.`</w:t>
+      </w:r>
+    </w:p>
+    <w:p>
+      <w:pPr>
+        <w:shd w:fill="F2F2F2" w:color="auto" w:val="clear"/>
+        <w:spacing w:after="0" w:before="0" w:line="240"/>
+      </w:pPr>
+      <w:r>
+        <w:rPr>
+          <w:rFonts w:ascii="Consolas" w:cs="Consolas" w:eastAsia="Consolas" w:hAnsi="Consolas"/>
+          <w:sz w:val="17"/>
+          <w:szCs w:val="17"/>
+        </w:rPr>
+        <w:t xml:space="preserve">    );</w:t>
+      </w:r>
+    </w:p>
+    <w:p>
+      <w:pPr>
+        <w:shd w:fill="F2F2F2" w:color="auto" w:val="clear"/>
+        <w:spacing w:after="0" w:before="0" w:line="240"/>
+      </w:pPr>
+      <w:r>
+        <w:rPr>
+          <w:rFonts w:ascii="Consolas" w:cs="Consolas" w:eastAsia="Consolas" w:hAnsi="Consolas"/>
+          <w:sz w:val="17"/>
+          <w:szCs w:val="17"/>
+        </w:rPr>
+        <w:t xml:space="preserve">  }</w:t>
+      </w:r>
+    </w:p>
+    <w:p>
+      <w:pPr>
+        <w:shd w:fill="F2F2F2" w:color="auto" w:val="clear"/>
+        <w:spacing w:after="0" w:before="0" w:line="240"/>
+      </w:pPr>
+      <w:r>
+        <w:rPr>
+          <w:rFonts w:ascii="Consolas" w:cs="Consolas" w:eastAsia="Consolas" w:hAnsi="Consolas"/>
+          <w:sz w:val="17"/>
+          <w:szCs w:val="17"/>
+        </w:rPr>
+        <w:t xml:space="preserve">}</w:t>
+      </w:r>
+    </w:p>
+    <w:p>
+      <w:pPr>
+        <w:shd w:fill="F2F2F2" w:color="auto" w:val="clear"/>
+        <w:spacing w:after="0" w:before="0" w:line="240"/>
+      </w:pPr>
+      <w:r>
+        <w:rPr>
+          <w:rFonts w:ascii="Consolas" w:cs="Consolas" w:eastAsia="Consolas" w:hAnsi="Consolas"/>
+          <w:sz w:val="17"/>
+          <w:szCs w:val="17"/>
+        </w:rPr>
+        <w:t xml:space="preserve"> </w:t>
+      </w:r>
+    </w:p>
+    <w:p>
+      <w:pPr>
+        <w:shd w:fill="F2F2F2" w:color="auto" w:val="clear"/>
+        <w:spacing w:after="0" w:before="0" w:line="240"/>
+      </w:pPr>
+      <w:r>
+        <w:rPr>
+          <w:rFonts w:ascii="Consolas" w:cs="Consolas" w:eastAsia="Consolas" w:hAnsi="Consolas"/>
+          <w:sz w:val="17"/>
+          <w:szCs w:val="17"/>
+        </w:rPr>
+        <w:t xml:space="preserve">/**</w:t>
+      </w:r>
+    </w:p>
+    <w:p>
+      <w:pPr>
+        <w:shd w:fill="F2F2F2" w:color="auto" w:val="clear"/>
+        <w:spacing w:after="0" w:before="0" w:line="240"/>
+      </w:pPr>
+      <w:r>
+        <w:rPr>
+          <w:rFonts w:ascii="Consolas" w:cs="Consolas" w:eastAsia="Consolas" w:hAnsi="Consolas"/>
+          <w:sz w:val="17"/>
+          <w:szCs w:val="17"/>
+        </w:rPr>
         <w:t xml:space="preserve"> * Clicks the download link/button and reads the resulting file into memory.</w:t>
       </w:r>
     </w:p>
@@ -3633,6 +4667,34 @@
           <w:szCs w:val="17"/>
         </w:rPr>
         <w:t xml:space="preserve">    await captureDebugScreenshot(page, bucket, runId, "03-sdr-section");</w:t>
+      </w:r>
+    </w:p>
+    <w:p>
+      <w:pPr>
+        <w:shd w:fill="F2F2F2" w:color="auto" w:val="clear"/>
+        <w:spacing w:after="0" w:before="0" w:line="240"/>
+      </w:pPr>
+      <w:r>
+        <w:rPr>
+          <w:rFonts w:ascii="Consolas" w:cs="Consolas" w:eastAsia="Consolas" w:hAnsi="Consolas"/>
+          <w:sz w:val="17"/>
+          <w:szCs w:val="17"/>
+        </w:rPr>
+        <w:t xml:space="preserve"> </w:t>
+      </w:r>
+    </w:p>
+    <w:p>
+      <w:pPr>
+        <w:shd w:fill="F2F2F2" w:color="auto" w:val="clear"/>
+        <w:spacing w:after="0" w:before="0" w:line="240"/>
+      </w:pPr>
+      <w:r>
+        <w:rPr>
+          <w:rFonts w:ascii="Consolas" w:cs="Consolas" w:eastAsia="Consolas" w:hAnsi="Consolas"/>
+          <w:sz w:val="17"/>
+          <w:szCs w:val="17"/>
+        </w:rPr>
+        <w:t xml:space="preserve">    await verifyLatestRecordIsAvailable(page);</w:t>
       </w:r>
     </w:p>
     <w:p>
@@ -4521,6 +5583,90 @@
           <w:szCs w:val="17"/>
         </w:rPr>
         <w:t xml:space="preserve">      "table tbody tr:first-child td:last-child a, table tbody tr:first-child td:last-child button, table tbody tr:first-child a, table tbody tr:first-child button"</w:t>
+      </w:r>
+    </w:p>
+    <w:p>
+      <w:pPr>
+        <w:shd w:fill="F2F2F2" w:color="auto" w:val="clear"/>
+        <w:spacing w:after="0" w:before="0" w:line="240"/>
+      </w:pPr>
+      <w:r>
+        <w:rPr>
+          <w:rFonts w:ascii="Consolas" w:cs="Consolas" w:eastAsia="Consolas" w:hAnsi="Consolas"/>
+          <w:sz w:val="17"/>
+          <w:szCs w:val="17"/>
+        </w:rPr>
+        <w:t xml:space="preserve">    ),</w:t>
+      </w:r>
+    </w:p>
+    <w:p>
+      <w:pPr>
+        <w:shd w:fill="F2F2F2" w:color="auto" w:val="clear"/>
+        <w:spacing w:after="0" w:before="0" w:line="240"/>
+      </w:pPr>
+      <w:r>
+        <w:rPr>
+          <w:rFonts w:ascii="Consolas" w:cs="Consolas" w:eastAsia="Consolas" w:hAnsi="Consolas"/>
+          <w:sz w:val="17"/>
+          <w:szCs w:val="17"/>
+        </w:rPr>
+        <w:t xml:space="preserve">    // "End Date" is the 2nd column (Start Date / End Date / Download) of the</w:t>
+      </w:r>
+    </w:p>
+    <w:p>
+      <w:pPr>
+        <w:shd w:fill="F2F2F2" w:color="auto" w:val="clear"/>
+        <w:spacing w:after="0" w:before="0" w:line="240"/>
+      </w:pPr>
+      <w:r>
+        <w:rPr>
+          <w:rFonts w:ascii="Consolas" w:cs="Consolas" w:eastAsia="Consolas" w:hAnsi="Consolas"/>
+          <w:sz w:val="17"/>
+          <w:szCs w:val="17"/>
+        </w:rPr>
+        <w:t xml:space="preserve">    // newest (first) row.</w:t>
+      </w:r>
+    </w:p>
+    <w:p>
+      <w:pPr>
+        <w:shd w:fill="F2F2F2" w:color="auto" w:val="clear"/>
+        <w:spacing w:after="0" w:before="0" w:line="240"/>
+      </w:pPr>
+      <w:r>
+        <w:rPr>
+          <w:rFonts w:ascii="Consolas" w:cs="Consolas" w:eastAsia="Consolas" w:hAnsi="Consolas"/>
+          <w:sz w:val="17"/>
+          <w:szCs w:val="17"/>
+        </w:rPr>
+        <w:t xml:space="preserve">    latestEndDateCell: env(</w:t>
+      </w:r>
+    </w:p>
+    <w:p>
+      <w:pPr>
+        <w:shd w:fill="F2F2F2" w:color="auto" w:val="clear"/>
+        <w:spacing w:after="0" w:before="0" w:line="240"/>
+      </w:pPr>
+      <w:r>
+        <w:rPr>
+          <w:rFonts w:ascii="Consolas" w:cs="Consolas" w:eastAsia="Consolas" w:hAnsi="Consolas"/>
+          <w:sz w:val="17"/>
+          <w:szCs w:val="17"/>
+        </w:rPr>
+        <w:t xml:space="preserve">      "SELECTOR_LATEST_END_DATE_CELL",</w:t>
+      </w:r>
+    </w:p>
+    <w:p>
+      <w:pPr>
+        <w:shd w:fill="F2F2F2" w:color="auto" w:val="clear"/>
+        <w:spacing w:after="0" w:before="0" w:line="240"/>
+      </w:pPr>
+      <w:r>
+        <w:rPr>
+          <w:rFonts w:ascii="Consolas" w:cs="Consolas" w:eastAsia="Consolas" w:hAnsi="Consolas"/>
+          <w:sz w:val="17"/>
+          <w:szCs w:val="17"/>
+        </w:rPr>
+        <w:t xml:space="preserve">      "table tbody tr:first-child td:nth-child(2)"</w:t>
       </w:r>
     </w:p>
     <w:p>

--- a/CdrDownloaderFunction-Lambda-Config.docx
+++ b/CdrDownloaderFunction-Lambda-Config.docx
@@ -381,6 +381,104 @@
           </w:p>
         </w:tc>
       </w:tr>
+      <w:tr>
+        <w:tc>
+          <w:tcPr>
+            <w:tcW w:type="dxa" w:w="1200"/>
+            <w:tcMar>
+              <w:top w:type="dxa" w:w="80"/>
+              <w:left w:type="dxa" w:w="100"/>
+              <w:bottom w:type="dxa" w:w="80"/>
+              <w:right w:type="dxa" w:w="100"/>
+            </w:tcMar>
+            <w:vAlign w:val="center"/>
+          </w:tcPr>
+          <w:p>
+            <w:r>
+              <w:rPr>
+                <w:b w:val="false"/>
+                <w:bCs w:val="false"/>
+                <w:color w:val="000000"/>
+                <w:sz w:val="19"/>
+                <w:szCs w:val="19"/>
+              </w:rPr>
+              <w:t xml:space="preserve">1.2</w:t>
+            </w:r>
+          </w:p>
+        </w:tc>
+        <w:tc>
+          <w:tcPr>
+            <w:tcW w:type="dxa" w:w="1600"/>
+            <w:tcMar>
+              <w:top w:type="dxa" w:w="80"/>
+              <w:left w:type="dxa" w:w="100"/>
+              <w:bottom w:type="dxa" w:w="80"/>
+              <w:right w:type="dxa" w:w="100"/>
+            </w:tcMar>
+            <w:vAlign w:val="center"/>
+          </w:tcPr>
+          <w:p>
+            <w:r>
+              <w:rPr>
+                <w:b w:val="false"/>
+                <w:bCs w:val="false"/>
+                <w:color w:val="000000"/>
+                <w:sz w:val="19"/>
+                <w:szCs w:val="19"/>
+              </w:rPr>
+              <w:t xml:space="preserve">2026-09-18</w:t>
+            </w:r>
+          </w:p>
+        </w:tc>
+        <w:tc>
+          <w:tcPr>
+            <w:tcW w:type="dxa" w:w="2200"/>
+            <w:tcMar>
+              <w:top w:type="dxa" w:w="80"/>
+              <w:left w:type="dxa" w:w="100"/>
+              <w:bottom w:type="dxa" w:w="80"/>
+              <w:right w:type="dxa" w:w="100"/>
+            </w:tcMar>
+            <w:vAlign w:val="center"/>
+          </w:tcPr>
+          <w:p>
+            <w:r>
+              <w:rPr>
+                <w:b w:val="false"/>
+                <w:bCs w:val="false"/>
+                <w:color w:val="000000"/>
+                <w:sz w:val="19"/>
+                <w:szCs w:val="19"/>
+              </w:rPr>
+              <w:t xml:space="preserve">Owen Idehen</w:t>
+            </w:r>
+          </w:p>
+        </w:tc>
+        <w:tc>
+          <w:tcPr>
+            <w:tcW w:type="dxa" w:w="5080"/>
+            <w:tcMar>
+              <w:top w:type="dxa" w:w="80"/>
+              <w:left w:type="dxa" w:w="100"/>
+              <w:bottom w:type="dxa" w:w="80"/>
+              <w:right w:type="dxa" w:w="100"/>
+            </w:tcMar>
+            <w:vAlign w:val="center"/>
+          </w:tcPr>
+          <w:p>
+            <w:r>
+              <w:rPr>
+                <w:b w:val="false"/>
+                <w:bCs w:val="false"/>
+                <w:color w:val="000000"/>
+                <w:sz w:val="19"/>
+                <w:szCs w:val="19"/>
+              </w:rPr>
+              <w:t xml:space="preserve">Security hardening: replaced SAM's bucket-wide S3WritePolicy with a custom statement scoped to s3:PutObject on only the cdr/* and debug/* prefixes. Source commit 9bae2d8.</w:t>
+            </w:r>
+          </w:p>
+        </w:tc>
+      </w:tr>
     </w:tbl>
     <w:p>
       <w:pPr>
@@ -723,35 +821,77 @@
           <w:sz w:val="17"/>
           <w:szCs w:val="17"/>
         </w:rPr>
-        <w:t xml:space="preserve">      - S3WritePolicy:</w:t>
-      </w:r>
-    </w:p>
-    <w:p>
-      <w:pPr>
-        <w:shd w:fill="F2F2F2" w:color="auto" w:val="clear"/>
-        <w:spacing w:after="0" w:before="0" w:line="240"/>
-      </w:pPr>
-      <w:r>
-        <w:rPr>
-          <w:rFonts w:ascii="Consolas" w:cs="Consolas" w:eastAsia="Consolas" w:hAnsi="Consolas"/>
-          <w:sz w:val="17"/>
-          <w:szCs w:val="17"/>
-        </w:rPr>
-        <w:t xml:space="preserve">          BucketName: !Ref CdrBucket</w:t>
-      </w:r>
-    </w:p>
-    <w:p>
-      <w:pPr>
-        <w:shd w:fill="F2F2F2" w:color="auto" w:val="clear"/>
-        <w:spacing w:after="0" w:before="0" w:line="240"/>
-      </w:pPr>
-      <w:r>
-        <w:rPr>
-          <w:rFonts w:ascii="Consolas" w:cs="Consolas" w:eastAsia="Consolas" w:hAnsi="Consolas"/>
-          <w:sz w:val="17"/>
-          <w:szCs w:val="17"/>
-        </w:rPr>
         <w:t xml:space="preserve">      - Statement:</w:t>
+      </w:r>
+    </w:p>
+    <w:p>
+      <w:pPr>
+        <w:shd w:fill="F2F2F2" w:color="auto" w:val="clear"/>
+        <w:spacing w:after="0" w:before="0" w:line="240"/>
+      </w:pPr>
+      <w:r>
+        <w:rPr>
+          <w:rFonts w:ascii="Consolas" w:cs="Consolas" w:eastAsia="Consolas" w:hAnsi="Consolas"/>
+          <w:sz w:val="17"/>
+          <w:szCs w:val="17"/>
+        </w:rPr>
+        <w:t xml:space="preserve">          - Effect: Allow</w:t>
+      </w:r>
+    </w:p>
+    <w:p>
+      <w:pPr>
+        <w:shd w:fill="F2F2F2" w:color="auto" w:val="clear"/>
+        <w:spacing w:after="0" w:before="0" w:line="240"/>
+      </w:pPr>
+      <w:r>
+        <w:rPr>
+          <w:rFonts w:ascii="Consolas" w:cs="Consolas" w:eastAsia="Consolas" w:hAnsi="Consolas"/>
+          <w:sz w:val="17"/>
+          <w:szCs w:val="17"/>
+        </w:rPr>
+        <w:t xml:space="preserve">            Action: s3:PutObject</w:t>
+      </w:r>
+    </w:p>
+    <w:p>
+      <w:pPr>
+        <w:shd w:fill="F2F2F2" w:color="auto" w:val="clear"/>
+        <w:spacing w:after="0" w:before="0" w:line="240"/>
+      </w:pPr>
+      <w:r>
+        <w:rPr>
+          <w:rFonts w:ascii="Consolas" w:cs="Consolas" w:eastAsia="Consolas" w:hAnsi="Consolas"/>
+          <w:sz w:val="17"/>
+          <w:szCs w:val="17"/>
+        </w:rPr>
+        <w:t xml:space="preserve">            Resource:</w:t>
+      </w:r>
+    </w:p>
+    <w:p>
+      <w:pPr>
+        <w:shd w:fill="F2F2F2" w:color="auto" w:val="clear"/>
+        <w:spacing w:after="0" w:before="0" w:line="240"/>
+      </w:pPr>
+      <w:r>
+        <w:rPr>
+          <w:rFonts w:ascii="Consolas" w:cs="Consolas" w:eastAsia="Consolas" w:hAnsi="Consolas"/>
+          <w:sz w:val="17"/>
+          <w:szCs w:val="17"/>
+        </w:rPr>
+        <w:t xml:space="preserve">              - !Sub "${CdrBucket.Arn}/cdr/*"</w:t>
+      </w:r>
+    </w:p>
+    <w:p>
+      <w:pPr>
+        <w:shd w:fill="F2F2F2" w:color="auto" w:val="clear"/>
+        <w:spacing w:after="0" w:before="0" w:line="240"/>
+      </w:pPr>
+      <w:r>
+        <w:rPr>
+          <w:rFonts w:ascii="Consolas" w:cs="Consolas" w:eastAsia="Consolas" w:hAnsi="Consolas"/>
+          <w:sz w:val="17"/>
+          <w:szCs w:val="17"/>
+        </w:rPr>
+        <w:t xml:space="preserve">              - !Sub "${CdrBucket.Arn}/debug/*"</w:t>
       </w:r>
     </w:p>
     <w:p>
@@ -1603,7 +1743,7 @@
           <w:sz w:val="22"/>
           <w:szCs w:val="22"/>
         </w:rPr>
-        <w:t xml:space="preserve">Auto-generated by AWS SAM from the policies above: s3:PutObject (and related write actions) scoped to the CdrBucket; secretsmanager:GetSecretValue scoped to the named secret's ARN pattern; plus the default Lambda basic execution policy (CloudWatch Logs write) SAM always attaches.</w:t>
+        <w:t xml:space="preserve">s3:PutObject scoped to exactly the cdr/* and debug/* prefixes of CdrBucket (not the bucket as a whole — the only action and prefixes the code ever uses); secretsmanager:GetSecretValue scoped to the named secret's ARN pattern; plus the default Lambda basic execution policy (CloudWatch Logs write) SAM always attaches. No broader S3 or Secrets Manager access is granted.</w:t>
       </w:r>
     </w:p>
     <w:p>

--- a/CdrDownloaderFunction-Lambda-Config.docx
+++ b/CdrDownloaderFunction-Lambda-Config.docx
@@ -479,6 +479,300 @@
           </w:p>
         </w:tc>
       </w:tr>
+      <w:tr>
+        <w:tc>
+          <w:tcPr>
+            <w:tcW w:type="dxa" w:w="1200"/>
+            <w:tcMar>
+              <w:top w:type="dxa" w:w="80"/>
+              <w:left w:type="dxa" w:w="100"/>
+              <w:bottom w:type="dxa" w:w="80"/>
+              <w:right w:type="dxa" w:w="100"/>
+            </w:tcMar>
+            <w:vAlign w:val="center"/>
+          </w:tcPr>
+          <w:p>
+            <w:r>
+              <w:rPr>
+                <w:b w:val="false"/>
+                <w:bCs w:val="false"/>
+                <w:color w:val="000000"/>
+                <w:sz w:val="19"/>
+                <w:szCs w:val="19"/>
+              </w:rPr>
+              <w:t xml:space="preserve">1.3</w:t>
+            </w:r>
+          </w:p>
+        </w:tc>
+        <w:tc>
+          <w:tcPr>
+            <w:tcW w:type="dxa" w:w="1600"/>
+            <w:tcMar>
+              <w:top w:type="dxa" w:w="80"/>
+              <w:left w:type="dxa" w:w="100"/>
+              <w:bottom w:type="dxa" w:w="80"/>
+              <w:right w:type="dxa" w:w="100"/>
+            </w:tcMar>
+            <w:vAlign w:val="center"/>
+          </w:tcPr>
+          <w:p>
+            <w:r>
+              <w:rPr>
+                <w:b w:val="false"/>
+                <w:bCs w:val="false"/>
+                <w:color w:val="000000"/>
+                <w:sz w:val="19"/>
+                <w:szCs w:val="19"/>
+              </w:rPr>
+              <w:t xml:space="preserve">2026-09-23</w:t>
+            </w:r>
+          </w:p>
+        </w:tc>
+        <w:tc>
+          <w:tcPr>
+            <w:tcW w:type="dxa" w:w="2200"/>
+            <w:tcMar>
+              <w:top w:type="dxa" w:w="80"/>
+              <w:left w:type="dxa" w:w="100"/>
+              <w:bottom w:type="dxa" w:w="80"/>
+              <w:right w:type="dxa" w:w="100"/>
+            </w:tcMar>
+            <w:vAlign w:val="center"/>
+          </w:tcPr>
+          <w:p>
+            <w:r>
+              <w:rPr>
+                <w:b w:val="false"/>
+                <w:bCs w:val="false"/>
+                <w:color w:val="000000"/>
+                <w:sz w:val="19"/>
+                <w:szCs w:val="19"/>
+              </w:rPr>
+              <w:t xml:space="preserve">Owen Idehen</w:t>
+            </w:r>
+          </w:p>
+        </w:tc>
+        <w:tc>
+          <w:tcPr>
+            <w:tcW w:type="dxa" w:w="5080"/>
+            <w:tcMar>
+              <w:top w:type="dxa" w:w="80"/>
+              <w:left w:type="dxa" w:w="100"/>
+              <w:bottom w:type="dxa" w:w="80"/>
+              <w:right w:type="dxa" w:w="100"/>
+            </w:tcMar>
+            <w:vAlign w:val="center"/>
+          </w:tcPr>
+          <w:p>
+            <w:r>
+              <w:rPr>
+                <w:b w:val="false"/>
+                <w:bCs w:val="false"/>
+                <w:color w:val="000000"/>
+                <w:sz w:val="19"/>
+                <w:szCs w:val="19"/>
+              </w:rPr>
+              <w:t xml:space="preserve">Added execution duration timing: the handler now returns durationMs in its response and logs elapsed time on both success and failure, making it easy to see how long a run took and spot runs approaching the 180s timeout. Source commit dacb73a.</w:t>
+            </w:r>
+          </w:p>
+        </w:tc>
+      </w:tr>
+      <w:tr>
+        <w:tc>
+          <w:tcPr>
+            <w:tcW w:type="dxa" w:w="1200"/>
+            <w:tcMar>
+              <w:top w:type="dxa" w:w="80"/>
+              <w:left w:type="dxa" w:w="100"/>
+              <w:bottom w:type="dxa" w:w="80"/>
+              <w:right w:type="dxa" w:w="100"/>
+            </w:tcMar>
+            <w:vAlign w:val="center"/>
+          </w:tcPr>
+          <w:p>
+            <w:r>
+              <w:rPr>
+                <w:b w:val="false"/>
+                <w:bCs w:val="false"/>
+                <w:color w:val="000000"/>
+                <w:sz w:val="19"/>
+                <w:szCs w:val="19"/>
+              </w:rPr>
+              <w:t xml:space="preserve">1.4</w:t>
+            </w:r>
+          </w:p>
+        </w:tc>
+        <w:tc>
+          <w:tcPr>
+            <w:tcW w:type="dxa" w:w="1600"/>
+            <w:tcMar>
+              <w:top w:type="dxa" w:w="80"/>
+              <w:left w:type="dxa" w:w="100"/>
+              <w:bottom w:type="dxa" w:w="80"/>
+              <w:right w:type="dxa" w:w="100"/>
+            </w:tcMar>
+            <w:vAlign w:val="center"/>
+          </w:tcPr>
+          <w:p>
+            <w:r>
+              <w:rPr>
+                <w:b w:val="false"/>
+                <w:bCs w:val="false"/>
+                <w:color w:val="000000"/>
+                <w:sz w:val="19"/>
+                <w:szCs w:val="19"/>
+              </w:rPr>
+              <w:t xml:space="preserve">2026-09-23</w:t>
+            </w:r>
+          </w:p>
+        </w:tc>
+        <w:tc>
+          <w:tcPr>
+            <w:tcW w:type="dxa" w:w="2200"/>
+            <w:tcMar>
+              <w:top w:type="dxa" w:w="80"/>
+              <w:left w:type="dxa" w:w="100"/>
+              <w:bottom w:type="dxa" w:w="80"/>
+              <w:right w:type="dxa" w:w="100"/>
+            </w:tcMar>
+            <w:vAlign w:val="center"/>
+          </w:tcPr>
+          <w:p>
+            <w:r>
+              <w:rPr>
+                <w:b w:val="false"/>
+                <w:bCs w:val="false"/>
+                <w:color w:val="000000"/>
+                <w:sz w:val="19"/>
+                <w:szCs w:val="19"/>
+              </w:rPr>
+              <w:t xml:space="preserve">Owen Idehen</w:t>
+            </w:r>
+          </w:p>
+        </w:tc>
+        <w:tc>
+          <w:tcPr>
+            <w:tcW w:type="dxa" w:w="5080"/>
+            <w:tcMar>
+              <w:top w:type="dxa" w:w="80"/>
+              <w:left w:type="dxa" w:w="100"/>
+              <w:bottom w:type="dxa" w:w="80"/>
+              <w:right w:type="dxa" w:w="100"/>
+            </w:tcMar>
+            <w:vAlign w:val="center"/>
+          </w:tcPr>
+          <w:p>
+            <w:r>
+              <w:rPr>
+                <w:b w:val="false"/>
+                <w:bCs w:val="false"/>
+                <w:color w:val="000000"/>
+                <w:sz w:val="19"/>
+                <w:szCs w:val="19"/>
+              </w:rPr>
+              <w:t xml:space="preserve">Replaced the classic EventBridge Rule (Schedule event, UTC-only) with AWS EventBridge Scheduler (MonthlyCdrDownloadSchedule + SchedulerInvokeRole), so the monthly trigger stays fixed at a local time (default 09:00 Europe/London) across the GMT/BST transition instead of drifting by an hour. Source commit 83700b3.</w:t>
+            </w:r>
+          </w:p>
+        </w:tc>
+      </w:tr>
+      <w:tr>
+        <w:tc>
+          <w:tcPr>
+            <w:tcW w:type="dxa" w:w="1200"/>
+            <w:tcMar>
+              <w:top w:type="dxa" w:w="80"/>
+              <w:left w:type="dxa" w:w="100"/>
+              <w:bottom w:type="dxa" w:w="80"/>
+              <w:right w:type="dxa" w:w="100"/>
+            </w:tcMar>
+            <w:vAlign w:val="center"/>
+          </w:tcPr>
+          <w:p>
+            <w:r>
+              <w:rPr>
+                <w:b w:val="false"/>
+                <w:bCs w:val="false"/>
+                <w:color w:val="000000"/>
+                <w:sz w:val="19"/>
+                <w:szCs w:val="19"/>
+              </w:rPr>
+              <w:t xml:space="preserve">1.5</w:t>
+            </w:r>
+          </w:p>
+        </w:tc>
+        <w:tc>
+          <w:tcPr>
+            <w:tcW w:type="dxa" w:w="1600"/>
+            <w:tcMar>
+              <w:top w:type="dxa" w:w="80"/>
+              <w:left w:type="dxa" w:w="100"/>
+              <w:bottom w:type="dxa" w:w="80"/>
+              <w:right w:type="dxa" w:w="100"/>
+            </w:tcMar>
+            <w:vAlign w:val="center"/>
+          </w:tcPr>
+          <w:p>
+            <w:r>
+              <w:rPr>
+                <w:b w:val="false"/>
+                <w:bCs w:val="false"/>
+                <w:color w:val="000000"/>
+                <w:sz w:val="19"/>
+                <w:szCs w:val="19"/>
+              </w:rPr>
+              <w:t xml:space="preserve">2026-09-23</w:t>
+            </w:r>
+          </w:p>
+        </w:tc>
+        <w:tc>
+          <w:tcPr>
+            <w:tcW w:type="dxa" w:w="2200"/>
+            <w:tcMar>
+              <w:top w:type="dxa" w:w="80"/>
+              <w:left w:type="dxa" w:w="100"/>
+              <w:bottom w:type="dxa" w:w="80"/>
+              <w:right w:type="dxa" w:w="100"/>
+            </w:tcMar>
+            <w:vAlign w:val="center"/>
+          </w:tcPr>
+          <w:p>
+            <w:r>
+              <w:rPr>
+                <w:b w:val="false"/>
+                <w:bCs w:val="false"/>
+                <w:color w:val="000000"/>
+                <w:sz w:val="19"/>
+                <w:szCs w:val="19"/>
+              </w:rPr>
+              <w:t xml:space="preserve">Owen Idehen</w:t>
+            </w:r>
+          </w:p>
+        </w:tc>
+        <w:tc>
+          <w:tcPr>
+            <w:tcW w:type="dxa" w:w="5080"/>
+            <w:tcMar>
+              <w:top w:type="dxa" w:w="80"/>
+              <w:left w:type="dxa" w:w="100"/>
+              <w:bottom w:type="dxa" w:w="80"/>
+              <w:right w:type="dxa" w:w="100"/>
+            </w:tcMar>
+            <w:vAlign w:val="center"/>
+          </w:tcPr>
+          <w:p>
+            <w:r>
+              <w:rPr>
+                <w:b w:val="false"/>
+                <w:bCs w:val="false"/>
+                <w:color w:val="000000"/>
+                <w:sz w:val="19"/>
+                <w:szCs w:val="19"/>
+              </w:rPr>
+              <w:t xml:space="preserve">Made DatadogForwarderTopicArn optional: it now defaults to an empty string, and a new HasDatadogForwarderTopicArn condition gates the alarm's AlarmActions/OKActions, so the stack deploys cleanly before a Datadog Forwarder exists. Source commit c09472a.</w:t>
+            </w:r>
+          </w:p>
+        </w:tc>
+      </w:tr>
     </w:tbl>
     <w:p>
       <w:pPr>
@@ -924,118 +1218,6 @@
     </w:p>
     <w:p>
       <w:pPr>
-        <w:shd w:fill="F2F2F2" w:color="auto" w:val="clear"/>
-        <w:spacing w:after="0" w:before="0" w:line="240"/>
-      </w:pPr>
-      <w:r>
-        <w:rPr>
-          <w:rFonts w:ascii="Consolas" w:cs="Consolas" w:eastAsia="Consolas" w:hAnsi="Consolas"/>
-          <w:sz w:val="17"/>
-          <w:szCs w:val="17"/>
-        </w:rPr>
-        <w:t xml:space="preserve">            Resource: !Sub "arn:${AWS::Partition}:secretsmanager:${AWS::Region}:${AWS::AccountId}:secret:${CredentialsSecretName}*"</w:t>
-      </w:r>
-    </w:p>
-    <w:p>
-      <w:pPr>
-        <w:shd w:fill="F2F2F2" w:color="auto" w:val="clear"/>
-        <w:spacing w:after="0" w:before="0" w:line="240"/>
-      </w:pPr>
-      <w:r>
-        <w:rPr>
-          <w:rFonts w:ascii="Consolas" w:cs="Consolas" w:eastAsia="Consolas" w:hAnsi="Consolas"/>
-          <w:sz w:val="17"/>
-          <w:szCs w:val="17"/>
-        </w:rPr>
-        <w:t xml:space="preserve">    Events:</w:t>
-      </w:r>
-    </w:p>
-    <w:p>
-      <w:pPr>
-        <w:shd w:fill="F2F2F2" w:color="auto" w:val="clear"/>
-        <w:spacing w:after="0" w:before="0" w:line="240"/>
-      </w:pPr>
-      <w:r>
-        <w:rPr>
-          <w:rFonts w:ascii="Consolas" w:cs="Consolas" w:eastAsia="Consolas" w:hAnsi="Consolas"/>
-          <w:sz w:val="17"/>
-          <w:szCs w:val="17"/>
-        </w:rPr>
-        <w:t xml:space="preserve">      MonthlySchedule:</w:t>
-      </w:r>
-    </w:p>
-    <w:p>
-      <w:pPr>
-        <w:shd w:fill="F2F2F2" w:color="auto" w:val="clear"/>
-        <w:spacing w:after="0" w:before="0" w:line="240"/>
-      </w:pPr>
-      <w:r>
-        <w:rPr>
-          <w:rFonts w:ascii="Consolas" w:cs="Consolas" w:eastAsia="Consolas" w:hAnsi="Consolas"/>
-          <w:sz w:val="17"/>
-          <w:szCs w:val="17"/>
-        </w:rPr>
-        <w:t xml:space="preserve">        Type: Schedule</w:t>
-      </w:r>
-    </w:p>
-    <w:p>
-      <w:pPr>
-        <w:shd w:fill="F2F2F2" w:color="auto" w:val="clear"/>
-        <w:spacing w:after="0" w:before="0" w:line="240"/>
-      </w:pPr>
-      <w:r>
-        <w:rPr>
-          <w:rFonts w:ascii="Consolas" w:cs="Consolas" w:eastAsia="Consolas" w:hAnsi="Consolas"/>
-          <w:sz w:val="17"/>
-          <w:szCs w:val="17"/>
-        </w:rPr>
-        <w:t xml:space="preserve">        Properties:</w:t>
-      </w:r>
-    </w:p>
-    <w:p>
-      <w:pPr>
-        <w:shd w:fill="F2F2F2" w:color="auto" w:val="clear"/>
-        <w:spacing w:after="0" w:before="0" w:line="240"/>
-      </w:pPr>
-      <w:r>
-        <w:rPr>
-          <w:rFonts w:ascii="Consolas" w:cs="Consolas" w:eastAsia="Consolas" w:hAnsi="Consolas"/>
-          <w:sz w:val="17"/>
-          <w:szCs w:val="17"/>
-        </w:rPr>
-        <w:t xml:space="preserve">          Schedule: !Ref ScheduleExpression</w:t>
-      </w:r>
-    </w:p>
-    <w:p>
-      <w:pPr>
-        <w:shd w:fill="F2F2F2" w:color="auto" w:val="clear"/>
-        <w:spacing w:after="0" w:before="0" w:line="240"/>
-      </w:pPr>
-      <w:r>
-        <w:rPr>
-          <w:rFonts w:ascii="Consolas" w:cs="Consolas" w:eastAsia="Consolas" w:hAnsi="Consolas"/>
-          <w:sz w:val="17"/>
-          <w:szCs w:val="17"/>
-        </w:rPr>
-        <w:t xml:space="preserve">          Name: !Sub "${AWS::StackName}-monthly-cdr-download"</w:t>
-      </w:r>
-    </w:p>
-    <w:p>
-      <w:pPr>
-        <w:shd w:fill="F2F2F2" w:color="auto" w:val="clear"/>
-        <w:spacing w:after="0" w:before="0" w:line="240"/>
-      </w:pPr>
-      <w:r>
-        <w:rPr>
-          <w:rFonts w:ascii="Consolas" w:cs="Consolas" w:eastAsia="Consolas" w:hAnsi="Consolas"/>
-          <w:sz w:val="17"/>
-          <w:szCs w:val="17"/>
-        </w:rPr>
-        <w:t xml:space="preserve">          Description: Triggers the CDR download on the 1st of every month</w:t>
-      </w:r>
-    </w:p>
-    <w:p>
-      <w:pPr>
         <w:pBdr>
           <w:bottom w:val="single" w:color="CCCCCC" w:sz="4"/>
         </w:pBdr>
@@ -1048,7 +1230,7 @@
           <w:sz w:val="17"/>
           <w:szCs w:val="17"/>
         </w:rPr>
-        <w:t xml:space="preserve">          Enabled: true</w:t>
+        <w:t xml:space="preserve">            Resource: !Sub "arn:${AWS::Partition}:secretsmanager:${AWS::Region}:${AWS::AccountId}:secret:${CredentialsSecretName}*"</w:t>
       </w:r>
     </w:p>
     <w:p>
@@ -1102,21 +1284,105 @@
           <w:sz w:val="17"/>
           <w:szCs w:val="17"/>
         </w:rPr>
-        <w:t xml:space="preserve">  Default: "cron(0 3 1 * ? *)"</w:t>
-      </w:r>
-    </w:p>
-    <w:p>
-      <w:pPr>
-        <w:shd w:fill="F2F2F2" w:color="auto" w:val="clear"/>
-        <w:spacing w:after="0" w:before="0" w:line="240"/>
-      </w:pPr>
-      <w:r>
-        <w:rPr>
-          <w:rFonts w:ascii="Consolas" w:cs="Consolas" w:eastAsia="Consolas" w:hAnsi="Consolas"/>
-          <w:sz w:val="17"/>
-          <w:szCs w:val="17"/>
-        </w:rPr>
-        <w:t xml:space="preserve">  Description: 03:00 UTC on the 1st of every month.</w:t>
+        <w:t xml:space="preserve">  Default: "cron(0 9 1 * ? *)"</w:t>
+      </w:r>
+    </w:p>
+    <w:p>
+      <w:pPr>
+        <w:shd w:fill="F2F2F2" w:color="auto" w:val="clear"/>
+        <w:spacing w:after="0" w:before="0" w:line="240"/>
+      </w:pPr>
+      <w:r>
+        <w:rPr>
+          <w:rFonts w:ascii="Consolas" w:cs="Consolas" w:eastAsia="Consolas" w:hAnsi="Consolas"/>
+          <w:sz w:val="17"/>
+          <w:szCs w:val="17"/>
+        </w:rPr>
+        <w:t xml:space="preserve">  Description: &gt;</w:t>
+      </w:r>
+    </w:p>
+    <w:p>
+      <w:pPr>
+        <w:shd w:fill="F2F2F2" w:color="auto" w:val="clear"/>
+        <w:spacing w:after="0" w:before="0" w:line="240"/>
+      </w:pPr>
+      <w:r>
+        <w:rPr>
+          <w:rFonts w:ascii="Consolas" w:cs="Consolas" w:eastAsia="Consolas" w:hAnsi="Consolas"/>
+          <w:sz w:val="17"/>
+          <w:szCs w:val="17"/>
+        </w:rPr>
+        <w:t xml:space="preserve">    When the download job runs, evaluated in the timezone named by</w:t>
+      </w:r>
+    </w:p>
+    <w:p>
+      <w:pPr>
+        <w:shd w:fill="F2F2F2" w:color="auto" w:val="clear"/>
+        <w:spacing w:after="0" w:before="0" w:line="240"/>
+      </w:pPr>
+      <w:r>
+        <w:rPr>
+          <w:rFonts w:ascii="Consolas" w:cs="Consolas" w:eastAsia="Consolas" w:hAnsi="Consolas"/>
+          <w:sz w:val="17"/>
+          <w:szCs w:val="17"/>
+        </w:rPr>
+        <w:t xml:space="preserve">    ScheduleTimezone (not UTC). Default is 09:00 on the 1st of every</w:t>
+      </w:r>
+    </w:p>
+    <w:p>
+      <w:pPr>
+        <w:shd w:fill="F2F2F2" w:color="auto" w:val="clear"/>
+        <w:spacing w:after="0" w:before="0" w:line="240"/>
+      </w:pPr>
+      <w:r>
+        <w:rPr>
+          <w:rFonts w:ascii="Consolas" w:cs="Consolas" w:eastAsia="Consolas" w:hAnsi="Consolas"/>
+          <w:sz w:val="17"/>
+          <w:szCs w:val="17"/>
+        </w:rPr>
+        <w:t xml:space="preserve">    month. Runs via AWS EventBridge Scheduler rather than a classic</w:t>
+      </w:r>
+    </w:p>
+    <w:p>
+      <w:pPr>
+        <w:shd w:fill="F2F2F2" w:color="auto" w:val="clear"/>
+        <w:spacing w:after="0" w:before="0" w:line="240"/>
+      </w:pPr>
+      <w:r>
+        <w:rPr>
+          <w:rFonts w:ascii="Consolas" w:cs="Consolas" w:eastAsia="Consolas" w:hAnsi="Consolas"/>
+          <w:sz w:val="17"/>
+          <w:szCs w:val="17"/>
+        </w:rPr>
+        <w:t xml:space="preserve">    EventBridge Rule specifically so this can be a fixed local time —</w:t>
+      </w:r>
+    </w:p>
+    <w:p>
+      <w:pPr>
+        <w:shd w:fill="F2F2F2" w:color="auto" w:val="clear"/>
+        <w:spacing w:after="0" w:before="0" w:line="240"/>
+      </w:pPr>
+      <w:r>
+        <w:rPr>
+          <w:rFonts w:ascii="Consolas" w:cs="Consolas" w:eastAsia="Consolas" w:hAnsi="Consolas"/>
+          <w:sz w:val="17"/>
+          <w:szCs w:val="17"/>
+        </w:rPr>
+        <w:t xml:space="preserve">    classic EventBridge cron rules are UTC-only and have no</w:t>
+      </w:r>
+    </w:p>
+    <w:p>
+      <w:pPr>
+        <w:shd w:fill="F2F2F2" w:color="auto" w:val="clear"/>
+        <w:spacing w:after="0" w:before="0" w:line="240"/>
+      </w:pPr>
+      <w:r>
+        <w:rPr>
+          <w:rFonts w:ascii="Consolas" w:cs="Consolas" w:eastAsia="Consolas" w:hAnsi="Consolas"/>
+          <w:sz w:val="17"/>
+          <w:szCs w:val="17"/>
+        </w:rPr>
+        <w:t xml:space="preserve">    daylight-saving awareness.</w:t>
       </w:r>
     </w:p>
     <w:p>
@@ -1144,6 +1410,132 @@
           <w:sz w:val="17"/>
           <w:szCs w:val="17"/>
         </w:rPr>
+        <w:t xml:space="preserve">ScheduleTimezone:</w:t>
+      </w:r>
+    </w:p>
+    <w:p>
+      <w:pPr>
+        <w:shd w:fill="F2F2F2" w:color="auto" w:val="clear"/>
+        <w:spacing w:after="0" w:before="0" w:line="240"/>
+      </w:pPr>
+      <w:r>
+        <w:rPr>
+          <w:rFonts w:ascii="Consolas" w:cs="Consolas" w:eastAsia="Consolas" w:hAnsi="Consolas"/>
+          <w:sz w:val="17"/>
+          <w:szCs w:val="17"/>
+        </w:rPr>
+        <w:t xml:space="preserve">  Type: String</w:t>
+      </w:r>
+    </w:p>
+    <w:p>
+      <w:pPr>
+        <w:shd w:fill="F2F2F2" w:color="auto" w:val="clear"/>
+        <w:spacing w:after="0" w:before="0" w:line="240"/>
+      </w:pPr>
+      <w:r>
+        <w:rPr>
+          <w:rFonts w:ascii="Consolas" w:cs="Consolas" w:eastAsia="Consolas" w:hAnsi="Consolas"/>
+          <w:sz w:val="17"/>
+          <w:szCs w:val="17"/>
+        </w:rPr>
+        <w:t xml:space="preserve">  Default: "Europe/London"</w:t>
+      </w:r>
+    </w:p>
+    <w:p>
+      <w:pPr>
+        <w:shd w:fill="F2F2F2" w:color="auto" w:val="clear"/>
+        <w:spacing w:after="0" w:before="0" w:line="240"/>
+      </w:pPr>
+      <w:r>
+        <w:rPr>
+          <w:rFonts w:ascii="Consolas" w:cs="Consolas" w:eastAsia="Consolas" w:hAnsi="Consolas"/>
+          <w:sz w:val="17"/>
+          <w:szCs w:val="17"/>
+        </w:rPr>
+        <w:t xml:space="preserve">  Description: &gt;</w:t>
+      </w:r>
+    </w:p>
+    <w:p>
+      <w:pPr>
+        <w:shd w:fill="F2F2F2" w:color="auto" w:val="clear"/>
+        <w:spacing w:after="0" w:before="0" w:line="240"/>
+      </w:pPr>
+      <w:r>
+        <w:rPr>
+          <w:rFonts w:ascii="Consolas" w:cs="Consolas" w:eastAsia="Consolas" w:hAnsi="Consolas"/>
+          <w:sz w:val="17"/>
+          <w:szCs w:val="17"/>
+        </w:rPr>
+        <w:t xml:space="preserve">    IANA timezone ScheduleExpression is evaluated in. EventBridge</w:t>
+      </w:r>
+    </w:p>
+    <w:p>
+      <w:pPr>
+        <w:shd w:fill="F2F2F2" w:color="auto" w:val="clear"/>
+        <w:spacing w:after="0" w:before="0" w:line="240"/>
+      </w:pPr>
+      <w:r>
+        <w:rPr>
+          <w:rFonts w:ascii="Consolas" w:cs="Consolas" w:eastAsia="Consolas" w:hAnsi="Consolas"/>
+          <w:sz w:val="17"/>
+          <w:szCs w:val="17"/>
+        </w:rPr>
+        <w:t xml:space="preserve">    Scheduler applies daylight-saving transitions for this zone</w:t>
+      </w:r>
+    </w:p>
+    <w:p>
+      <w:pPr>
+        <w:shd w:fill="F2F2F2" w:color="auto" w:val="clear"/>
+        <w:spacing w:after="0" w:before="0" w:line="240"/>
+      </w:pPr>
+      <w:r>
+        <w:rPr>
+          <w:rFonts w:ascii="Consolas" w:cs="Consolas" w:eastAsia="Consolas" w:hAnsi="Consolas"/>
+          <w:sz w:val="17"/>
+          <w:szCs w:val="17"/>
+        </w:rPr>
+        <w:t xml:space="preserve">    automatically, so the default keeps the run fixed at 09:00 UK local</w:t>
+      </w:r>
+    </w:p>
+    <w:p>
+      <w:pPr>
+        <w:shd w:fill="F2F2F2" w:color="auto" w:val="clear"/>
+        <w:spacing w:after="0" w:before="0" w:line="240"/>
+      </w:pPr>
+      <w:r>
+        <w:rPr>
+          <w:rFonts w:ascii="Consolas" w:cs="Consolas" w:eastAsia="Consolas" w:hAnsi="Consolas"/>
+          <w:sz w:val="17"/>
+          <w:szCs w:val="17"/>
+        </w:rPr>
+        <w:t xml:space="preserve">    time year-round (09:00 GMT in winter, 09:00 BST in summer).</w:t>
+      </w:r>
+    </w:p>
+    <w:p>
+      <w:pPr>
+        <w:shd w:fill="F2F2F2" w:color="auto" w:val="clear"/>
+        <w:spacing w:after="0" w:before="0" w:line="240"/>
+      </w:pPr>
+      <w:r>
+        <w:rPr>
+          <w:rFonts w:ascii="Consolas" w:cs="Consolas" w:eastAsia="Consolas" w:hAnsi="Consolas"/>
+          <w:sz w:val="17"/>
+          <w:szCs w:val="17"/>
+        </w:rPr>
+        <w:t xml:space="preserve"> </w:t>
+      </w:r>
+    </w:p>
+    <w:p>
+      <w:pPr>
+        <w:shd w:fill="F2F2F2" w:color="auto" w:val="clear"/>
+        <w:spacing w:after="0" w:before="0" w:line="240"/>
+      </w:pPr>
+      <w:r>
+        <w:rPr>
+          <w:rFonts w:ascii="Consolas" w:cs="Consolas" w:eastAsia="Consolas" w:hAnsi="Consolas"/>
+          <w:sz w:val="17"/>
+          <w:szCs w:val="17"/>
+        </w:rPr>
         <w:t xml:space="preserve">CredentialsSecretName:</w:t>
       </w:r>
     </w:p>
@@ -1382,7 +1774,21 @@
           <w:sz w:val="17"/>
           <w:szCs w:val="17"/>
         </w:rPr>
-        <w:t xml:space="preserve">  AllowedPattern: "^arn:aws[a-zA-Z-]*:sns:[a-z0-9-]+:\\d{12}:.+$"</w:t>
+        <w:t xml:space="preserve">  Default: ""</w:t>
+      </w:r>
+    </w:p>
+    <w:p>
+      <w:pPr>
+        <w:shd w:fill="F2F2F2" w:color="auto" w:val="clear"/>
+        <w:spacing w:after="0" w:before="0" w:line="240"/>
+      </w:pPr>
+      <w:r>
+        <w:rPr>
+          <w:rFonts w:ascii="Consolas" w:cs="Consolas" w:eastAsia="Consolas" w:hAnsi="Consolas"/>
+          <w:sz w:val="17"/>
+          <w:szCs w:val="17"/>
+        </w:rPr>
+        <w:t xml:space="preserve">  AllowedPattern: "^$|^arn:aws[a-zA-Z-]*:sns:[a-z0-9-]+:\\d{12}:.+$"</w:t>
       </w:r>
     </w:p>
     <w:p>
@@ -1410,21 +1816,35 @@
           <w:sz w:val="17"/>
           <w:szCs w:val="17"/>
         </w:rPr>
-        <w:t xml:space="preserve">    ARN of the existing Datadog Forwarder's SNS topic. The CloudWatch</w:t>
-      </w:r>
-    </w:p>
-    <w:p>
-      <w:pPr>
-        <w:shd w:fill="F2F2F2" w:color="auto" w:val="clear"/>
-        <w:spacing w:after="0" w:before="0" w:line="240"/>
-      </w:pPr>
-      <w:r>
-        <w:rPr>
-          <w:rFonts w:ascii="Consolas" w:cs="Consolas" w:eastAsia="Consolas" w:hAnsi="Consolas"/>
-          <w:sz w:val="17"/>
-          <w:szCs w:val="17"/>
-        </w:rPr>
-        <w:t xml:space="preserve">    alarm on this function's Errors metric publishes its ALARM/OK state</w:t>
+        <w:t xml:space="preserve">    ARN of the Datadog Forwarder's SNS topic. Optional — leave empty</w:t>
+      </w:r>
+    </w:p>
+    <w:p>
+      <w:pPr>
+        <w:shd w:fill="F2F2F2" w:color="auto" w:val="clear"/>
+        <w:spacing w:after="0" w:before="0" w:line="240"/>
+      </w:pPr>
+      <w:r>
+        <w:rPr>
+          <w:rFonts w:ascii="Consolas" w:cs="Consolas" w:eastAsia="Consolas" w:hAnsi="Consolas"/>
+          <w:sz w:val="17"/>
+          <w:szCs w:val="17"/>
+        </w:rPr>
+        <w:t xml:space="preserve">    (the default) to deploy without Datadog alerting; the CloudWatch</w:t>
+      </w:r>
+    </w:p>
+    <w:p>
+      <w:pPr>
+        <w:shd w:fill="F2F2F2" w:color="auto" w:val="clear"/>
+        <w:spacing w:after="0" w:before="0" w:line="240"/>
+      </w:pPr>
+      <w:r>
+        <w:rPr>
+          <w:rFonts w:ascii="Consolas" w:cs="Consolas" w:eastAsia="Consolas" w:hAnsi="Consolas"/>
+          <w:sz w:val="17"/>
+          <w:szCs w:val="17"/>
+        </w:rPr>
+        <w:t xml:space="preserve">    alarm still exists, it just has no AlarmActions/OKActions until</w:t>
       </w:r>
     </w:p>
     <w:p>
@@ -1441,7 +1861,7 @@
           <w:sz w:val="17"/>
           <w:szCs w:val="17"/>
         </w:rPr>
-        <w:t xml:space="preserve">    changes here so Datadog picks them up as monitor events.</w:t>
+        <w:t xml:space="preserve">    this is set.</w:t>
       </w:r>
     </w:p>
     <w:p>
@@ -1450,7 +1870,19 @@
         <w:spacing w:after="120" w:before="240"/>
       </w:pPr>
       <w:r>
-        <w:t xml:space="preserve">1.3 CloudWatch alarm (Datadog alerting)</w:t>
+        <w:t xml:space="preserve">1.3 Trigger: AWS EventBridge Scheduler (new in v1.4)</w:t>
+      </w:r>
+    </w:p>
+    <w:p>
+      <w:pPr>
+        <w:spacing w:after="200" w:before="0"/>
+      </w:pPr>
+      <w:r>
+        <w:rPr>
+          <w:sz w:val="22"/>
+          <w:szCs w:val="22"/>
+        </w:rPr>
+        <w:t xml:space="preserve">Classic EventBridge Rule cron expressions are fixed UTC with no daylight-saving awareness, so a UTC cron drifted an hour off UK local time for half the year. MonthlyCdrDownloadSchedule (an AWS::Scheduler::Schedule resource) evaluates ScheduleExpression in the ScheduleTimezone parameter instead, so the default 09:00 run stays fixed at UK local time year-round. Scheduler invokes the function directly using SchedulerInvokeRole's identity-based lambda:InvokeFunction permission, rather than the resource-based Lambda::Permission a classic EventBridge Rule would need.</w:t>
       </w:r>
     </w:p>
     <w:p>
@@ -1467,245 +1899,469 @@
           <w:sz w:val="17"/>
           <w:szCs w:val="17"/>
         </w:rPr>
-        <w:t xml:space="preserve">CdrDownloaderErrorsAlarm:</w:t>
-      </w:r>
-    </w:p>
-    <w:p>
-      <w:pPr>
-        <w:shd w:fill="F2F2F2" w:color="auto" w:val="clear"/>
-        <w:spacing w:after="0" w:before="0" w:line="240"/>
-      </w:pPr>
-      <w:r>
-        <w:rPr>
-          <w:rFonts w:ascii="Consolas" w:cs="Consolas" w:eastAsia="Consolas" w:hAnsi="Consolas"/>
-          <w:sz w:val="17"/>
-          <w:szCs w:val="17"/>
-        </w:rPr>
-        <w:t xml:space="preserve">  Type: AWS::CloudWatch::Alarm</w:t>
-      </w:r>
-    </w:p>
-    <w:p>
-      <w:pPr>
-        <w:shd w:fill="F2F2F2" w:color="auto" w:val="clear"/>
-        <w:spacing w:after="0" w:before="0" w:line="240"/>
-      </w:pPr>
-      <w:r>
-        <w:rPr>
-          <w:rFonts w:ascii="Consolas" w:cs="Consolas" w:eastAsia="Consolas" w:hAnsi="Consolas"/>
-          <w:sz w:val="17"/>
-          <w:szCs w:val="17"/>
-        </w:rPr>
-        <w:t xml:space="preserve">  Properties:</w:t>
-      </w:r>
-    </w:p>
-    <w:p>
-      <w:pPr>
-        <w:shd w:fill="F2F2F2" w:color="auto" w:val="clear"/>
-        <w:spacing w:after="0" w:before="0" w:line="240"/>
-      </w:pPr>
-      <w:r>
-        <w:rPr>
-          <w:rFonts w:ascii="Consolas" w:cs="Consolas" w:eastAsia="Consolas" w:hAnsi="Consolas"/>
-          <w:sz w:val="17"/>
-          <w:szCs w:val="17"/>
-        </w:rPr>
-        <w:t xml:space="preserve">    AlarmName: !Sub "${AWS::StackName}-lambda-errors"</w:t>
-      </w:r>
-    </w:p>
-    <w:p>
-      <w:pPr>
-        <w:shd w:fill="F2F2F2" w:color="auto" w:val="clear"/>
-        <w:spacing w:after="0" w:before="0" w:line="240"/>
-      </w:pPr>
-      <w:r>
-        <w:rPr>
-          <w:rFonts w:ascii="Consolas" w:cs="Consolas" w:eastAsia="Consolas" w:hAnsi="Consolas"/>
-          <w:sz w:val="17"/>
-          <w:szCs w:val="17"/>
-        </w:rPr>
-        <w:t xml:space="preserve">    Namespace: AWS/Lambda</w:t>
-      </w:r>
-    </w:p>
-    <w:p>
-      <w:pPr>
-        <w:shd w:fill="F2F2F2" w:color="auto" w:val="clear"/>
-        <w:spacing w:after="0" w:before="0" w:line="240"/>
-      </w:pPr>
-      <w:r>
-        <w:rPr>
-          <w:rFonts w:ascii="Consolas" w:cs="Consolas" w:eastAsia="Consolas" w:hAnsi="Consolas"/>
-          <w:sz w:val="17"/>
-          <w:szCs w:val="17"/>
-        </w:rPr>
-        <w:t xml:space="preserve">    MetricName: Errors</w:t>
-      </w:r>
-    </w:p>
-    <w:p>
-      <w:pPr>
-        <w:shd w:fill="F2F2F2" w:color="auto" w:val="clear"/>
-        <w:spacing w:after="0" w:before="0" w:line="240"/>
-      </w:pPr>
-      <w:r>
-        <w:rPr>
-          <w:rFonts w:ascii="Consolas" w:cs="Consolas" w:eastAsia="Consolas" w:hAnsi="Consolas"/>
-          <w:sz w:val="17"/>
-          <w:szCs w:val="17"/>
-        </w:rPr>
-        <w:t xml:space="preserve">    Dimensions:</w:t>
-      </w:r>
-    </w:p>
-    <w:p>
-      <w:pPr>
-        <w:shd w:fill="F2F2F2" w:color="auto" w:val="clear"/>
-        <w:spacing w:after="0" w:before="0" w:line="240"/>
-      </w:pPr>
-      <w:r>
-        <w:rPr>
-          <w:rFonts w:ascii="Consolas" w:cs="Consolas" w:eastAsia="Consolas" w:hAnsi="Consolas"/>
-          <w:sz w:val="17"/>
-          <w:szCs w:val="17"/>
-        </w:rPr>
-        <w:t xml:space="preserve">      - Name: FunctionName</w:t>
-      </w:r>
-    </w:p>
-    <w:p>
-      <w:pPr>
-        <w:shd w:fill="F2F2F2" w:color="auto" w:val="clear"/>
-        <w:spacing w:after="0" w:before="0" w:line="240"/>
-      </w:pPr>
-      <w:r>
-        <w:rPr>
-          <w:rFonts w:ascii="Consolas" w:cs="Consolas" w:eastAsia="Consolas" w:hAnsi="Consolas"/>
-          <w:sz w:val="17"/>
-          <w:szCs w:val="17"/>
-        </w:rPr>
-        <w:t xml:space="preserve">        Value: !Ref CdrDownloaderFunction</w:t>
-      </w:r>
-    </w:p>
-    <w:p>
-      <w:pPr>
-        <w:shd w:fill="F2F2F2" w:color="auto" w:val="clear"/>
-        <w:spacing w:after="0" w:before="0" w:line="240"/>
-      </w:pPr>
-      <w:r>
-        <w:rPr>
-          <w:rFonts w:ascii="Consolas" w:cs="Consolas" w:eastAsia="Consolas" w:hAnsi="Consolas"/>
-          <w:sz w:val="17"/>
-          <w:szCs w:val="17"/>
-        </w:rPr>
-        <w:t xml:space="preserve">    Statistic: Sum</w:t>
-      </w:r>
-    </w:p>
-    <w:p>
-      <w:pPr>
-        <w:shd w:fill="F2F2F2" w:color="auto" w:val="clear"/>
-        <w:spacing w:after="0" w:before="0" w:line="240"/>
-      </w:pPr>
-      <w:r>
-        <w:rPr>
-          <w:rFonts w:ascii="Consolas" w:cs="Consolas" w:eastAsia="Consolas" w:hAnsi="Consolas"/>
-          <w:sz w:val="17"/>
-          <w:szCs w:val="17"/>
-        </w:rPr>
-        <w:t xml:space="preserve">    Period: 86400</w:t>
-      </w:r>
-    </w:p>
-    <w:p>
-      <w:pPr>
-        <w:shd w:fill="F2F2F2" w:color="auto" w:val="clear"/>
-        <w:spacing w:after="0" w:before="0" w:line="240"/>
-      </w:pPr>
-      <w:r>
-        <w:rPr>
-          <w:rFonts w:ascii="Consolas" w:cs="Consolas" w:eastAsia="Consolas" w:hAnsi="Consolas"/>
-          <w:sz w:val="17"/>
-          <w:szCs w:val="17"/>
-        </w:rPr>
-        <w:t xml:space="preserve">    EvaluationPeriods: 1</w:t>
-      </w:r>
-    </w:p>
-    <w:p>
-      <w:pPr>
-        <w:shd w:fill="F2F2F2" w:color="auto" w:val="clear"/>
-        <w:spacing w:after="0" w:before="0" w:line="240"/>
-      </w:pPr>
-      <w:r>
-        <w:rPr>
-          <w:rFonts w:ascii="Consolas" w:cs="Consolas" w:eastAsia="Consolas" w:hAnsi="Consolas"/>
-          <w:sz w:val="17"/>
-          <w:szCs w:val="17"/>
-        </w:rPr>
-        <w:t xml:space="preserve">    Threshold: 0</w:t>
-      </w:r>
-    </w:p>
-    <w:p>
-      <w:pPr>
-        <w:shd w:fill="F2F2F2" w:color="auto" w:val="clear"/>
-        <w:spacing w:after="0" w:before="0" w:line="240"/>
-      </w:pPr>
-      <w:r>
-        <w:rPr>
-          <w:rFonts w:ascii="Consolas" w:cs="Consolas" w:eastAsia="Consolas" w:hAnsi="Consolas"/>
-          <w:sz w:val="17"/>
-          <w:szCs w:val="17"/>
-        </w:rPr>
-        <w:t xml:space="preserve">    ComparisonOperator: GreaterThanThreshold</w:t>
-      </w:r>
-    </w:p>
-    <w:p>
-      <w:pPr>
-        <w:shd w:fill="F2F2F2" w:color="auto" w:val="clear"/>
-        <w:spacing w:after="0" w:before="0" w:line="240"/>
-      </w:pPr>
-      <w:r>
-        <w:rPr>
-          <w:rFonts w:ascii="Consolas" w:cs="Consolas" w:eastAsia="Consolas" w:hAnsi="Consolas"/>
-          <w:sz w:val="17"/>
-          <w:szCs w:val="17"/>
-        </w:rPr>
-        <w:t xml:space="preserve">    TreatMissingData: notBreaching</w:t>
-      </w:r>
-    </w:p>
-    <w:p>
-      <w:pPr>
-        <w:shd w:fill="F2F2F2" w:color="auto" w:val="clear"/>
-        <w:spacing w:after="0" w:before="0" w:line="240"/>
-      </w:pPr>
-      <w:r>
-        <w:rPr>
-          <w:rFonts w:ascii="Consolas" w:cs="Consolas" w:eastAsia="Consolas" w:hAnsi="Consolas"/>
-          <w:sz w:val="17"/>
-          <w:szCs w:val="17"/>
-        </w:rPr>
-        <w:t xml:space="preserve">    AlarmActions:</w:t>
-      </w:r>
-    </w:p>
-    <w:p>
-      <w:pPr>
-        <w:shd w:fill="F2F2F2" w:color="auto" w:val="clear"/>
-        <w:spacing w:after="0" w:before="0" w:line="240"/>
-      </w:pPr>
-      <w:r>
-        <w:rPr>
-          <w:rFonts w:ascii="Consolas" w:cs="Consolas" w:eastAsia="Consolas" w:hAnsi="Consolas"/>
-          <w:sz w:val="17"/>
-          <w:szCs w:val="17"/>
-        </w:rPr>
-        <w:t xml:space="preserve">      - !Ref DatadogForwarderTopicArn</w:t>
-      </w:r>
-    </w:p>
-    <w:p>
-      <w:pPr>
-        <w:shd w:fill="F2F2F2" w:color="auto" w:val="clear"/>
-        <w:spacing w:after="0" w:before="0" w:line="240"/>
-      </w:pPr>
-      <w:r>
-        <w:rPr>
-          <w:rFonts w:ascii="Consolas" w:cs="Consolas" w:eastAsia="Consolas" w:hAnsi="Consolas"/>
-          <w:sz w:val="17"/>
-          <w:szCs w:val="17"/>
-        </w:rPr>
-        <w:t xml:space="preserve">    OKActions:</w:t>
+        <w:t xml:space="preserve">Conditions:</w:t>
+      </w:r>
+    </w:p>
+    <w:p>
+      <w:pPr>
+        <w:shd w:fill="F2F2F2" w:color="auto" w:val="clear"/>
+        <w:spacing w:after="0" w:before="0" w:line="240"/>
+      </w:pPr>
+      <w:r>
+        <w:rPr>
+          <w:rFonts w:ascii="Consolas" w:cs="Consolas" w:eastAsia="Consolas" w:hAnsi="Consolas"/>
+          <w:sz w:val="17"/>
+          <w:szCs w:val="17"/>
+        </w:rPr>
+        <w:t xml:space="preserve">  HasDatadogForwarderTopicArn: !Not [!Equals [!Ref DatadogForwarderTopicArn, ""]]</w:t>
+      </w:r>
+    </w:p>
+    <w:p>
+      <w:pPr>
+        <w:shd w:fill="F2F2F2" w:color="auto" w:val="clear"/>
+        <w:spacing w:after="0" w:before="0" w:line="240"/>
+      </w:pPr>
+      <w:r>
+        <w:rPr>
+          <w:rFonts w:ascii="Consolas" w:cs="Consolas" w:eastAsia="Consolas" w:hAnsi="Consolas"/>
+          <w:sz w:val="17"/>
+          <w:szCs w:val="17"/>
+        </w:rPr>
+        <w:t xml:space="preserve"> </w:t>
+      </w:r>
+    </w:p>
+    <w:p>
+      <w:pPr>
+        <w:shd w:fill="F2F2F2" w:color="auto" w:val="clear"/>
+        <w:spacing w:after="0" w:before="0" w:line="240"/>
+      </w:pPr>
+      <w:r>
+        <w:rPr>
+          <w:rFonts w:ascii="Consolas" w:cs="Consolas" w:eastAsia="Consolas" w:hAnsi="Consolas"/>
+          <w:sz w:val="17"/>
+          <w:szCs w:val="17"/>
+        </w:rPr>
+        <w:t xml:space="preserve">Resources:</w:t>
+      </w:r>
+    </w:p>
+    <w:p>
+      <w:pPr>
+        <w:shd w:fill="F2F2F2" w:color="auto" w:val="clear"/>
+        <w:spacing w:after="0" w:before="0" w:line="240"/>
+      </w:pPr>
+      <w:r>
+        <w:rPr>
+          <w:rFonts w:ascii="Consolas" w:cs="Consolas" w:eastAsia="Consolas" w:hAnsi="Consolas"/>
+          <w:sz w:val="17"/>
+          <w:szCs w:val="17"/>
+        </w:rPr>
+        <w:t xml:space="preserve">  SchedulerInvokeRole:</w:t>
+      </w:r>
+    </w:p>
+    <w:p>
+      <w:pPr>
+        <w:shd w:fill="F2F2F2" w:color="auto" w:val="clear"/>
+        <w:spacing w:after="0" w:before="0" w:line="240"/>
+      </w:pPr>
+      <w:r>
+        <w:rPr>
+          <w:rFonts w:ascii="Consolas" w:cs="Consolas" w:eastAsia="Consolas" w:hAnsi="Consolas"/>
+          <w:sz w:val="17"/>
+          <w:szCs w:val="17"/>
+        </w:rPr>
+        <w:t xml:space="preserve">    Type: AWS::IAM::Role</w:t>
+      </w:r>
+    </w:p>
+    <w:p>
+      <w:pPr>
+        <w:shd w:fill="F2F2F2" w:color="auto" w:val="clear"/>
+        <w:spacing w:after="0" w:before="0" w:line="240"/>
+      </w:pPr>
+      <w:r>
+        <w:rPr>
+          <w:rFonts w:ascii="Consolas" w:cs="Consolas" w:eastAsia="Consolas" w:hAnsi="Consolas"/>
+          <w:sz w:val="17"/>
+          <w:szCs w:val="17"/>
+        </w:rPr>
+        <w:t xml:space="preserve">    Properties:</w:t>
+      </w:r>
+    </w:p>
+    <w:p>
+      <w:pPr>
+        <w:shd w:fill="F2F2F2" w:color="auto" w:val="clear"/>
+        <w:spacing w:after="0" w:before="0" w:line="240"/>
+      </w:pPr>
+      <w:r>
+        <w:rPr>
+          <w:rFonts w:ascii="Consolas" w:cs="Consolas" w:eastAsia="Consolas" w:hAnsi="Consolas"/>
+          <w:sz w:val="17"/>
+          <w:szCs w:val="17"/>
+        </w:rPr>
+        <w:t xml:space="preserve">      AssumeRolePolicyDocument:</w:t>
+      </w:r>
+    </w:p>
+    <w:p>
+      <w:pPr>
+        <w:shd w:fill="F2F2F2" w:color="auto" w:val="clear"/>
+        <w:spacing w:after="0" w:before="0" w:line="240"/>
+      </w:pPr>
+      <w:r>
+        <w:rPr>
+          <w:rFonts w:ascii="Consolas" w:cs="Consolas" w:eastAsia="Consolas" w:hAnsi="Consolas"/>
+          <w:sz w:val="17"/>
+          <w:szCs w:val="17"/>
+        </w:rPr>
+        <w:t xml:space="preserve">        Version: "2012-10-17"</w:t>
+      </w:r>
+    </w:p>
+    <w:p>
+      <w:pPr>
+        <w:shd w:fill="F2F2F2" w:color="auto" w:val="clear"/>
+        <w:spacing w:after="0" w:before="0" w:line="240"/>
+      </w:pPr>
+      <w:r>
+        <w:rPr>
+          <w:rFonts w:ascii="Consolas" w:cs="Consolas" w:eastAsia="Consolas" w:hAnsi="Consolas"/>
+          <w:sz w:val="17"/>
+          <w:szCs w:val="17"/>
+        </w:rPr>
+        <w:t xml:space="preserve">        Statement:</w:t>
+      </w:r>
+    </w:p>
+    <w:p>
+      <w:pPr>
+        <w:shd w:fill="F2F2F2" w:color="auto" w:val="clear"/>
+        <w:spacing w:after="0" w:before="0" w:line="240"/>
+      </w:pPr>
+      <w:r>
+        <w:rPr>
+          <w:rFonts w:ascii="Consolas" w:cs="Consolas" w:eastAsia="Consolas" w:hAnsi="Consolas"/>
+          <w:sz w:val="17"/>
+          <w:szCs w:val="17"/>
+        </w:rPr>
+        <w:t xml:space="preserve">          - Effect: Allow</w:t>
+      </w:r>
+    </w:p>
+    <w:p>
+      <w:pPr>
+        <w:shd w:fill="F2F2F2" w:color="auto" w:val="clear"/>
+        <w:spacing w:after="0" w:before="0" w:line="240"/>
+      </w:pPr>
+      <w:r>
+        <w:rPr>
+          <w:rFonts w:ascii="Consolas" w:cs="Consolas" w:eastAsia="Consolas" w:hAnsi="Consolas"/>
+          <w:sz w:val="17"/>
+          <w:szCs w:val="17"/>
+        </w:rPr>
+        <w:t xml:space="preserve">            Principal:</w:t>
+      </w:r>
+    </w:p>
+    <w:p>
+      <w:pPr>
+        <w:shd w:fill="F2F2F2" w:color="auto" w:val="clear"/>
+        <w:spacing w:after="0" w:before="0" w:line="240"/>
+      </w:pPr>
+      <w:r>
+        <w:rPr>
+          <w:rFonts w:ascii="Consolas" w:cs="Consolas" w:eastAsia="Consolas" w:hAnsi="Consolas"/>
+          <w:sz w:val="17"/>
+          <w:szCs w:val="17"/>
+        </w:rPr>
+        <w:t xml:space="preserve">              Service: scheduler.amazonaws.com</w:t>
+      </w:r>
+    </w:p>
+    <w:p>
+      <w:pPr>
+        <w:shd w:fill="F2F2F2" w:color="auto" w:val="clear"/>
+        <w:spacing w:after="0" w:before="0" w:line="240"/>
+      </w:pPr>
+      <w:r>
+        <w:rPr>
+          <w:rFonts w:ascii="Consolas" w:cs="Consolas" w:eastAsia="Consolas" w:hAnsi="Consolas"/>
+          <w:sz w:val="17"/>
+          <w:szCs w:val="17"/>
+        </w:rPr>
+        <w:t xml:space="preserve">            Action: sts:AssumeRole</w:t>
+      </w:r>
+    </w:p>
+    <w:p>
+      <w:pPr>
+        <w:shd w:fill="F2F2F2" w:color="auto" w:val="clear"/>
+        <w:spacing w:after="0" w:before="0" w:line="240"/>
+      </w:pPr>
+      <w:r>
+        <w:rPr>
+          <w:rFonts w:ascii="Consolas" w:cs="Consolas" w:eastAsia="Consolas" w:hAnsi="Consolas"/>
+          <w:sz w:val="17"/>
+          <w:szCs w:val="17"/>
+        </w:rPr>
+        <w:t xml:space="preserve">      Policies:</w:t>
+      </w:r>
+    </w:p>
+    <w:p>
+      <w:pPr>
+        <w:shd w:fill="F2F2F2" w:color="auto" w:val="clear"/>
+        <w:spacing w:after="0" w:before="0" w:line="240"/>
+      </w:pPr>
+      <w:r>
+        <w:rPr>
+          <w:rFonts w:ascii="Consolas" w:cs="Consolas" w:eastAsia="Consolas" w:hAnsi="Consolas"/>
+          <w:sz w:val="17"/>
+          <w:szCs w:val="17"/>
+        </w:rPr>
+        <w:t xml:space="preserve">        - PolicyName: InvokeCdrDownloaderFunction</w:t>
+      </w:r>
+    </w:p>
+    <w:p>
+      <w:pPr>
+        <w:shd w:fill="F2F2F2" w:color="auto" w:val="clear"/>
+        <w:spacing w:after="0" w:before="0" w:line="240"/>
+      </w:pPr>
+      <w:r>
+        <w:rPr>
+          <w:rFonts w:ascii="Consolas" w:cs="Consolas" w:eastAsia="Consolas" w:hAnsi="Consolas"/>
+          <w:sz w:val="17"/>
+          <w:szCs w:val="17"/>
+        </w:rPr>
+        <w:t xml:space="preserve">          PolicyDocument:</w:t>
+      </w:r>
+    </w:p>
+    <w:p>
+      <w:pPr>
+        <w:shd w:fill="F2F2F2" w:color="auto" w:val="clear"/>
+        <w:spacing w:after="0" w:before="0" w:line="240"/>
+      </w:pPr>
+      <w:r>
+        <w:rPr>
+          <w:rFonts w:ascii="Consolas" w:cs="Consolas" w:eastAsia="Consolas" w:hAnsi="Consolas"/>
+          <w:sz w:val="17"/>
+          <w:szCs w:val="17"/>
+        </w:rPr>
+        <w:t xml:space="preserve">            Version: "2012-10-17"</w:t>
+      </w:r>
+    </w:p>
+    <w:p>
+      <w:pPr>
+        <w:shd w:fill="F2F2F2" w:color="auto" w:val="clear"/>
+        <w:spacing w:after="0" w:before="0" w:line="240"/>
+      </w:pPr>
+      <w:r>
+        <w:rPr>
+          <w:rFonts w:ascii="Consolas" w:cs="Consolas" w:eastAsia="Consolas" w:hAnsi="Consolas"/>
+          <w:sz w:val="17"/>
+          <w:szCs w:val="17"/>
+        </w:rPr>
+        <w:t xml:space="preserve">            Statement:</w:t>
+      </w:r>
+    </w:p>
+    <w:p>
+      <w:pPr>
+        <w:shd w:fill="F2F2F2" w:color="auto" w:val="clear"/>
+        <w:spacing w:after="0" w:before="0" w:line="240"/>
+      </w:pPr>
+      <w:r>
+        <w:rPr>
+          <w:rFonts w:ascii="Consolas" w:cs="Consolas" w:eastAsia="Consolas" w:hAnsi="Consolas"/>
+          <w:sz w:val="17"/>
+          <w:szCs w:val="17"/>
+        </w:rPr>
+        <w:t xml:space="preserve">              - Effect: Allow</w:t>
+      </w:r>
+    </w:p>
+    <w:p>
+      <w:pPr>
+        <w:shd w:fill="F2F2F2" w:color="auto" w:val="clear"/>
+        <w:spacing w:after="0" w:before="0" w:line="240"/>
+      </w:pPr>
+      <w:r>
+        <w:rPr>
+          <w:rFonts w:ascii="Consolas" w:cs="Consolas" w:eastAsia="Consolas" w:hAnsi="Consolas"/>
+          <w:sz w:val="17"/>
+          <w:szCs w:val="17"/>
+        </w:rPr>
+        <w:t xml:space="preserve">                Action: lambda:InvokeFunction</w:t>
+      </w:r>
+    </w:p>
+    <w:p>
+      <w:pPr>
+        <w:shd w:fill="F2F2F2" w:color="auto" w:val="clear"/>
+        <w:spacing w:after="0" w:before="0" w:line="240"/>
+      </w:pPr>
+      <w:r>
+        <w:rPr>
+          <w:rFonts w:ascii="Consolas" w:cs="Consolas" w:eastAsia="Consolas" w:hAnsi="Consolas"/>
+          <w:sz w:val="17"/>
+          <w:szCs w:val="17"/>
+        </w:rPr>
+        <w:t xml:space="preserve">                Resource: !GetAtt CdrDownloaderFunction.Arn</w:t>
+      </w:r>
+    </w:p>
+    <w:p>
+      <w:pPr>
+        <w:shd w:fill="F2F2F2" w:color="auto" w:val="clear"/>
+        <w:spacing w:after="0" w:before="0" w:line="240"/>
+      </w:pPr>
+      <w:r>
+        <w:rPr>
+          <w:rFonts w:ascii="Consolas" w:cs="Consolas" w:eastAsia="Consolas" w:hAnsi="Consolas"/>
+          <w:sz w:val="17"/>
+          <w:szCs w:val="17"/>
+        </w:rPr>
+        <w:t xml:space="preserve"> </w:t>
+      </w:r>
+    </w:p>
+    <w:p>
+      <w:pPr>
+        <w:shd w:fill="F2F2F2" w:color="auto" w:val="clear"/>
+        <w:spacing w:after="0" w:before="0" w:line="240"/>
+      </w:pPr>
+      <w:r>
+        <w:rPr>
+          <w:rFonts w:ascii="Consolas" w:cs="Consolas" w:eastAsia="Consolas" w:hAnsi="Consolas"/>
+          <w:sz w:val="17"/>
+          <w:szCs w:val="17"/>
+        </w:rPr>
+        <w:t xml:space="preserve">  MonthlyCdrDownloadSchedule:</w:t>
+      </w:r>
+    </w:p>
+    <w:p>
+      <w:pPr>
+        <w:shd w:fill="F2F2F2" w:color="auto" w:val="clear"/>
+        <w:spacing w:after="0" w:before="0" w:line="240"/>
+      </w:pPr>
+      <w:r>
+        <w:rPr>
+          <w:rFonts w:ascii="Consolas" w:cs="Consolas" w:eastAsia="Consolas" w:hAnsi="Consolas"/>
+          <w:sz w:val="17"/>
+          <w:szCs w:val="17"/>
+        </w:rPr>
+        <w:t xml:space="preserve">    Type: AWS::Scheduler::Schedule</w:t>
+      </w:r>
+    </w:p>
+    <w:p>
+      <w:pPr>
+        <w:shd w:fill="F2F2F2" w:color="auto" w:val="clear"/>
+        <w:spacing w:after="0" w:before="0" w:line="240"/>
+      </w:pPr>
+      <w:r>
+        <w:rPr>
+          <w:rFonts w:ascii="Consolas" w:cs="Consolas" w:eastAsia="Consolas" w:hAnsi="Consolas"/>
+          <w:sz w:val="17"/>
+          <w:szCs w:val="17"/>
+        </w:rPr>
+        <w:t xml:space="preserve">    Properties:</w:t>
+      </w:r>
+    </w:p>
+    <w:p>
+      <w:pPr>
+        <w:shd w:fill="F2F2F2" w:color="auto" w:val="clear"/>
+        <w:spacing w:after="0" w:before="0" w:line="240"/>
+      </w:pPr>
+      <w:r>
+        <w:rPr>
+          <w:rFonts w:ascii="Consolas" w:cs="Consolas" w:eastAsia="Consolas" w:hAnsi="Consolas"/>
+          <w:sz w:val="17"/>
+          <w:szCs w:val="17"/>
+        </w:rPr>
+        <w:t xml:space="preserve">      Name: !Sub "${AWS::StackName}-monthly-cdr-download"</w:t>
+      </w:r>
+    </w:p>
+    <w:p>
+      <w:pPr>
+        <w:shd w:fill="F2F2F2" w:color="auto" w:val="clear"/>
+        <w:spacing w:after="0" w:before="0" w:line="240"/>
+      </w:pPr>
+      <w:r>
+        <w:rPr>
+          <w:rFonts w:ascii="Consolas" w:cs="Consolas" w:eastAsia="Consolas" w:hAnsi="Consolas"/>
+          <w:sz w:val="17"/>
+          <w:szCs w:val="17"/>
+        </w:rPr>
+        <w:t xml:space="preserve">      ScheduleExpression: !Ref ScheduleExpression</w:t>
+      </w:r>
+    </w:p>
+    <w:p>
+      <w:pPr>
+        <w:shd w:fill="F2F2F2" w:color="auto" w:val="clear"/>
+        <w:spacing w:after="0" w:before="0" w:line="240"/>
+      </w:pPr>
+      <w:r>
+        <w:rPr>
+          <w:rFonts w:ascii="Consolas" w:cs="Consolas" w:eastAsia="Consolas" w:hAnsi="Consolas"/>
+          <w:sz w:val="17"/>
+          <w:szCs w:val="17"/>
+        </w:rPr>
+        <w:t xml:space="preserve">      ScheduleExpressionTimezone: !Ref ScheduleTimezone</w:t>
+      </w:r>
+    </w:p>
+    <w:p>
+      <w:pPr>
+        <w:shd w:fill="F2F2F2" w:color="auto" w:val="clear"/>
+        <w:spacing w:after="0" w:before="0" w:line="240"/>
+      </w:pPr>
+      <w:r>
+        <w:rPr>
+          <w:rFonts w:ascii="Consolas" w:cs="Consolas" w:eastAsia="Consolas" w:hAnsi="Consolas"/>
+          <w:sz w:val="17"/>
+          <w:szCs w:val="17"/>
+        </w:rPr>
+        <w:t xml:space="preserve">      FlexibleTimeWindow:</w:t>
+      </w:r>
+    </w:p>
+    <w:p>
+      <w:pPr>
+        <w:shd w:fill="F2F2F2" w:color="auto" w:val="clear"/>
+        <w:spacing w:after="0" w:before="0" w:line="240"/>
+      </w:pPr>
+      <w:r>
+        <w:rPr>
+          <w:rFonts w:ascii="Consolas" w:cs="Consolas" w:eastAsia="Consolas" w:hAnsi="Consolas"/>
+          <w:sz w:val="17"/>
+          <w:szCs w:val="17"/>
+        </w:rPr>
+        <w:t xml:space="preserve">        Mode: "OFF"</w:t>
+      </w:r>
+    </w:p>
+    <w:p>
+      <w:pPr>
+        <w:shd w:fill="F2F2F2" w:color="auto" w:val="clear"/>
+        <w:spacing w:after="0" w:before="0" w:line="240"/>
+      </w:pPr>
+      <w:r>
+        <w:rPr>
+          <w:rFonts w:ascii="Consolas" w:cs="Consolas" w:eastAsia="Consolas" w:hAnsi="Consolas"/>
+          <w:sz w:val="17"/>
+          <w:szCs w:val="17"/>
+        </w:rPr>
+        <w:t xml:space="preserve">      State: ENABLED</w:t>
+      </w:r>
+    </w:p>
+    <w:p>
+      <w:pPr>
+        <w:shd w:fill="F2F2F2" w:color="auto" w:val="clear"/>
+        <w:spacing w:after="0" w:before="0" w:line="240"/>
+      </w:pPr>
+      <w:r>
+        <w:rPr>
+          <w:rFonts w:ascii="Consolas" w:cs="Consolas" w:eastAsia="Consolas" w:hAnsi="Consolas"/>
+          <w:sz w:val="17"/>
+          <w:szCs w:val="17"/>
+        </w:rPr>
+        <w:t xml:space="preserve">      Target:</w:t>
+      </w:r>
+    </w:p>
+    <w:p>
+      <w:pPr>
+        <w:shd w:fill="F2F2F2" w:color="auto" w:val="clear"/>
+        <w:spacing w:after="0" w:before="0" w:line="240"/>
+      </w:pPr>
+      <w:r>
+        <w:rPr>
+          <w:rFonts w:ascii="Consolas" w:cs="Consolas" w:eastAsia="Consolas" w:hAnsi="Consolas"/>
+          <w:sz w:val="17"/>
+          <w:szCs w:val="17"/>
+        </w:rPr>
+        <w:t xml:space="preserve">        Arn: !GetAtt CdrDownloaderFunction.Arn</w:t>
       </w:r>
     </w:p>
     <w:p>
@@ -1722,7 +2378,7 @@
           <w:sz w:val="17"/>
           <w:szCs w:val="17"/>
         </w:rPr>
-        <w:t xml:space="preserve">      - !Ref DatadogForwarderTopicArn</w:t>
+        <w:t xml:space="preserve">        RoleArn: !GetAtt SchedulerInvokeRole.Arn</w:t>
       </w:r>
     </w:p>
     <w:p>
@@ -1731,7 +2387,7 @@
         <w:spacing w:after="120" w:before="240"/>
       </w:pPr>
       <w:r>
-        <w:t xml:space="preserve">1.4 Effective IAM permissions</w:t>
+        <w:t xml:space="preserve">1.4 CloudWatch alarm (optional Datadog alerting, updated in v1.5)</w:t>
       </w:r>
     </w:p>
     <w:p>
@@ -1743,42 +2399,7 @@
           <w:sz w:val="22"/>
           <w:szCs w:val="22"/>
         </w:rPr>
-        <w:t xml:space="preserve">s3:PutObject scoped to exactly the cdr/* and debug/* prefixes of CdrBucket (not the bucket as a whole — the only action and prefixes the code ever uses); secretsmanager:GetSecretValue scoped to the named secret's ARN pattern; plus the default Lambda basic execution policy (CloudWatch Logs write) SAM always attaches. No broader S3 or Secrets Manager access is granted.</w:t>
-      </w:r>
-    </w:p>
-    <w:p>
-      <w:pPr>
-        <w:pStyle w:val="Heading2"/>
-        <w:spacing w:after="120" w:before="240"/>
-      </w:pPr>
-      <w:r>
-        <w:t xml:space="preserve">1.5 CDR record freshness check (new in v1.1)</w:t>
-      </w:r>
-    </w:p>
-    <w:p>
-      <w:pPr>
-        <w:spacing w:after="200" w:before="0"/>
-      </w:pPr>
-      <w:r>
-        <w:rPr>
-          <w:sz w:val="22"/>
-          <w:szCs w:val="22"/>
-        </w:rPr>
-        <w:t xml:space="preserve">On the 1st of the month (UTC), verifyLatestRecordIsAvailable() in src/index.js reads the newest SDR row's End Date and confirms it equals the last calendar day of the previous month — the period that should have just completed. If Gradwell hasn't published that period yet (the newest row is still last month's), the function throws instead of silently downloading and storing a stale file under the new month's S3 key. That throw is logged to CloudWatch Logs like any other error and trips CdrDownloaderErrorsAlarm, which — once the Datadog Forwarder topic ARN is populated — surfaces as a Datadog monitor event. This check is a no-op on every other day of the month, so manual test invokes are unaffected.</w:t>
-      </w:r>
-    </w:p>
-    <w:p>
-      <w:r>
-        <w:br w:type="page"/>
-      </w:r>
-    </w:p>
-    <w:p>
-      <w:pPr>
-        <w:pStyle w:val="Heading1"/>
-        <w:spacing w:after="120" w:before="240"/>
-      </w:pPr>
-      <w:r>
-        <w:t xml:space="preserve">2. Node.js Dependencies (package.json)</w:t>
+        <w:t xml:space="preserve">DatadogForwarderTopicArn now defaults to an empty string. The HasDatadogForwarderTopicArn condition gates the alarm's AlarmActions/OKActions on it being non-empty, so the stack — and the alarm itself — deploy and function fine before a Datadog Forwarder exists; the alarm just has no external notification target until the real SNS topic ARN is supplied via --parameter-overrides.</w:t>
       </w:r>
     </w:p>
     <w:p>
@@ -1795,105 +2416,217 @@
           <w:sz w:val="17"/>
           <w:szCs w:val="17"/>
         </w:rPr>
-        <w:t xml:space="preserve">{</w:t>
-      </w:r>
-    </w:p>
-    <w:p>
-      <w:pPr>
-        <w:shd w:fill="F2F2F2" w:color="auto" w:val="clear"/>
-        <w:spacing w:after="0" w:before="0" w:line="240"/>
-      </w:pPr>
-      <w:r>
-        <w:rPr>
-          <w:rFonts w:ascii="Consolas" w:cs="Consolas" w:eastAsia="Consolas" w:hAnsi="Consolas"/>
-          <w:sz w:val="17"/>
-          <w:szCs w:val="17"/>
-        </w:rPr>
-        <w:t xml:space="preserve">  "engines": { "node": "&gt;=20" },</w:t>
-      </w:r>
-    </w:p>
-    <w:p>
-      <w:pPr>
-        <w:shd w:fill="F2F2F2" w:color="auto" w:val="clear"/>
-        <w:spacing w:after="0" w:before="0" w:line="240"/>
-      </w:pPr>
-      <w:r>
-        <w:rPr>
-          <w:rFonts w:ascii="Consolas" w:cs="Consolas" w:eastAsia="Consolas" w:hAnsi="Consolas"/>
-          <w:sz w:val="17"/>
-          <w:szCs w:val="17"/>
-        </w:rPr>
-        <w:t xml:space="preserve">  "dependencies": {</w:t>
-      </w:r>
-    </w:p>
-    <w:p>
-      <w:pPr>
-        <w:shd w:fill="F2F2F2" w:color="auto" w:val="clear"/>
-        <w:spacing w:after="0" w:before="0" w:line="240"/>
-      </w:pPr>
-      <w:r>
-        <w:rPr>
-          <w:rFonts w:ascii="Consolas" w:cs="Consolas" w:eastAsia="Consolas" w:hAnsi="Consolas"/>
-          <w:sz w:val="17"/>
-          <w:szCs w:val="17"/>
-        </w:rPr>
-        <w:t xml:space="preserve">    "@aws-sdk/client-s3": "^3.700.0",</w:t>
-      </w:r>
-    </w:p>
-    <w:p>
-      <w:pPr>
-        <w:shd w:fill="F2F2F2" w:color="auto" w:val="clear"/>
-        <w:spacing w:after="0" w:before="0" w:line="240"/>
-      </w:pPr>
-      <w:r>
-        <w:rPr>
-          <w:rFonts w:ascii="Consolas" w:cs="Consolas" w:eastAsia="Consolas" w:hAnsi="Consolas"/>
-          <w:sz w:val="17"/>
-          <w:szCs w:val="17"/>
-        </w:rPr>
-        <w:t xml:space="preserve">    "@aws-sdk/client-secrets-manager": "^3.700.0",</w:t>
-      </w:r>
-    </w:p>
-    <w:p>
-      <w:pPr>
-        <w:shd w:fill="F2F2F2" w:color="auto" w:val="clear"/>
-        <w:spacing w:after="0" w:before="0" w:line="240"/>
-      </w:pPr>
-      <w:r>
-        <w:rPr>
-          <w:rFonts w:ascii="Consolas" w:cs="Consolas" w:eastAsia="Consolas" w:hAnsi="Consolas"/>
-          <w:sz w:val="17"/>
-          <w:szCs w:val="17"/>
-        </w:rPr>
-        <w:t xml:space="preserve">    "@sparticuz/chromium": "^153.0.0",</w:t>
-      </w:r>
-    </w:p>
-    <w:p>
-      <w:pPr>
-        <w:shd w:fill="F2F2F2" w:color="auto" w:val="clear"/>
-        <w:spacing w:after="0" w:before="0" w:line="240"/>
-      </w:pPr>
-      <w:r>
-        <w:rPr>
-          <w:rFonts w:ascii="Consolas" w:cs="Consolas" w:eastAsia="Consolas" w:hAnsi="Consolas"/>
-          <w:sz w:val="17"/>
-          <w:szCs w:val="17"/>
-        </w:rPr>
-        <w:t xml:space="preserve">    "playwright-core": "^1.63.0"</w:t>
-      </w:r>
-    </w:p>
-    <w:p>
-      <w:pPr>
-        <w:shd w:fill="F2F2F2" w:color="auto" w:val="clear"/>
-        <w:spacing w:after="0" w:before="0" w:line="240"/>
-      </w:pPr>
-      <w:r>
-        <w:rPr>
-          <w:rFonts w:ascii="Consolas" w:cs="Consolas" w:eastAsia="Consolas" w:hAnsi="Consolas"/>
-          <w:sz w:val="17"/>
-          <w:szCs w:val="17"/>
-        </w:rPr>
-        <w:t xml:space="preserve">  }</w:t>
+        <w:t xml:space="preserve">CdrDownloaderErrorsAlarm:</w:t>
+      </w:r>
+    </w:p>
+    <w:p>
+      <w:pPr>
+        <w:shd w:fill="F2F2F2" w:color="auto" w:val="clear"/>
+        <w:spacing w:after="0" w:before="0" w:line="240"/>
+      </w:pPr>
+      <w:r>
+        <w:rPr>
+          <w:rFonts w:ascii="Consolas" w:cs="Consolas" w:eastAsia="Consolas" w:hAnsi="Consolas"/>
+          <w:sz w:val="17"/>
+          <w:szCs w:val="17"/>
+        </w:rPr>
+        <w:t xml:space="preserve">  Type: AWS::CloudWatch::Alarm</w:t>
+      </w:r>
+    </w:p>
+    <w:p>
+      <w:pPr>
+        <w:shd w:fill="F2F2F2" w:color="auto" w:val="clear"/>
+        <w:spacing w:after="0" w:before="0" w:line="240"/>
+      </w:pPr>
+      <w:r>
+        <w:rPr>
+          <w:rFonts w:ascii="Consolas" w:cs="Consolas" w:eastAsia="Consolas" w:hAnsi="Consolas"/>
+          <w:sz w:val="17"/>
+          <w:szCs w:val="17"/>
+        </w:rPr>
+        <w:t xml:space="preserve">  Properties:</w:t>
+      </w:r>
+    </w:p>
+    <w:p>
+      <w:pPr>
+        <w:shd w:fill="F2F2F2" w:color="auto" w:val="clear"/>
+        <w:spacing w:after="0" w:before="0" w:line="240"/>
+      </w:pPr>
+      <w:r>
+        <w:rPr>
+          <w:rFonts w:ascii="Consolas" w:cs="Consolas" w:eastAsia="Consolas" w:hAnsi="Consolas"/>
+          <w:sz w:val="17"/>
+          <w:szCs w:val="17"/>
+        </w:rPr>
+        <w:t xml:space="preserve">    AlarmName: !Sub "${AWS::StackName}-lambda-errors"</w:t>
+      </w:r>
+    </w:p>
+    <w:p>
+      <w:pPr>
+        <w:shd w:fill="F2F2F2" w:color="auto" w:val="clear"/>
+        <w:spacing w:after="0" w:before="0" w:line="240"/>
+      </w:pPr>
+      <w:r>
+        <w:rPr>
+          <w:rFonts w:ascii="Consolas" w:cs="Consolas" w:eastAsia="Consolas" w:hAnsi="Consolas"/>
+          <w:sz w:val="17"/>
+          <w:szCs w:val="17"/>
+        </w:rPr>
+        <w:t xml:space="preserve">    Namespace: AWS/Lambda</w:t>
+      </w:r>
+    </w:p>
+    <w:p>
+      <w:pPr>
+        <w:shd w:fill="F2F2F2" w:color="auto" w:val="clear"/>
+        <w:spacing w:after="0" w:before="0" w:line="240"/>
+      </w:pPr>
+      <w:r>
+        <w:rPr>
+          <w:rFonts w:ascii="Consolas" w:cs="Consolas" w:eastAsia="Consolas" w:hAnsi="Consolas"/>
+          <w:sz w:val="17"/>
+          <w:szCs w:val="17"/>
+        </w:rPr>
+        <w:t xml:space="preserve">    MetricName: Errors</w:t>
+      </w:r>
+    </w:p>
+    <w:p>
+      <w:pPr>
+        <w:shd w:fill="F2F2F2" w:color="auto" w:val="clear"/>
+        <w:spacing w:after="0" w:before="0" w:line="240"/>
+      </w:pPr>
+      <w:r>
+        <w:rPr>
+          <w:rFonts w:ascii="Consolas" w:cs="Consolas" w:eastAsia="Consolas" w:hAnsi="Consolas"/>
+          <w:sz w:val="17"/>
+          <w:szCs w:val="17"/>
+        </w:rPr>
+        <w:t xml:space="preserve">    Dimensions:</w:t>
+      </w:r>
+    </w:p>
+    <w:p>
+      <w:pPr>
+        <w:shd w:fill="F2F2F2" w:color="auto" w:val="clear"/>
+        <w:spacing w:after="0" w:before="0" w:line="240"/>
+      </w:pPr>
+      <w:r>
+        <w:rPr>
+          <w:rFonts w:ascii="Consolas" w:cs="Consolas" w:eastAsia="Consolas" w:hAnsi="Consolas"/>
+          <w:sz w:val="17"/>
+          <w:szCs w:val="17"/>
+        </w:rPr>
+        <w:t xml:space="preserve">      - Name: FunctionName</w:t>
+      </w:r>
+    </w:p>
+    <w:p>
+      <w:pPr>
+        <w:shd w:fill="F2F2F2" w:color="auto" w:val="clear"/>
+        <w:spacing w:after="0" w:before="0" w:line="240"/>
+      </w:pPr>
+      <w:r>
+        <w:rPr>
+          <w:rFonts w:ascii="Consolas" w:cs="Consolas" w:eastAsia="Consolas" w:hAnsi="Consolas"/>
+          <w:sz w:val="17"/>
+          <w:szCs w:val="17"/>
+        </w:rPr>
+        <w:t xml:space="preserve">        Value: !Ref CdrDownloaderFunction</w:t>
+      </w:r>
+    </w:p>
+    <w:p>
+      <w:pPr>
+        <w:shd w:fill="F2F2F2" w:color="auto" w:val="clear"/>
+        <w:spacing w:after="0" w:before="0" w:line="240"/>
+      </w:pPr>
+      <w:r>
+        <w:rPr>
+          <w:rFonts w:ascii="Consolas" w:cs="Consolas" w:eastAsia="Consolas" w:hAnsi="Consolas"/>
+          <w:sz w:val="17"/>
+          <w:szCs w:val="17"/>
+        </w:rPr>
+        <w:t xml:space="preserve">    Statistic: Sum</w:t>
+      </w:r>
+    </w:p>
+    <w:p>
+      <w:pPr>
+        <w:shd w:fill="F2F2F2" w:color="auto" w:val="clear"/>
+        <w:spacing w:after="0" w:before="0" w:line="240"/>
+      </w:pPr>
+      <w:r>
+        <w:rPr>
+          <w:rFonts w:ascii="Consolas" w:cs="Consolas" w:eastAsia="Consolas" w:hAnsi="Consolas"/>
+          <w:sz w:val="17"/>
+          <w:szCs w:val="17"/>
+        </w:rPr>
+        <w:t xml:space="preserve">    Period: 86400</w:t>
+      </w:r>
+    </w:p>
+    <w:p>
+      <w:pPr>
+        <w:shd w:fill="F2F2F2" w:color="auto" w:val="clear"/>
+        <w:spacing w:after="0" w:before="0" w:line="240"/>
+      </w:pPr>
+      <w:r>
+        <w:rPr>
+          <w:rFonts w:ascii="Consolas" w:cs="Consolas" w:eastAsia="Consolas" w:hAnsi="Consolas"/>
+          <w:sz w:val="17"/>
+          <w:szCs w:val="17"/>
+        </w:rPr>
+        <w:t xml:space="preserve">    EvaluationPeriods: 1</w:t>
+      </w:r>
+    </w:p>
+    <w:p>
+      <w:pPr>
+        <w:shd w:fill="F2F2F2" w:color="auto" w:val="clear"/>
+        <w:spacing w:after="0" w:before="0" w:line="240"/>
+      </w:pPr>
+      <w:r>
+        <w:rPr>
+          <w:rFonts w:ascii="Consolas" w:cs="Consolas" w:eastAsia="Consolas" w:hAnsi="Consolas"/>
+          <w:sz w:val="17"/>
+          <w:szCs w:val="17"/>
+        </w:rPr>
+        <w:t xml:space="preserve">    Threshold: 0</w:t>
+      </w:r>
+    </w:p>
+    <w:p>
+      <w:pPr>
+        <w:shd w:fill="F2F2F2" w:color="auto" w:val="clear"/>
+        <w:spacing w:after="0" w:before="0" w:line="240"/>
+      </w:pPr>
+      <w:r>
+        <w:rPr>
+          <w:rFonts w:ascii="Consolas" w:cs="Consolas" w:eastAsia="Consolas" w:hAnsi="Consolas"/>
+          <w:sz w:val="17"/>
+          <w:szCs w:val="17"/>
+        </w:rPr>
+        <w:t xml:space="preserve">    ComparisonOperator: GreaterThanThreshold</w:t>
+      </w:r>
+    </w:p>
+    <w:p>
+      <w:pPr>
+        <w:shd w:fill="F2F2F2" w:color="auto" w:val="clear"/>
+        <w:spacing w:after="0" w:before="0" w:line="240"/>
+      </w:pPr>
+      <w:r>
+        <w:rPr>
+          <w:rFonts w:ascii="Consolas" w:cs="Consolas" w:eastAsia="Consolas" w:hAnsi="Consolas"/>
+          <w:sz w:val="17"/>
+          <w:szCs w:val="17"/>
+        </w:rPr>
+        <w:t xml:space="preserve">    TreatMissingData: notBreaching</w:t>
+      </w:r>
+    </w:p>
+    <w:p>
+      <w:pPr>
+        <w:shd w:fill="F2F2F2" w:color="auto" w:val="clear"/>
+        <w:spacing w:after="0" w:before="0" w:line="240"/>
+      </w:pPr>
+      <w:r>
+        <w:rPr>
+          <w:rFonts w:ascii="Consolas" w:cs="Consolas" w:eastAsia="Consolas" w:hAnsi="Consolas"/>
+          <w:sz w:val="17"/>
+          <w:szCs w:val="17"/>
+        </w:rPr>
+        <w:t xml:space="preserve">    AlarmActions: !If [HasDatadogForwarderTopicArn, [!Ref DatadogForwarderTopicArn], []]</w:t>
       </w:r>
     </w:p>
     <w:p>
@@ -1910,7 +2643,70 @@
           <w:sz w:val="17"/>
           <w:szCs w:val="17"/>
         </w:rPr>
-        <w:t xml:space="preserve">}</w:t>
+        <w:t xml:space="preserve">    OKActions: !If [HasDatadogForwarderTopicArn, [!Ref DatadogForwarderTopicArn], []]</w:t>
+      </w:r>
+    </w:p>
+    <w:p>
+      <w:pPr>
+        <w:pStyle w:val="Heading2"/>
+        <w:spacing w:after="120" w:before="240"/>
+      </w:pPr>
+      <w:r>
+        <w:t xml:space="preserve">1.5 Effective IAM permissions</w:t>
+      </w:r>
+    </w:p>
+    <w:p>
+      <w:pPr>
+        <w:spacing w:after="200" w:before="0"/>
+      </w:pPr>
+      <w:r>
+        <w:rPr>
+          <w:sz w:val="22"/>
+          <w:szCs w:val="22"/>
+        </w:rPr>
+        <w:t xml:space="preserve">CdrDownloaderFunction's execution role: s3:PutObject scoped to exactly the cdr/* and debug/* prefixes of CdrBucket (not the bucket as a whole — the only action and prefixes the code ever uses); secretsmanager:GetSecretValue scoped to the named secret's ARN pattern; plus the default Lambda basic execution policy (CloudWatch Logs write) SAM always attaches. SchedulerInvokeRole is a separate role, held by EventBridge Scheduler rather than the function, scoped to lambda:InvokeFunction on only this one function's ARN. No broader S3, Secrets Manager, or Lambda access is granted anywhere in the stack.</w:t>
+      </w:r>
+    </w:p>
+    <w:p>
+      <w:pPr>
+        <w:pStyle w:val="Heading2"/>
+        <w:spacing w:after="120" w:before="240"/>
+      </w:pPr>
+      <w:r>
+        <w:t xml:space="preserve">1.6 CDR record freshness check (new in v1.1)</w:t>
+      </w:r>
+    </w:p>
+    <w:p>
+      <w:pPr>
+        <w:spacing w:after="200" w:before="0"/>
+      </w:pPr>
+      <w:r>
+        <w:rPr>
+          <w:sz w:val="22"/>
+          <w:szCs w:val="22"/>
+        </w:rPr>
+        <w:t xml:space="preserve">On the 1st of the month (UTC), verifyLatestRecordIsAvailable() in src/index.js reads the newest SDR row's End Date and confirms it equals the last calendar day of the previous month — the period that should have just completed. If Gradwell hasn't published that period yet (the newest row is still last month's), the function throws instead of silently downloading and storing a stale file under the new month's S3 key. That throw is logged to CloudWatch Logs like any other error and trips CdrDownloaderErrorsAlarm, which — once the Datadog Forwarder topic ARN is populated — surfaces as a Datadog monitor event. This check is a no-op on every other day of the month, so manual test invokes are unaffected.</w:t>
+      </w:r>
+    </w:p>
+    <w:p>
+      <w:pPr>
+        <w:pStyle w:val="Heading2"/>
+        <w:spacing w:after="120" w:before="240"/>
+      </w:pPr>
+      <w:r>
+        <w:t xml:space="preserve">1.7 Execution duration timing (new in v1.3)</w:t>
+      </w:r>
+    </w:p>
+    <w:p>
+      <w:pPr>
+        <w:spacing w:after="200" w:before="0"/>
+      </w:pPr>
+      <w:r>
+        <w:rPr>
+          <w:sz w:val="22"/>
+          <w:szCs w:val="22"/>
+        </w:rPr>
+        <w:t xml:space="preserve">The handler captures a start timestamp on entry and computes elapsed wall-clock time at both the success return and the failure log: on success the response includes durationMs alongside bucket and key (e.g. {"statusCode":200,"bucket":"...","key":"...","durationMs":18342}); on failure, the CloudWatch error log is prefixed with the elapsed time before the stack trace. This makes it straightforward to see how long a run took from a manual invoke's response alone, and to notice runs creeping toward the 180-second timeout before they start failing outright.</w:t>
       </w:r>
     </w:p>
     <w:p>
@@ -1924,16 +2720,7 @@
         <w:spacing w:after="120" w:before="240"/>
       </w:pPr>
       <w:r>
-        <w:t xml:space="preserve">3. Source Code</w:t>
-      </w:r>
-    </w:p>
-    <w:p>
-      <w:pPr>
-        <w:pStyle w:val="Heading2"/>
-        <w:spacing w:after="120" w:before="240"/>
-      </w:pPr>
-      <w:r>
-        <w:t xml:space="preserve">3.1 src/index.js — handler and browser automation</w:t>
+        <w:t xml:space="preserve">2. Node.js Dependencies (package.json)</w:t>
       </w:r>
     </w:p>
     <w:p>
@@ -1950,6 +2737,161 @@
           <w:sz w:val="17"/>
           <w:szCs w:val="17"/>
         </w:rPr>
+        <w:t xml:space="preserve">{</w:t>
+      </w:r>
+    </w:p>
+    <w:p>
+      <w:pPr>
+        <w:shd w:fill="F2F2F2" w:color="auto" w:val="clear"/>
+        <w:spacing w:after="0" w:before="0" w:line="240"/>
+      </w:pPr>
+      <w:r>
+        <w:rPr>
+          <w:rFonts w:ascii="Consolas" w:cs="Consolas" w:eastAsia="Consolas" w:hAnsi="Consolas"/>
+          <w:sz w:val="17"/>
+          <w:szCs w:val="17"/>
+        </w:rPr>
+        <w:t xml:space="preserve">  "engines": { "node": "&gt;=20" },</w:t>
+      </w:r>
+    </w:p>
+    <w:p>
+      <w:pPr>
+        <w:shd w:fill="F2F2F2" w:color="auto" w:val="clear"/>
+        <w:spacing w:after="0" w:before="0" w:line="240"/>
+      </w:pPr>
+      <w:r>
+        <w:rPr>
+          <w:rFonts w:ascii="Consolas" w:cs="Consolas" w:eastAsia="Consolas" w:hAnsi="Consolas"/>
+          <w:sz w:val="17"/>
+          <w:szCs w:val="17"/>
+        </w:rPr>
+        <w:t xml:space="preserve">  "dependencies": {</w:t>
+      </w:r>
+    </w:p>
+    <w:p>
+      <w:pPr>
+        <w:shd w:fill="F2F2F2" w:color="auto" w:val="clear"/>
+        <w:spacing w:after="0" w:before="0" w:line="240"/>
+      </w:pPr>
+      <w:r>
+        <w:rPr>
+          <w:rFonts w:ascii="Consolas" w:cs="Consolas" w:eastAsia="Consolas" w:hAnsi="Consolas"/>
+          <w:sz w:val="17"/>
+          <w:szCs w:val="17"/>
+        </w:rPr>
+        <w:t xml:space="preserve">    "@aws-sdk/client-s3": "^3.700.0",</w:t>
+      </w:r>
+    </w:p>
+    <w:p>
+      <w:pPr>
+        <w:shd w:fill="F2F2F2" w:color="auto" w:val="clear"/>
+        <w:spacing w:after="0" w:before="0" w:line="240"/>
+      </w:pPr>
+      <w:r>
+        <w:rPr>
+          <w:rFonts w:ascii="Consolas" w:cs="Consolas" w:eastAsia="Consolas" w:hAnsi="Consolas"/>
+          <w:sz w:val="17"/>
+          <w:szCs w:val="17"/>
+        </w:rPr>
+        <w:t xml:space="preserve">    "@aws-sdk/client-secrets-manager": "^3.700.0",</w:t>
+      </w:r>
+    </w:p>
+    <w:p>
+      <w:pPr>
+        <w:shd w:fill="F2F2F2" w:color="auto" w:val="clear"/>
+        <w:spacing w:after="0" w:before="0" w:line="240"/>
+      </w:pPr>
+      <w:r>
+        <w:rPr>
+          <w:rFonts w:ascii="Consolas" w:cs="Consolas" w:eastAsia="Consolas" w:hAnsi="Consolas"/>
+          <w:sz w:val="17"/>
+          <w:szCs w:val="17"/>
+        </w:rPr>
+        <w:t xml:space="preserve">    "@sparticuz/chromium": "^153.0.0",</w:t>
+      </w:r>
+    </w:p>
+    <w:p>
+      <w:pPr>
+        <w:shd w:fill="F2F2F2" w:color="auto" w:val="clear"/>
+        <w:spacing w:after="0" w:before="0" w:line="240"/>
+      </w:pPr>
+      <w:r>
+        <w:rPr>
+          <w:rFonts w:ascii="Consolas" w:cs="Consolas" w:eastAsia="Consolas" w:hAnsi="Consolas"/>
+          <w:sz w:val="17"/>
+          <w:szCs w:val="17"/>
+        </w:rPr>
+        <w:t xml:space="preserve">    "playwright-core": "^1.63.0"</w:t>
+      </w:r>
+    </w:p>
+    <w:p>
+      <w:pPr>
+        <w:shd w:fill="F2F2F2" w:color="auto" w:val="clear"/>
+        <w:spacing w:after="0" w:before="0" w:line="240"/>
+      </w:pPr>
+      <w:r>
+        <w:rPr>
+          <w:rFonts w:ascii="Consolas" w:cs="Consolas" w:eastAsia="Consolas" w:hAnsi="Consolas"/>
+          <w:sz w:val="17"/>
+          <w:szCs w:val="17"/>
+        </w:rPr>
+        <w:t xml:space="preserve">  }</w:t>
+      </w:r>
+    </w:p>
+    <w:p>
+      <w:pPr>
+        <w:pBdr>
+          <w:bottom w:val="single" w:color="CCCCCC" w:sz="4"/>
+        </w:pBdr>
+        <w:shd w:fill="F2F2F2" w:color="auto" w:val="clear"/>
+        <w:spacing w:after="0" w:before="0" w:line="240"/>
+      </w:pPr>
+      <w:r>
+        <w:rPr>
+          <w:rFonts w:ascii="Consolas" w:cs="Consolas" w:eastAsia="Consolas" w:hAnsi="Consolas"/>
+          <w:sz w:val="17"/>
+          <w:szCs w:val="17"/>
+        </w:rPr>
+        <w:t xml:space="preserve">}</w:t>
+      </w:r>
+    </w:p>
+    <w:p>
+      <w:r>
+        <w:br w:type="page"/>
+      </w:r>
+    </w:p>
+    <w:p>
+      <w:pPr>
+        <w:pStyle w:val="Heading1"/>
+        <w:spacing w:after="120" w:before="240"/>
+      </w:pPr>
+      <w:r>
+        <w:t xml:space="preserve">3. Source Code</w:t>
+      </w:r>
+    </w:p>
+    <w:p>
+      <w:pPr>
+        <w:pStyle w:val="Heading2"/>
+        <w:spacing w:after="120" w:before="240"/>
+      </w:pPr>
+      <w:r>
+        <w:t xml:space="preserve">3.1 src/index.js — handler and browser automation</w:t>
+      </w:r>
+    </w:p>
+    <w:p>
+      <w:pPr>
+        <w:pBdr>
+          <w:top w:val="single" w:color="CCCCCC" w:sz="4"/>
+        </w:pBdr>
+        <w:shd w:fill="F2F2F2" w:color="auto" w:val="clear"/>
+        <w:spacing w:after="0" w:before="0" w:line="240"/>
+      </w:pPr>
+      <w:r>
+        <w:rPr>
+          <w:rFonts w:ascii="Consolas" w:cs="Consolas" w:eastAsia="Consolas" w:hAnsi="Consolas"/>
+          <w:sz w:val="17"/>
+          <w:szCs w:val="17"/>
+        </w:rPr>
         <w:t xml:space="preserve">"use strict";</w:t>
       </w:r>
     </w:p>
@@ -4372,6 +5314,20 @@
           <w:sz w:val="17"/>
           <w:szCs w:val="17"/>
         </w:rPr>
+        <w:t xml:space="preserve">  const startedAt = Date.now();</w:t>
+      </w:r>
+    </w:p>
+    <w:p>
+      <w:pPr>
+        <w:shd w:fill="F2F2F2" w:color="auto" w:val="clear"/>
+        <w:spacing w:after="0" w:before="0" w:line="240"/>
+      </w:pPr>
+      <w:r>
+        <w:rPr>
+          <w:rFonts w:ascii="Consolas" w:cs="Consolas" w:eastAsia="Consolas" w:hAnsi="Consolas"/>
+          <w:sz w:val="17"/>
+          <w:szCs w:val="17"/>
+        </w:rPr>
         <w:t xml:space="preserve">  const bucket = requireEnv("CDR_BUCKET_NAME");</w:t>
       </w:r>
     </w:p>
@@ -4918,21 +5874,35 @@
           <w:sz w:val="17"/>
           <w:szCs w:val="17"/>
         </w:rPr>
-        <w:t xml:space="preserve">    console.log(`CDR file uploaded to s3://${bucket}/${key}`);</w:t>
-      </w:r>
-    </w:p>
-    <w:p>
-      <w:pPr>
-        <w:shd w:fill="F2F2F2" w:color="auto" w:val="clear"/>
-        <w:spacing w:after="0" w:before="0" w:line="240"/>
-      </w:pPr>
-      <w:r>
-        <w:rPr>
-          <w:rFonts w:ascii="Consolas" w:cs="Consolas" w:eastAsia="Consolas" w:hAnsi="Consolas"/>
-          <w:sz w:val="17"/>
-          <w:szCs w:val="17"/>
-        </w:rPr>
-        <w:t xml:space="preserve">    return { statusCode: 200, bucket, key };</w:t>
+        <w:t xml:space="preserve">    const durationMs = Date.now() - startedAt;</w:t>
+      </w:r>
+    </w:p>
+    <w:p>
+      <w:pPr>
+        <w:shd w:fill="F2F2F2" w:color="auto" w:val="clear"/>
+        <w:spacing w:after="0" w:before="0" w:line="240"/>
+      </w:pPr>
+      <w:r>
+        <w:rPr>
+          <w:rFonts w:ascii="Consolas" w:cs="Consolas" w:eastAsia="Consolas" w:hAnsi="Consolas"/>
+          <w:sz w:val="17"/>
+          <w:szCs w:val="17"/>
+        </w:rPr>
+        <w:t xml:space="preserve">    console.log(`CDR file uploaded to s3://${bucket}/${key} in ${durationMs}ms`);</w:t>
+      </w:r>
+    </w:p>
+    <w:p>
+      <w:pPr>
+        <w:shd w:fill="F2F2F2" w:color="auto" w:val="clear"/>
+        <w:spacing w:after="0" w:before="0" w:line="240"/>
+      </w:pPr>
+      <w:r>
+        <w:rPr>
+          <w:rFonts w:ascii="Consolas" w:cs="Consolas" w:eastAsia="Consolas" w:hAnsi="Consolas"/>
+          <w:sz w:val="17"/>
+          <w:szCs w:val="17"/>
+        </w:rPr>
+        <w:t xml:space="preserve">    return { statusCode: 200, bucket, key, durationMs };</w:t>
       </w:r>
     </w:p>
     <w:p>
@@ -4960,7 +5930,21 @@
           <w:sz w:val="17"/>
           <w:szCs w:val="17"/>
         </w:rPr>
-        <w:t xml:space="preserve">    console.error("CDR download automation failed:", err);</w:t>
+        <w:t xml:space="preserve">    const durationMs = Date.now() - startedAt;</w:t>
+      </w:r>
+    </w:p>
+    <w:p>
+      <w:pPr>
+        <w:shd w:fill="F2F2F2" w:color="auto" w:val="clear"/>
+        <w:spacing w:after="0" w:before="0" w:line="240"/>
+      </w:pPr>
+      <w:r>
+        <w:rPr>
+          <w:rFonts w:ascii="Consolas" w:cs="Consolas" w:eastAsia="Consolas" w:hAnsi="Consolas"/>
+          <w:sz w:val="17"/>
+          <w:szCs w:val="17"/>
+        </w:rPr>
+        <w:t xml:space="preserve">    console.error(`CDR download automation failed after ${durationMs}ms:`, err);</w:t>
       </w:r>
     </w:p>
     <w:p>

--- a/CdrDownloaderFunction-Lambda-Config.docx
+++ b/CdrDownloaderFunction-Lambda-Config.docx
@@ -371,7 +371,7 @@
                 <w:sz w:val="19"/>
                 <w:szCs w:val="19"/>
               </w:rPr>
-              <w:t xml:space="preserve">Added CdrDownloaderErrorsAlarm (CloudWatch alarm on the Errors metric, publishing to the Datadog Forwarder SNS topic) and the 1st-of-month CDR record freshness check (throws — and therefore logs to CloudWatch — if the newest SDR period hasn't been published yet). Source commit 538dd2c.</w:t>
+              <w:t xml:space="preserve">Added CdrDownloaderErrorsAlarm (CloudWatch alarm on the Errors metric, publishing to the Datadog Forwarder SNS topic) and the 1st-of-month CDR record freshness check (throws — and therefore logs to CloudWatch — if the newest CDR period hasn't been published yet). Source commit 538dd2c.</w:t>
             </w:r>
           </w:p>
         </w:tc>
@@ -1034,6 +1034,100 @@
           </w:p>
         </w:tc>
       </w:tr>
+      <w:tr>
+        <w:tc>
+          <w:tcPr>
+            <w:tcW w:type="dxa" w:w="1200"/>
+            <w:tcMar>
+              <w:top w:type="dxa" w:w="80"/>
+              <w:left w:type="dxa" w:w="100"/>
+              <w:bottom w:type="dxa" w:w="80"/>
+              <w:right w:type="dxa" w:w="100"/>
+            </w:tcMar>
+            <w:vAlign w:val="center"/>
+          </w:tcPr>
+          <w:p>
+            <w:r>
+              <w:rPr>
+                <w:b w:val="false"/>
+                <w:bCs w:val="false"/>
+                <w:sz w:val="19"/>
+                <w:szCs w:val="19"/>
+              </w:rPr>
+              <w:t xml:space="preserve">1.9</w:t>
+            </w:r>
+          </w:p>
+        </w:tc>
+        <w:tc>
+          <w:tcPr>
+            <w:tcW w:type="dxa" w:w="1600"/>
+            <w:tcMar>
+              <w:top w:type="dxa" w:w="80"/>
+              <w:left w:type="dxa" w:w="100"/>
+              <w:bottom w:type="dxa" w:w="80"/>
+              <w:right w:type="dxa" w:w="100"/>
+            </w:tcMar>
+            <w:vAlign w:val="center"/>
+          </w:tcPr>
+          <w:p>
+            <w:r>
+              <w:rPr>
+                <w:b w:val="false"/>
+                <w:bCs w:val="false"/>
+                <w:sz w:val="19"/>
+                <w:szCs w:val="19"/>
+              </w:rPr>
+              <w:t xml:space="preserve">2026-10-02</w:t>
+            </w:r>
+          </w:p>
+        </w:tc>
+        <w:tc>
+          <w:tcPr>
+            <w:tcW w:type="dxa" w:w="2200"/>
+            <w:tcMar>
+              <w:top w:type="dxa" w:w="80"/>
+              <w:left w:type="dxa" w:w="100"/>
+              <w:bottom w:type="dxa" w:w="80"/>
+              <w:right w:type="dxa" w:w="100"/>
+            </w:tcMar>
+            <w:vAlign w:val="center"/>
+          </w:tcPr>
+          <w:p>
+            <w:r>
+              <w:rPr>
+                <w:b w:val="false"/>
+                <w:bCs w:val="false"/>
+                <w:sz w:val="19"/>
+                <w:szCs w:val="19"/>
+              </w:rPr>
+              <w:t xml:space="preserve">Owen Idehen</w:t>
+            </w:r>
+          </w:p>
+        </w:tc>
+        <w:tc>
+          <w:tcPr>
+            <w:tcW w:type="dxa" w:w="5080"/>
+            <w:tcMar>
+              <w:top w:type="dxa" w:w="80"/>
+              <w:left w:type="dxa" w:w="100"/>
+              <w:bottom w:type="dxa" w:w="80"/>
+              <w:right w:type="dxa" w:w="100"/>
+            </w:tcMar>
+            <w:vAlign w:val="center"/>
+          </w:tcPr>
+          <w:p>
+            <w:r>
+              <w:rPr>
+                <w:b w:val="false"/>
+                <w:bCs w:val="false"/>
+                <w:sz w:val="19"/>
+                <w:szCs w:val="19"/>
+              </w:rPr>
+              <w:t xml:space="preserve">Error constants, step names and messages say CDR instead of SDR to match the /cdrs page: ERRORS.CDR_PAGE and ERRORS.CDR_TABLE_MISSING, "Opening the CDR page" and "Checking the newest CDR period is published". Codes CDR-E05 to CDR-E09 are unchanged. Source commit 20bbd49.</w:t>
+            </w:r>
+          </w:p>
+        </w:tc>
+      </w:tr>
     </w:tbl>
     <w:p>
       <w:pPr>
@@ -4053,7 +4147,7 @@
                 <w:sz w:val="19"/>
                 <w:szCs w:val="19"/>
               </w:rPr>
-              <w:t xml:space="preserve">Opening the SDR page (navigation)</w:t>
+              <w:t xml:space="preserve">Opening the CDR page (navigation)</w:t>
             </w:r>
           </w:p>
         </w:tc>
@@ -4101,7 +4195,7 @@
                 <w:sz w:val="19"/>
                 <w:szCs w:val="19"/>
               </w:rPr>
-              <w:t xml:space="preserve">Opening the SDR page: table did not appear (quotes the page message)</w:t>
+              <w:t xml:space="preserve">Opening the CDR page: table did not appear (quotes the page message)</w:t>
             </w:r>
           </w:p>
         </w:tc>
@@ -4855,63 +4949,63 @@
           <w:sz w:val="17"/>
           <w:szCs w:val="17"/>
         </w:rPr>
-        <w:t xml:space="preserve">  SDR_PAGE: { code: "CDR-E05", step: "Opening the SDR page" },</w:t>
-      </w:r>
-    </w:p>
-    <w:p>
-      <w:pPr>
-        <w:shd w:fill="F2F2F2" w:color="auto" w:val="clear"/>
-        <w:spacing w:after="0" w:before="0" w:line="240"/>
-      </w:pPr>
-      <w:r>
-        <w:rPr>
-          <w:rFonts w:ascii="Consolas" w:cs="Consolas" w:eastAsia="Consolas" w:hAnsi="Consolas"/>
-          <w:sz w:val="17"/>
-          <w:szCs w:val="17"/>
-        </w:rPr>
-        <w:t xml:space="preserve">  SDR_TABLE_MISSING: { code: "CDR-E06", step: "Opening the SDR page" },</w:t>
-      </w:r>
-    </w:p>
-    <w:p>
-      <w:pPr>
-        <w:shd w:fill="F2F2F2" w:color="auto" w:val="clear"/>
-        <w:spacing w:after="0" w:before="0" w:line="240"/>
-      </w:pPr>
-      <w:r>
-        <w:rPr>
-          <w:rFonts w:ascii="Consolas" w:cs="Consolas" w:eastAsia="Consolas" w:hAnsi="Consolas"/>
-          <w:sz w:val="17"/>
-          <w:szCs w:val="17"/>
-        </w:rPr>
-        <w:t xml:space="preserve">  END_DATE_MISSING: { code: "CDR-E07", step: "Checking the newest SDR period is published" },</w:t>
-      </w:r>
-    </w:p>
-    <w:p>
-      <w:pPr>
-        <w:shd w:fill="F2F2F2" w:color="auto" w:val="clear"/>
-        <w:spacing w:after="0" w:before="0" w:line="240"/>
-      </w:pPr>
-      <w:r>
-        <w:rPr>
-          <w:rFonts w:ascii="Consolas" w:cs="Consolas" w:eastAsia="Consolas" w:hAnsi="Consolas"/>
-          <w:sz w:val="17"/>
-          <w:szCs w:val="17"/>
-        </w:rPr>
-        <w:t xml:space="preserve">  END_DATE_UNPARSEABLE: { code: "CDR-E08", step: "Checking the newest SDR period is published" },</w:t>
-      </w:r>
-    </w:p>
-    <w:p>
-      <w:pPr>
-        <w:shd w:fill="F2F2F2" w:color="auto" w:val="clear"/>
-        <w:spacing w:after="0" w:before="0" w:line="240"/>
-      </w:pPr>
-      <w:r>
-        <w:rPr>
-          <w:rFonts w:ascii="Consolas" w:cs="Consolas" w:eastAsia="Consolas" w:hAnsi="Consolas"/>
-          <w:sz w:val="17"/>
-          <w:szCs w:val="17"/>
-        </w:rPr>
-        <w:t xml:space="preserve">  PERIOD_NOT_PUBLISHED: { code: "CDR-E09", step: "Checking the newest SDR period is published" },</w:t>
+        <w:t xml:space="preserve">  CDR_PAGE: { code: "CDR-E05", step: "Opening the CDR page" },</w:t>
+      </w:r>
+    </w:p>
+    <w:p>
+      <w:pPr>
+        <w:shd w:fill="F2F2F2" w:color="auto" w:val="clear"/>
+        <w:spacing w:after="0" w:before="0" w:line="240"/>
+      </w:pPr>
+      <w:r>
+        <w:rPr>
+          <w:rFonts w:ascii="Consolas" w:cs="Consolas" w:eastAsia="Consolas" w:hAnsi="Consolas"/>
+          <w:sz w:val="17"/>
+          <w:szCs w:val="17"/>
+        </w:rPr>
+        <w:t xml:space="preserve">  CDR_TABLE_MISSING: { code: "CDR-E06", step: "Opening the CDR page" },</w:t>
+      </w:r>
+    </w:p>
+    <w:p>
+      <w:pPr>
+        <w:shd w:fill="F2F2F2" w:color="auto" w:val="clear"/>
+        <w:spacing w:after="0" w:before="0" w:line="240"/>
+      </w:pPr>
+      <w:r>
+        <w:rPr>
+          <w:rFonts w:ascii="Consolas" w:cs="Consolas" w:eastAsia="Consolas" w:hAnsi="Consolas"/>
+          <w:sz w:val="17"/>
+          <w:szCs w:val="17"/>
+        </w:rPr>
+        <w:t xml:space="preserve">  END_DATE_MISSING: { code: "CDR-E07", step: "Checking the newest CDR period is published" },</w:t>
+      </w:r>
+    </w:p>
+    <w:p>
+      <w:pPr>
+        <w:shd w:fill="F2F2F2" w:color="auto" w:val="clear"/>
+        <w:spacing w:after="0" w:before="0" w:line="240"/>
+      </w:pPr>
+      <w:r>
+        <w:rPr>
+          <w:rFonts w:ascii="Consolas" w:cs="Consolas" w:eastAsia="Consolas" w:hAnsi="Consolas"/>
+          <w:sz w:val="17"/>
+          <w:szCs w:val="17"/>
+        </w:rPr>
+        <w:t xml:space="preserve">  END_DATE_UNPARSEABLE: { code: "CDR-E08", step: "Checking the newest CDR period is published" },</w:t>
+      </w:r>
+    </w:p>
+    <w:p>
+      <w:pPr>
+        <w:shd w:fill="F2F2F2" w:color="auto" w:val="clear"/>
+        <w:spacing w:after="0" w:before="0" w:line="240"/>
+      </w:pPr>
+      <w:r>
+        <w:rPr>
+          <w:rFonts w:ascii="Consolas" w:cs="Consolas" w:eastAsia="Consolas" w:hAnsi="Consolas"/>
+          <w:sz w:val="17"/>
+          <w:szCs w:val="17"/>
+        </w:rPr>
+        <w:t xml:space="preserve">  PERIOD_NOT_PUBLISHED: { code: "CDR-E09", step: "Checking the newest CDR period is published" },</w:t>
       </w:r>
     </w:p>
     <w:p>
@@ -5023,7 +5117,7 @@
           <w:sz w:val="17"/>
           <w:szCs w:val="17"/>
         </w:rPr>
-        <w:t xml:space="preserve"> * "[CDR-E06] Opening the SDR page failed: ... page message: "customer is</w:t>
+        <w:t xml:space="preserve"> * "[CDR-E06] Opening the CDR page failed: ... page message: "customer is</w:t>
       </w:r>
     </w:p>
     <w:p>
@@ -6787,7 +6881,7 @@
           <w:sz w:val="17"/>
           <w:szCs w:val="17"/>
         </w:rPr>
-        <w:t xml:space="preserve"> * Navigates to the SDR section.</w:t>
+        <w:t xml:space="preserve"> * Navigates to the CDR page (CDR_URL).</w:t>
       </w:r>
     </w:p>
     <w:p>
@@ -7431,21 +7525,21 @@
           <w:sz w:val="17"/>
           <w:szCs w:val="17"/>
         </w:rPr>
-        <w:t xml:space="preserve">      ERRORS.SDR_TABLE_MISSING,</w:t>
-      </w:r>
-    </w:p>
-    <w:p>
-      <w:pPr>
-        <w:shd w:fill="F2F2F2" w:color="auto" w:val="clear"/>
-        <w:spacing w:after="0" w:before="0" w:line="240"/>
-      </w:pPr>
-      <w:r>
-        <w:rPr>
-          <w:rFonts w:ascii="Consolas" w:cs="Consolas" w:eastAsia="Consolas" w:hAnsi="Consolas"/>
-          <w:sz w:val="17"/>
-          <w:szCs w:val="17"/>
-        </w:rPr>
-        <w:t xml:space="preserve">      `the SDR table did not appear within ${config.navigationTimeoutMs / 1000}s (no element matched "${config.selectors.sdrTableRow}"). ${summarizePage(await describePage(page))}`</w:t>
+        <w:t xml:space="preserve">      ERRORS.CDR_TABLE_MISSING,</w:t>
+      </w:r>
+    </w:p>
+    <w:p>
+      <w:pPr>
+        <w:shd w:fill="F2F2F2" w:color="auto" w:val="clear"/>
+        <w:spacing w:after="0" w:before="0" w:line="240"/>
+      </w:pPr>
+      <w:r>
+        <w:rPr>
+          <w:rFonts w:ascii="Consolas" w:cs="Consolas" w:eastAsia="Consolas" w:hAnsi="Consolas"/>
+          <w:sz w:val="17"/>
+          <w:szCs w:val="17"/>
+        </w:rPr>
+        <w:t xml:space="preserve">      `the CDR table did not appear within ${config.navigationTimeoutMs / 1000}s (no element matched "${config.selectors.sdrTableRow}"). ${summarizePage(await describePage(page))}`</w:t>
       </w:r>
     </w:p>
     <w:p>
@@ -8033,7 +8127,7 @@
           <w:sz w:val="17"/>
           <w:szCs w:val="17"/>
         </w:rPr>
-        <w:t xml:space="preserve">      `could not find the "End Date" cell of the newest SDR row (no element matched "${config.selectors.latestEndDateCell}" within ${config.navigationTimeoutMs / 1000}s) — the SDR table layout may differ from what's expected. ${summarizePage(await describePage(page))}`,</w:t>
+        <w:t xml:space="preserve">      `could not find the "End Date" cell of the newest CDR row (no element matched "${config.selectors.latestEndDateCell}" within ${config.navigationTimeoutMs / 1000}s) — the CDR table layout may differ from what's expected. ${summarizePage(await describePage(page))}`,</w:t>
       </w:r>
     </w:p>
     <w:p>
@@ -8187,7 +8281,7 @@
           <w:sz w:val="17"/>
           <w:szCs w:val="17"/>
         </w:rPr>
-        <w:t xml:space="preserve">      `could not parse the newest SDR period's end date from "${cellText}" — the SDR table format may have changed.`</w:t>
+        <w:t xml:space="preserve">      `could not parse the newest CDR period's end date from "${cellText}" — the CDR table format may have changed.`</w:t>
       </w:r>
     </w:p>
     <w:p>
@@ -8299,7 +8393,7 @@
           <w:sz w:val="17"/>
           <w:szCs w:val="17"/>
         </w:rPr>
-        <w:t xml:space="preserve">      `new CDR record not yet available: expected the newest SDR period to end ${expected.toISOString().slice(0, 10)} (last day of the previous month), but the newest row on the page ends ${endDate.toISOString().slice(0, 10)} ("${cellText}"). Gradwell likely hasn't published this month's CDR yet.`</w:t>
+        <w:t xml:space="preserve">      `new CDR record not yet available: expected the newest CDR period to end ${expected.toISOString().slice(0, 10)} (last day of the previous month), but the newest row on the page ends ${endDate.toISOString().slice(0, 10)} ("${cellText}"). Gradwell likely hasn't published this month's CDR yet.`</w:t>
       </w:r>
     </w:p>
     <w:p>
@@ -10147,7 +10241,7 @@
           <w:sz w:val="17"/>
           <w:szCs w:val="17"/>
         </w:rPr>
-        <w:t xml:space="preserve">    await runStep(page, ERRORS.SDR_PAGE, () =&gt; goToSdrSection(page));</w:t>
+        <w:t xml:space="preserve">    await runStep(page, ERRORS.CDR_PAGE, () =&gt; goToSdrSection(page));</w:t>
       </w:r>
     </w:p>
     <w:p>

--- a/CdrDownloaderFunction-Lambda-Config.docx
+++ b/CdrDownloaderFunction-Lambda-Config.docx
@@ -1128,6 +1128,100 @@
           </w:p>
         </w:tc>
       </w:tr>
+      <w:tr>
+        <w:tc>
+          <w:tcPr>
+            <w:tcW w:type="dxa" w:w="1200"/>
+            <w:tcMar>
+              <w:top w:type="dxa" w:w="80"/>
+              <w:left w:type="dxa" w:w="100"/>
+              <w:bottom w:type="dxa" w:w="80"/>
+              <w:right w:type="dxa" w:w="100"/>
+            </w:tcMar>
+            <w:vAlign w:val="center"/>
+          </w:tcPr>
+          <w:p>
+            <w:r>
+              <w:rPr>
+                <w:b w:val="false"/>
+                <w:bCs w:val="false"/>
+                <w:sz w:val="19"/>
+                <w:szCs w:val="19"/>
+              </w:rPr>
+              <w:t xml:space="preserve">1.10</w:t>
+            </w:r>
+          </w:p>
+        </w:tc>
+        <w:tc>
+          <w:tcPr>
+            <w:tcW w:type="dxa" w:w="1600"/>
+            <w:tcMar>
+              <w:top w:type="dxa" w:w="80"/>
+              <w:left w:type="dxa" w:w="100"/>
+              <w:bottom w:type="dxa" w:w="80"/>
+              <w:right w:type="dxa" w:w="100"/>
+            </w:tcMar>
+            <w:vAlign w:val="center"/>
+          </w:tcPr>
+          <w:p>
+            <w:r>
+              <w:rPr>
+                <w:b w:val="false"/>
+                <w:bCs w:val="false"/>
+                <w:sz w:val="19"/>
+                <w:szCs w:val="19"/>
+              </w:rPr>
+              <w:t xml:space="preserve">2026-10-02</w:t>
+            </w:r>
+          </w:p>
+        </w:tc>
+        <w:tc>
+          <w:tcPr>
+            <w:tcW w:type="dxa" w:w="2200"/>
+            <w:tcMar>
+              <w:top w:type="dxa" w:w="80"/>
+              <w:left w:type="dxa" w:w="100"/>
+              <w:bottom w:type="dxa" w:w="80"/>
+              <w:right w:type="dxa" w:w="100"/>
+            </w:tcMar>
+            <w:vAlign w:val="center"/>
+          </w:tcPr>
+          <w:p>
+            <w:r>
+              <w:rPr>
+                <w:b w:val="false"/>
+                <w:bCs w:val="false"/>
+                <w:sz w:val="19"/>
+                <w:szCs w:val="19"/>
+              </w:rPr>
+              <w:t xml:space="preserve">Owen Idehen</w:t>
+            </w:r>
+          </w:p>
+        </w:tc>
+        <w:tc>
+          <w:tcPr>
+            <w:tcW w:type="dxa" w:w="5080"/>
+            <w:tcMar>
+              <w:top w:type="dxa" w:w="80"/>
+              <w:left w:type="dxa" w:w="100"/>
+              <w:bottom w:type="dxa" w:w="80"/>
+              <w:right w:type="dxa" w:w="100"/>
+            </w:tcMar>
+            <w:vAlign w:val="center"/>
+          </w:tcPr>
+          <w:p>
+            <w:r>
+              <w:rPr>
+                <w:b w:val="false"/>
+                <w:bCs w:val="false"/>
+                <w:sz w:val="19"/>
+                <w:szCs w:val="19"/>
+              </w:rPr>
+              <w:t xml:space="preserve">Monitoring dashboard and alarms: the function publishes FileSizeBytes and Failures (by Code) to the CdrDownloader namespace; a 10:30 delivery check on the 1st publishes DeliveryCheck; new CdrDeliveryMissingAlarm and CdrFileTooSmallAlarm, a CdrDownloaderDashboard, a MinCdrFileBytes parameter, and IAM for PutMetricData (CdrDownloader only) and ListBucket (cdr/* only). Source commit 85fbbbf.</w:t>
+            </w:r>
+          </w:p>
+        </w:tc>
+      </w:tr>
     </w:tbl>
     <w:p>
       <w:pPr>
@@ -1521,6 +1615,20 @@
           <w:sz w:val="17"/>
           <w:szCs w:val="17"/>
         </w:rPr>
+        <w:t xml:space="preserve">        MIN_CDR_FILE_BYTES: !Ref MinCdrFileBytes</w:t>
+      </w:r>
+    </w:p>
+    <w:p>
+      <w:pPr>
+        <w:shd w:fill="F2F2F2" w:color="auto" w:val="clear"/>
+        <w:spacing w:after="0" w:before="0" w:line="240"/>
+      </w:pPr>
+      <w:r>
+        <w:rPr>
+          <w:rFonts w:ascii="Consolas" w:cs="Consolas" w:eastAsia="Consolas" w:hAnsi="Consolas"/>
+          <w:sz w:val="17"/>
+          <w:szCs w:val="17"/>
+        </w:rPr>
         <w:t xml:space="preserve">    Policies:</w:t>
       </w:r>
     </w:p>
@@ -1760,6 +1868,216 @@
           <w:szCs w:val="17"/>
         </w:rPr>
         <w:t xml:space="preserve">            Resource: !Sub "arn:${AWS::Partition}:secretsmanager:${AWS::Region}:${AWS::AccountId}:secret:${CredentialsSecretName}*"</w:t>
+      </w:r>
+    </w:p>
+    <w:p>
+      <w:pPr>
+        <w:shd w:fill="F2F2F2" w:color="auto" w:val="clear"/>
+        <w:spacing w:after="0" w:before="0" w:line="240"/>
+      </w:pPr>
+      <w:r>
+        <w:rPr>
+          <w:rFonts w:ascii="Consolas" w:cs="Consolas" w:eastAsia="Consolas" w:hAnsi="Consolas"/>
+          <w:sz w:val="17"/>
+          <w:szCs w:val="17"/>
+        </w:rPr>
+        <w:t xml:space="preserve">          # Custom monitoring metrics. PutMetricData has no resource-level</w:t>
+      </w:r>
+    </w:p>
+    <w:p>
+      <w:pPr>
+        <w:shd w:fill="F2F2F2" w:color="auto" w:val="clear"/>
+        <w:spacing w:after="0" w:before="0" w:line="240"/>
+      </w:pPr>
+      <w:r>
+        <w:rPr>
+          <w:rFonts w:ascii="Consolas" w:cs="Consolas" w:eastAsia="Consolas" w:hAnsi="Consolas"/>
+          <w:sz w:val="17"/>
+          <w:szCs w:val="17"/>
+        </w:rPr>
+        <w:t xml:space="preserve">          # permissions, so it is limited to the one namespace instead.</w:t>
+      </w:r>
+    </w:p>
+    <w:p>
+      <w:pPr>
+        <w:shd w:fill="F2F2F2" w:color="auto" w:val="clear"/>
+        <w:spacing w:after="0" w:before="0" w:line="240"/>
+      </w:pPr>
+      <w:r>
+        <w:rPr>
+          <w:rFonts w:ascii="Consolas" w:cs="Consolas" w:eastAsia="Consolas" w:hAnsi="Consolas"/>
+          <w:sz w:val="17"/>
+          <w:szCs w:val="17"/>
+        </w:rPr>
+        <w:t xml:space="preserve">          - Effect: Allow</w:t>
+      </w:r>
+    </w:p>
+    <w:p>
+      <w:pPr>
+        <w:shd w:fill="F2F2F2" w:color="auto" w:val="clear"/>
+        <w:spacing w:after="0" w:before="0" w:line="240"/>
+      </w:pPr>
+      <w:r>
+        <w:rPr>
+          <w:rFonts w:ascii="Consolas" w:cs="Consolas" w:eastAsia="Consolas" w:hAnsi="Consolas"/>
+          <w:sz w:val="17"/>
+          <w:szCs w:val="17"/>
+        </w:rPr>
+        <w:t xml:space="preserve">            Action: cloudwatch:PutMetricData</w:t>
+      </w:r>
+    </w:p>
+    <w:p>
+      <w:pPr>
+        <w:shd w:fill="F2F2F2" w:color="auto" w:val="clear"/>
+        <w:spacing w:after="0" w:before="0" w:line="240"/>
+      </w:pPr>
+      <w:r>
+        <w:rPr>
+          <w:rFonts w:ascii="Consolas" w:cs="Consolas" w:eastAsia="Consolas" w:hAnsi="Consolas"/>
+          <w:sz w:val="17"/>
+          <w:szCs w:val="17"/>
+        </w:rPr>
+        <w:t xml:space="preserve">            Resource: "*"</w:t>
+      </w:r>
+    </w:p>
+    <w:p>
+      <w:pPr>
+        <w:shd w:fill="F2F2F2" w:color="auto" w:val="clear"/>
+        <w:spacing w:after="0" w:before="0" w:line="240"/>
+      </w:pPr>
+      <w:r>
+        <w:rPr>
+          <w:rFonts w:ascii="Consolas" w:cs="Consolas" w:eastAsia="Consolas" w:hAnsi="Consolas"/>
+          <w:sz w:val="17"/>
+          <w:szCs w:val="17"/>
+        </w:rPr>
+        <w:t xml:space="preserve">            Condition:</w:t>
+      </w:r>
+    </w:p>
+    <w:p>
+      <w:pPr>
+        <w:shd w:fill="F2F2F2" w:color="auto" w:val="clear"/>
+        <w:spacing w:after="0" w:before="0" w:line="240"/>
+      </w:pPr>
+      <w:r>
+        <w:rPr>
+          <w:rFonts w:ascii="Consolas" w:cs="Consolas" w:eastAsia="Consolas" w:hAnsi="Consolas"/>
+          <w:sz w:val="17"/>
+          <w:szCs w:val="17"/>
+        </w:rPr>
+        <w:t xml:space="preserve">              StringEquals:</w:t>
+      </w:r>
+    </w:p>
+    <w:p>
+      <w:pPr>
+        <w:shd w:fill="F2F2F2" w:color="auto" w:val="clear"/>
+        <w:spacing w:after="0" w:before="0" w:line="240"/>
+      </w:pPr>
+      <w:r>
+        <w:rPr>
+          <w:rFonts w:ascii="Consolas" w:cs="Consolas" w:eastAsia="Consolas" w:hAnsi="Consolas"/>
+          <w:sz w:val="17"/>
+          <w:szCs w:val="17"/>
+        </w:rPr>
+        <w:t xml:space="preserve">                cloudwatch:namespace: CdrDownloader</w:t>
+      </w:r>
+    </w:p>
+    <w:p>
+      <w:pPr>
+        <w:shd w:fill="F2F2F2" w:color="auto" w:val="clear"/>
+        <w:spacing w:after="0" w:before="0" w:line="240"/>
+      </w:pPr>
+      <w:r>
+        <w:rPr>
+          <w:rFonts w:ascii="Consolas" w:cs="Consolas" w:eastAsia="Consolas" w:hAnsi="Consolas"/>
+          <w:sz w:val="17"/>
+          <w:szCs w:val="17"/>
+        </w:rPr>
+        <w:t xml:space="preserve">          # The monthly delivery check lists this month's cdr/ prefix.</w:t>
+      </w:r>
+    </w:p>
+    <w:p>
+      <w:pPr>
+        <w:shd w:fill="F2F2F2" w:color="auto" w:val="clear"/>
+        <w:spacing w:after="0" w:before="0" w:line="240"/>
+      </w:pPr>
+      <w:r>
+        <w:rPr>
+          <w:rFonts w:ascii="Consolas" w:cs="Consolas" w:eastAsia="Consolas" w:hAnsi="Consolas"/>
+          <w:sz w:val="17"/>
+          <w:szCs w:val="17"/>
+        </w:rPr>
+        <w:t xml:space="preserve">          - Effect: Allow</w:t>
+      </w:r>
+    </w:p>
+    <w:p>
+      <w:pPr>
+        <w:shd w:fill="F2F2F2" w:color="auto" w:val="clear"/>
+        <w:spacing w:after="0" w:before="0" w:line="240"/>
+      </w:pPr>
+      <w:r>
+        <w:rPr>
+          <w:rFonts w:ascii="Consolas" w:cs="Consolas" w:eastAsia="Consolas" w:hAnsi="Consolas"/>
+          <w:sz w:val="17"/>
+          <w:szCs w:val="17"/>
+        </w:rPr>
+        <w:t xml:space="preserve">            Action: s3:ListBucket</w:t>
+      </w:r>
+    </w:p>
+    <w:p>
+      <w:pPr>
+        <w:shd w:fill="F2F2F2" w:color="auto" w:val="clear"/>
+        <w:spacing w:after="0" w:before="0" w:line="240"/>
+      </w:pPr>
+      <w:r>
+        <w:rPr>
+          <w:rFonts w:ascii="Consolas" w:cs="Consolas" w:eastAsia="Consolas" w:hAnsi="Consolas"/>
+          <w:sz w:val="17"/>
+          <w:szCs w:val="17"/>
+        </w:rPr>
+        <w:t xml:space="preserve">            Resource: !GetAtt CdrBucket.Arn</w:t>
+      </w:r>
+    </w:p>
+    <w:p>
+      <w:pPr>
+        <w:shd w:fill="F2F2F2" w:color="auto" w:val="clear"/>
+        <w:spacing w:after="0" w:before="0" w:line="240"/>
+      </w:pPr>
+      <w:r>
+        <w:rPr>
+          <w:rFonts w:ascii="Consolas" w:cs="Consolas" w:eastAsia="Consolas" w:hAnsi="Consolas"/>
+          <w:sz w:val="17"/>
+          <w:szCs w:val="17"/>
+        </w:rPr>
+        <w:t xml:space="preserve">            Condition:</w:t>
+      </w:r>
+    </w:p>
+    <w:p>
+      <w:pPr>
+        <w:shd w:fill="F2F2F2" w:color="auto" w:val="clear"/>
+        <w:spacing w:after="0" w:before="0" w:line="240"/>
+      </w:pPr>
+      <w:r>
+        <w:rPr>
+          <w:rFonts w:ascii="Consolas" w:cs="Consolas" w:eastAsia="Consolas" w:hAnsi="Consolas"/>
+          <w:sz w:val="17"/>
+          <w:szCs w:val="17"/>
+        </w:rPr>
+        <w:t xml:space="preserve">              StringLike:</w:t>
+      </w:r>
+    </w:p>
+    <w:p>
+      <w:pPr>
+        <w:shd w:fill="F2F2F2" w:color="auto" w:val="clear"/>
+        <w:spacing w:after="0" w:before="0" w:line="240"/>
+      </w:pPr>
+      <w:r>
+        <w:rPr>
+          <w:rFonts w:ascii="Consolas" w:cs="Consolas" w:eastAsia="Consolas" w:hAnsi="Consolas"/>
+          <w:sz w:val="17"/>
+          <w:szCs w:val="17"/>
+        </w:rPr>
+        <w:t xml:space="preserve">                s3:prefix: "cdr/*"</w:t>
       </w:r>
     </w:p>
     <w:p/>
@@ -2654,6 +2972,132 @@
         <w:t xml:space="preserve">    be compared with the same month last year.</w:t>
       </w:r>
     </w:p>
+    <w:p>
+      <w:pPr>
+        <w:shd w:fill="F2F2F2" w:color="auto" w:val="clear"/>
+        <w:spacing w:after="0" w:before="0" w:line="240"/>
+      </w:pPr>
+      <w:r>
+        <w:rPr>
+          <w:rFonts w:ascii="Consolas" w:cs="Consolas" w:eastAsia="Consolas" w:hAnsi="Consolas"/>
+          <w:sz w:val="17"/>
+          <w:szCs w:val="17"/>
+        </w:rPr>
+        <w:t xml:space="preserve"> </w:t>
+      </w:r>
+    </w:p>
+    <w:p>
+      <w:pPr>
+        <w:shd w:fill="F2F2F2" w:color="auto" w:val="clear"/>
+        <w:spacing w:after="0" w:before="0" w:line="240"/>
+      </w:pPr>
+      <w:r>
+        <w:rPr>
+          <w:rFonts w:ascii="Consolas" w:cs="Consolas" w:eastAsia="Consolas" w:hAnsi="Consolas"/>
+          <w:sz w:val="17"/>
+          <w:szCs w:val="17"/>
+        </w:rPr>
+        <w:t xml:space="preserve">MinCdrFileBytes:</w:t>
+      </w:r>
+    </w:p>
+    <w:p>
+      <w:pPr>
+        <w:shd w:fill="F2F2F2" w:color="auto" w:val="clear"/>
+        <w:spacing w:after="0" w:before="0" w:line="240"/>
+      </w:pPr>
+      <w:r>
+        <w:rPr>
+          <w:rFonts w:ascii="Consolas" w:cs="Consolas" w:eastAsia="Consolas" w:hAnsi="Consolas"/>
+          <w:sz w:val="17"/>
+          <w:szCs w:val="17"/>
+        </w:rPr>
+        <w:t xml:space="preserve">  Type: Number</w:t>
+      </w:r>
+    </w:p>
+    <w:p>
+      <w:pPr>
+        <w:shd w:fill="F2F2F2" w:color="auto" w:val="clear"/>
+        <w:spacing w:after="0" w:before="0" w:line="240"/>
+      </w:pPr>
+      <w:r>
+        <w:rPr>
+          <w:rFonts w:ascii="Consolas" w:cs="Consolas" w:eastAsia="Consolas" w:hAnsi="Consolas"/>
+          <w:sz w:val="17"/>
+          <w:szCs w:val="17"/>
+        </w:rPr>
+        <w:t xml:space="preserve">  Default: 1024</w:t>
+      </w:r>
+    </w:p>
+    <w:p>
+      <w:pPr>
+        <w:shd w:fill="F2F2F2" w:color="auto" w:val="clear"/>
+        <w:spacing w:after="0" w:before="0" w:line="240"/>
+      </w:pPr>
+      <w:r>
+        <w:rPr>
+          <w:rFonts w:ascii="Consolas" w:cs="Consolas" w:eastAsia="Consolas" w:hAnsi="Consolas"/>
+          <w:sz w:val="17"/>
+          <w:szCs w:val="17"/>
+        </w:rPr>
+        <w:t xml:space="preserve">  MinValue: 1</w:t>
+      </w:r>
+    </w:p>
+    <w:p>
+      <w:pPr>
+        <w:shd w:fill="F2F2F2" w:color="auto" w:val="clear"/>
+        <w:spacing w:after="0" w:before="0" w:line="240"/>
+      </w:pPr>
+      <w:r>
+        <w:rPr>
+          <w:rFonts w:ascii="Consolas" w:cs="Consolas" w:eastAsia="Consolas" w:hAnsi="Consolas"/>
+          <w:sz w:val="17"/>
+          <w:szCs w:val="17"/>
+        </w:rPr>
+        <w:t xml:space="preserve">  Description: &gt;</w:t>
+      </w:r>
+    </w:p>
+    <w:p>
+      <w:pPr>
+        <w:shd w:fill="F2F2F2" w:color="auto" w:val="clear"/>
+        <w:spacing w:after="0" w:before="0" w:line="240"/>
+      </w:pPr>
+      <w:r>
+        <w:rPr>
+          <w:rFonts w:ascii="Consolas" w:cs="Consolas" w:eastAsia="Consolas" w:hAnsi="Consolas"/>
+          <w:sz w:val="17"/>
+          <w:szCs w:val="17"/>
+        </w:rPr>
+        <w:t xml:space="preserve">    A CDR file smaller than this many bytes is treated as headers only.</w:t>
+      </w:r>
+    </w:p>
+    <w:p>
+      <w:pPr>
+        <w:shd w:fill="F2F2F2" w:color="auto" w:val="clear"/>
+        <w:spacing w:after="0" w:before="0" w:line="240"/>
+      </w:pPr>
+      <w:r>
+        <w:rPr>
+          <w:rFonts w:ascii="Consolas" w:cs="Consolas" w:eastAsia="Consolas" w:hAnsi="Consolas"/>
+          <w:sz w:val="17"/>
+          <w:szCs w:val="17"/>
+        </w:rPr>
+        <w:t xml:space="preserve">    Used by the monthly delivery check and by the file-too-small alarm.</w:t>
+      </w:r>
+    </w:p>
+    <w:p>
+      <w:pPr>
+        <w:shd w:fill="F2F2F2" w:color="auto" w:val="clear"/>
+        <w:spacing w:after="0" w:before="0" w:line="240"/>
+      </w:pPr>
+      <w:r>
+        <w:rPr>
+          <w:rFonts w:ascii="Consolas" w:cs="Consolas" w:eastAsia="Consolas" w:hAnsi="Consolas"/>
+          <w:sz w:val="17"/>
+          <w:szCs w:val="17"/>
+        </w:rPr>
+        <w:t xml:space="preserve">    The header-only file seen on 13 Sep 2026 was 237 bytes.</w:t>
+      </w:r>
+    </w:p>
     <w:p/>
     <w:p>
       <w:pPr>
@@ -3775,7 +4219,7 @@
           <w:sz w:val="22"/>
           <w:szCs w:val="22"/>
         </w:rPr>
-        <w:t xml:space="preserve">CdrDownloaderFunction's execution role: s3:PutObject scoped to exactly the cdr/* and debug/* prefixes of CdrBucket (not the bucket as a whole — the only action and prefixes the code ever uses); secretsmanager:GetSecretValue scoped to the named secret's ARN pattern; plus the default Lambda basic execution policy (CloudWatch Logs write) SAM always attaches, which also covers the stack-managed log group. SchedulerInvokeRole is a separate role, held by EventBridge Scheduler rather than the function, scoped to lambda:InvokeFunction on only this one function's ARN. No broader S3, Secrets Manager, or Lambda access is granted anywhere in the stack.</w:t>
+        <w:t xml:space="preserve">CdrDownloaderFunction's execution role: s3:PutObject scoped to exactly the cdr/* and debug/* prefixes of CdrBucket (not the bucket as a whole — the only action and prefixes the code ever uses); secretsmanager:GetSecretValue scoped to the named secret's ARN pattern; cloudwatch:PutMetricData limited to the CdrDownloader namespace and s3:ListBucket limited to the cdr/ prefix (both added in v1.10 for monitoring); plus the default Lambda basic execution policy (CloudWatch Logs write) SAM always attaches, which also covers the stack-managed log group. SchedulerInvokeRole is a separate role, held by EventBridge Scheduler rather than the function, scoped to lambda:InvokeFunction on only this one function's ARN. No broader S3, Secrets Manager, or Lambda access is granted anywhere in the stack.</w:t>
       </w:r>
     </w:p>
     <w:p>
@@ -4492,6 +4936,838 @@
     <w:p/>
     <w:p>
       <w:pPr>
+        <w:pStyle w:val="Heading2"/>
+        <w:spacing w:after="120" w:before="240"/>
+      </w:pPr>
+      <w:r>
+        <w:t xml:space="preserve">1.10 Monitoring dashboard and alarms (new in v1.10)</w:t>
+      </w:r>
+    </w:p>
+    <w:p>
+      <w:pPr>
+        <w:spacing w:after="200" w:before="0"/>
+      </w:pPr>
+      <w:r>
+        <w:rPr>
+          <w:sz w:val="22"/>
+          <w:szCs w:val="22"/>
+        </w:rPr>
+        <w:t xml:space="preserve">Two monitoring gaps are closed: a monthly run that never starts, and a run that saves a header-only file. The function publishes custom metrics to the CdrDownloader namespace through putMetric() in src/metrics.js, which never throws: FileSizeBytes after every successful upload, and Failures with a Code dimension (CDR-E01 to CDR-E11, CDR-E99) on every failure. MonthlyCdrDeliveryCheckSchedule invokes the same function at 10:30 local time on the 1st with {"mode":"deliveryCheck"}; it lists cdr/&lt;yyyy&gt;/&lt;mm&gt;/ and publishes DeliveryCheck = 1 if a file of at least MinCdrFileBytes (default 1024) exists, otherwise 0. CdrDeliveryMissingAlarm fires on DeliveryCheck &lt; 1 and CdrFileTooSmallAlarm on FileSizeBytes &lt; MinCdrFileBytes; both use a 1-day period, treat missing data as not breaching, and notify the same Datadog route as the Errors alarm. CdrDownloaderDashboard shows Invocations, Errors, Duration (max), Failures by code and FileSizeBytes over 400 days, plus alarm status.</w:t>
+      </w:r>
+    </w:p>
+    <w:p>
+      <w:pPr>
+        <w:shd w:fill="F2F2F2" w:color="auto" w:val="clear"/>
+        <w:spacing w:after="0" w:before="0" w:line="240"/>
+      </w:pPr>
+      <w:r>
+        <w:rPr>
+          <w:rFonts w:ascii="Consolas" w:cs="Consolas" w:eastAsia="Consolas" w:hAnsi="Consolas"/>
+          <w:sz w:val="17"/>
+          <w:szCs w:val="17"/>
+        </w:rPr>
+        <w:t xml:space="preserve"># Runs the same function in "deliveryCheck" mode 90 minutes after the</w:t>
+      </w:r>
+    </w:p>
+    <w:p>
+      <w:pPr>
+        <w:shd w:fill="F2F2F2" w:color="auto" w:val="clear"/>
+        <w:spacing w:after="0" w:before="0" w:line="240"/>
+      </w:pPr>
+      <w:r>
+        <w:rPr>
+          <w:rFonts w:ascii="Consolas" w:cs="Consolas" w:eastAsia="Consolas" w:hAnsi="Consolas"/>
+          <w:sz w:val="17"/>
+          <w:szCs w:val="17"/>
+        </w:rPr>
+        <w:t xml:space="preserve"># monthly download, to confirm a usable file actually arrived. Catches a</w:t>
+      </w:r>
+    </w:p>
+    <w:p>
+      <w:pPr>
+        <w:shd w:fill="F2F2F2" w:color="auto" w:val="clear"/>
+        <w:spacing w:after="0" w:before="0" w:line="240"/>
+      </w:pPr>
+      <w:r>
+        <w:rPr>
+          <w:rFonts w:ascii="Consolas" w:cs="Consolas" w:eastAsia="Consolas" w:hAnsi="Consolas"/>
+          <w:sz w:val="17"/>
+          <w:szCs w:val="17"/>
+        </w:rPr>
+        <w:t xml:space="preserve"># run that never started and a header-only file, which the Errors alarm</w:t>
+      </w:r>
+    </w:p>
+    <w:p>
+      <w:pPr>
+        <w:shd w:fill="F2F2F2" w:color="auto" w:val="clear"/>
+        <w:spacing w:after="0" w:before="0" w:line="240"/>
+      </w:pPr>
+      <w:r>
+        <w:rPr>
+          <w:rFonts w:ascii="Consolas" w:cs="Consolas" w:eastAsia="Consolas" w:hAnsi="Consolas"/>
+          <w:sz w:val="17"/>
+          <w:szCs w:val="17"/>
+        </w:rPr>
+        <w:t xml:space="preserve"># can't see.</w:t>
+      </w:r>
+    </w:p>
+    <w:p>
+      <w:pPr>
+        <w:shd w:fill="F2F2F2" w:color="auto" w:val="clear"/>
+        <w:spacing w:after="0" w:before="0" w:line="240"/>
+      </w:pPr>
+      <w:r>
+        <w:rPr>
+          <w:rFonts w:ascii="Consolas" w:cs="Consolas" w:eastAsia="Consolas" w:hAnsi="Consolas"/>
+          <w:sz w:val="17"/>
+          <w:szCs w:val="17"/>
+        </w:rPr>
+        <w:t xml:space="preserve">MonthlyCdrDeliveryCheckSchedule:</w:t>
+      </w:r>
+    </w:p>
+    <w:p>
+      <w:pPr>
+        <w:shd w:fill="F2F2F2" w:color="auto" w:val="clear"/>
+        <w:spacing w:after="0" w:before="0" w:line="240"/>
+      </w:pPr>
+      <w:r>
+        <w:rPr>
+          <w:rFonts w:ascii="Consolas" w:cs="Consolas" w:eastAsia="Consolas" w:hAnsi="Consolas"/>
+          <w:sz w:val="17"/>
+          <w:szCs w:val="17"/>
+        </w:rPr>
+        <w:t xml:space="preserve">  Type: AWS::Scheduler::Schedule</w:t>
+      </w:r>
+    </w:p>
+    <w:p>
+      <w:pPr>
+        <w:shd w:fill="F2F2F2" w:color="auto" w:val="clear"/>
+        <w:spacing w:after="0" w:before="0" w:line="240"/>
+      </w:pPr>
+      <w:r>
+        <w:rPr>
+          <w:rFonts w:ascii="Consolas" w:cs="Consolas" w:eastAsia="Consolas" w:hAnsi="Consolas"/>
+          <w:sz w:val="17"/>
+          <w:szCs w:val="17"/>
+        </w:rPr>
+        <w:t xml:space="preserve">  Properties:</w:t>
+      </w:r>
+    </w:p>
+    <w:p>
+      <w:pPr>
+        <w:shd w:fill="F2F2F2" w:color="auto" w:val="clear"/>
+        <w:spacing w:after="0" w:before="0" w:line="240"/>
+      </w:pPr>
+      <w:r>
+        <w:rPr>
+          <w:rFonts w:ascii="Consolas" w:cs="Consolas" w:eastAsia="Consolas" w:hAnsi="Consolas"/>
+          <w:sz w:val="17"/>
+          <w:szCs w:val="17"/>
+        </w:rPr>
+        <w:t xml:space="preserve">    Name: !Sub "${AWS::StackName}-monthly-delivery-check"</w:t>
+      </w:r>
+    </w:p>
+    <w:p>
+      <w:pPr>
+        <w:shd w:fill="F2F2F2" w:color="auto" w:val="clear"/>
+        <w:spacing w:after="0" w:before="0" w:line="240"/>
+      </w:pPr>
+      <w:r>
+        <w:rPr>
+          <w:rFonts w:ascii="Consolas" w:cs="Consolas" w:eastAsia="Consolas" w:hAnsi="Consolas"/>
+          <w:sz w:val="17"/>
+          <w:szCs w:val="17"/>
+        </w:rPr>
+        <w:t xml:space="preserve">    Description: &gt;</w:t>
+      </w:r>
+    </w:p>
+    <w:p>
+      <w:pPr>
+        <w:shd w:fill="F2F2F2" w:color="auto" w:val="clear"/>
+        <w:spacing w:after="0" w:before="0" w:line="240"/>
+      </w:pPr>
+      <w:r>
+        <w:rPr>
+          <w:rFonts w:ascii="Consolas" w:cs="Consolas" w:eastAsia="Consolas" w:hAnsi="Consolas"/>
+          <w:sz w:val="17"/>
+          <w:szCs w:val="17"/>
+        </w:rPr>
+        <w:t xml:space="preserve">      Checks at 10:30 local time (see ScheduleTimezone) on the 1st that</w:t>
+      </w:r>
+    </w:p>
+    <w:p>
+      <w:pPr>
+        <w:shd w:fill="F2F2F2" w:color="auto" w:val="clear"/>
+        <w:spacing w:after="0" w:before="0" w:line="240"/>
+      </w:pPr>
+      <w:r>
+        <w:rPr>
+          <w:rFonts w:ascii="Consolas" w:cs="Consolas" w:eastAsia="Consolas" w:hAnsi="Consolas"/>
+          <w:sz w:val="17"/>
+          <w:szCs w:val="17"/>
+        </w:rPr>
+        <w:t xml:space="preserve">      this month's CDR file is in S3 and at least MinCdrFileBytes.</w:t>
+      </w:r>
+    </w:p>
+    <w:p>
+      <w:pPr>
+        <w:shd w:fill="F2F2F2" w:color="auto" w:val="clear"/>
+        <w:spacing w:after="0" w:before="0" w:line="240"/>
+      </w:pPr>
+      <w:r>
+        <w:rPr>
+          <w:rFonts w:ascii="Consolas" w:cs="Consolas" w:eastAsia="Consolas" w:hAnsi="Consolas"/>
+          <w:sz w:val="17"/>
+          <w:szCs w:val="17"/>
+        </w:rPr>
+        <w:t xml:space="preserve">    ScheduleExpression: "cron(30 10 1 * ? *)"</w:t>
+      </w:r>
+    </w:p>
+    <w:p>
+      <w:pPr>
+        <w:shd w:fill="F2F2F2" w:color="auto" w:val="clear"/>
+        <w:spacing w:after="0" w:before="0" w:line="240"/>
+      </w:pPr>
+      <w:r>
+        <w:rPr>
+          <w:rFonts w:ascii="Consolas" w:cs="Consolas" w:eastAsia="Consolas" w:hAnsi="Consolas"/>
+          <w:sz w:val="17"/>
+          <w:szCs w:val="17"/>
+        </w:rPr>
+        <w:t xml:space="preserve">    ScheduleExpressionTimezone: !Ref ScheduleTimezone</w:t>
+      </w:r>
+    </w:p>
+    <w:p>
+      <w:pPr>
+        <w:shd w:fill="F2F2F2" w:color="auto" w:val="clear"/>
+        <w:spacing w:after="0" w:before="0" w:line="240"/>
+      </w:pPr>
+      <w:r>
+        <w:rPr>
+          <w:rFonts w:ascii="Consolas" w:cs="Consolas" w:eastAsia="Consolas" w:hAnsi="Consolas"/>
+          <w:sz w:val="17"/>
+          <w:szCs w:val="17"/>
+        </w:rPr>
+        <w:t xml:space="preserve">    FlexibleTimeWindow:</w:t>
+      </w:r>
+    </w:p>
+    <w:p>
+      <w:pPr>
+        <w:shd w:fill="F2F2F2" w:color="auto" w:val="clear"/>
+        <w:spacing w:after="0" w:before="0" w:line="240"/>
+      </w:pPr>
+      <w:r>
+        <w:rPr>
+          <w:rFonts w:ascii="Consolas" w:cs="Consolas" w:eastAsia="Consolas" w:hAnsi="Consolas"/>
+          <w:sz w:val="17"/>
+          <w:szCs w:val="17"/>
+        </w:rPr>
+        <w:t xml:space="preserve">      Mode: "OFF"</w:t>
+      </w:r>
+    </w:p>
+    <w:p>
+      <w:pPr>
+        <w:shd w:fill="F2F2F2" w:color="auto" w:val="clear"/>
+        <w:spacing w:after="0" w:before="0" w:line="240"/>
+      </w:pPr>
+      <w:r>
+        <w:rPr>
+          <w:rFonts w:ascii="Consolas" w:cs="Consolas" w:eastAsia="Consolas" w:hAnsi="Consolas"/>
+          <w:sz w:val="17"/>
+          <w:szCs w:val="17"/>
+        </w:rPr>
+        <w:t xml:space="preserve">    State: ENABLED</w:t>
+      </w:r>
+    </w:p>
+    <w:p>
+      <w:pPr>
+        <w:shd w:fill="F2F2F2" w:color="auto" w:val="clear"/>
+        <w:spacing w:after="0" w:before="0" w:line="240"/>
+      </w:pPr>
+      <w:r>
+        <w:rPr>
+          <w:rFonts w:ascii="Consolas" w:cs="Consolas" w:eastAsia="Consolas" w:hAnsi="Consolas"/>
+          <w:sz w:val="17"/>
+          <w:szCs w:val="17"/>
+        </w:rPr>
+        <w:t xml:space="preserve">    Target:</w:t>
+      </w:r>
+    </w:p>
+    <w:p>
+      <w:pPr>
+        <w:shd w:fill="F2F2F2" w:color="auto" w:val="clear"/>
+        <w:spacing w:after="0" w:before="0" w:line="240"/>
+      </w:pPr>
+      <w:r>
+        <w:rPr>
+          <w:rFonts w:ascii="Consolas" w:cs="Consolas" w:eastAsia="Consolas" w:hAnsi="Consolas"/>
+          <w:sz w:val="17"/>
+          <w:szCs w:val="17"/>
+        </w:rPr>
+        <w:t xml:space="preserve">      Arn: !GetAtt CdrDownloaderFunction.Arn</w:t>
+      </w:r>
+    </w:p>
+    <w:p>
+      <w:pPr>
+        <w:shd w:fill="F2F2F2" w:color="auto" w:val="clear"/>
+        <w:spacing w:after="0" w:before="0" w:line="240"/>
+      </w:pPr>
+      <w:r>
+        <w:rPr>
+          <w:rFonts w:ascii="Consolas" w:cs="Consolas" w:eastAsia="Consolas" w:hAnsi="Consolas"/>
+          <w:sz w:val="17"/>
+          <w:szCs w:val="17"/>
+        </w:rPr>
+        <w:t xml:space="preserve">      RoleArn: !GetAtt SchedulerInvokeRole.Arn</w:t>
+      </w:r>
+    </w:p>
+    <w:p>
+      <w:pPr>
+        <w:shd w:fill="F2F2F2" w:color="auto" w:val="clear"/>
+        <w:spacing w:after="0" w:before="0" w:line="240"/>
+      </w:pPr>
+      <w:r>
+        <w:rPr>
+          <w:rFonts w:ascii="Consolas" w:cs="Consolas" w:eastAsia="Consolas" w:hAnsi="Consolas"/>
+          <w:sz w:val="17"/>
+          <w:szCs w:val="17"/>
+        </w:rPr>
+        <w:t xml:space="preserve">      Input: '{"mode":"deliveryCheck"}'</w:t>
+      </w:r>
+    </w:p>
+    <w:p>
+      <w:pPr>
+        <w:shd w:fill="F2F2F2" w:color="auto" w:val="clear"/>
+        <w:spacing w:after="0" w:before="0" w:line="240"/>
+      </w:pPr>
+      <w:r>
+        <w:rPr>
+          <w:rFonts w:ascii="Consolas" w:cs="Consolas" w:eastAsia="Consolas" w:hAnsi="Consolas"/>
+          <w:sz w:val="17"/>
+          <w:szCs w:val="17"/>
+        </w:rPr>
+        <w:t xml:space="preserve"> </w:t>
+      </w:r>
+    </w:p>
+    <w:p>
+      <w:pPr>
+        <w:shd w:fill="F2F2F2" w:color="auto" w:val="clear"/>
+        <w:spacing w:after="0" w:before="0" w:line="240"/>
+      </w:pPr>
+      <w:r>
+        <w:rPr>
+          <w:rFonts w:ascii="Consolas" w:cs="Consolas" w:eastAsia="Consolas" w:hAnsi="Consolas"/>
+          <w:sz w:val="17"/>
+          <w:szCs w:val="17"/>
+        </w:rPr>
+        <w:t xml:space="preserve">CdrDeliveryMissingAlarm:</w:t>
+      </w:r>
+    </w:p>
+    <w:p>
+      <w:pPr>
+        <w:shd w:fill="F2F2F2" w:color="auto" w:val="clear"/>
+        <w:spacing w:after="0" w:before="0" w:line="240"/>
+      </w:pPr>
+      <w:r>
+        <w:rPr>
+          <w:rFonts w:ascii="Consolas" w:cs="Consolas" w:eastAsia="Consolas" w:hAnsi="Consolas"/>
+          <w:sz w:val="17"/>
+          <w:szCs w:val="17"/>
+        </w:rPr>
+        <w:t xml:space="preserve">  Type: AWS::CloudWatch::Alarm</w:t>
+      </w:r>
+    </w:p>
+    <w:p>
+      <w:pPr>
+        <w:shd w:fill="F2F2F2" w:color="auto" w:val="clear"/>
+        <w:spacing w:after="0" w:before="0" w:line="240"/>
+      </w:pPr>
+      <w:r>
+        <w:rPr>
+          <w:rFonts w:ascii="Consolas" w:cs="Consolas" w:eastAsia="Consolas" w:hAnsi="Consolas"/>
+          <w:sz w:val="17"/>
+          <w:szCs w:val="17"/>
+        </w:rPr>
+        <w:t xml:space="preserve">  Properties:</w:t>
+      </w:r>
+    </w:p>
+    <w:p>
+      <w:pPr>
+        <w:shd w:fill="F2F2F2" w:color="auto" w:val="clear"/>
+        <w:spacing w:after="0" w:before="0" w:line="240"/>
+      </w:pPr>
+      <w:r>
+        <w:rPr>
+          <w:rFonts w:ascii="Consolas" w:cs="Consolas" w:eastAsia="Consolas" w:hAnsi="Consolas"/>
+          <w:sz w:val="17"/>
+          <w:szCs w:val="17"/>
+        </w:rPr>
+        <w:t xml:space="preserve">    AlarmName: !Sub "${AWS::StackName}-delivery-missing"</w:t>
+      </w:r>
+    </w:p>
+    <w:p>
+      <w:pPr>
+        <w:shd w:fill="F2F2F2" w:color="auto" w:val="clear"/>
+        <w:spacing w:after="0" w:before="0" w:line="240"/>
+      </w:pPr>
+      <w:r>
+        <w:rPr>
+          <w:rFonts w:ascii="Consolas" w:cs="Consolas" w:eastAsia="Consolas" w:hAnsi="Consolas"/>
+          <w:sz w:val="17"/>
+          <w:szCs w:val="17"/>
+        </w:rPr>
+        <w:t xml:space="preserve">    AlarmDescription: &gt;</w:t>
+      </w:r>
+    </w:p>
+    <w:p>
+      <w:pPr>
+        <w:shd w:fill="F2F2F2" w:color="auto" w:val="clear"/>
+        <w:spacing w:after="0" w:before="0" w:line="240"/>
+      </w:pPr>
+      <w:r>
+        <w:rPr>
+          <w:rFonts w:ascii="Consolas" w:cs="Consolas" w:eastAsia="Consolas" w:hAnsi="Consolas"/>
+          <w:sz w:val="17"/>
+          <w:szCs w:val="17"/>
+        </w:rPr>
+        <w:t xml:space="preserve">      No CDR file of at least MinCdrFileBytes in S3 by the 10:30 delivery</w:t>
+      </w:r>
+    </w:p>
+    <w:p>
+      <w:pPr>
+        <w:shd w:fill="F2F2F2" w:color="auto" w:val="clear"/>
+        <w:spacing w:after="0" w:before="0" w:line="240"/>
+      </w:pPr>
+      <w:r>
+        <w:rPr>
+          <w:rFonts w:ascii="Consolas" w:cs="Consolas" w:eastAsia="Consolas" w:hAnsi="Consolas"/>
+          <w:sz w:val="17"/>
+          <w:szCs w:val="17"/>
+        </w:rPr>
+        <w:t xml:space="preserve">      check on the 1st: the run never started, every attempt failed, or</w:t>
+      </w:r>
+    </w:p>
+    <w:p>
+      <w:pPr>
+        <w:shd w:fill="F2F2F2" w:color="auto" w:val="clear"/>
+        <w:spacing w:after="0" w:before="0" w:line="240"/>
+      </w:pPr>
+      <w:r>
+        <w:rPr>
+          <w:rFonts w:ascii="Consolas" w:cs="Consolas" w:eastAsia="Consolas" w:hAnsi="Consolas"/>
+          <w:sz w:val="17"/>
+          <w:szCs w:val="17"/>
+        </w:rPr>
+        <w:t xml:space="preserve">      the file was headers only.</w:t>
+      </w:r>
+    </w:p>
+    <w:p>
+      <w:pPr>
+        <w:shd w:fill="F2F2F2" w:color="auto" w:val="clear"/>
+        <w:spacing w:after="0" w:before="0" w:line="240"/>
+      </w:pPr>
+      <w:r>
+        <w:rPr>
+          <w:rFonts w:ascii="Consolas" w:cs="Consolas" w:eastAsia="Consolas" w:hAnsi="Consolas"/>
+          <w:sz w:val="17"/>
+          <w:szCs w:val="17"/>
+        </w:rPr>
+        <w:t xml:space="preserve">    Namespace: CdrDownloader</w:t>
+      </w:r>
+    </w:p>
+    <w:p>
+      <w:pPr>
+        <w:shd w:fill="F2F2F2" w:color="auto" w:val="clear"/>
+        <w:spacing w:after="0" w:before="0" w:line="240"/>
+      </w:pPr>
+      <w:r>
+        <w:rPr>
+          <w:rFonts w:ascii="Consolas" w:cs="Consolas" w:eastAsia="Consolas" w:hAnsi="Consolas"/>
+          <w:sz w:val="17"/>
+          <w:szCs w:val="17"/>
+        </w:rPr>
+        <w:t xml:space="preserve">    MetricName: DeliveryCheck</w:t>
+      </w:r>
+    </w:p>
+    <w:p>
+      <w:pPr>
+        <w:shd w:fill="F2F2F2" w:color="auto" w:val="clear"/>
+        <w:spacing w:after="0" w:before="0" w:line="240"/>
+      </w:pPr>
+      <w:r>
+        <w:rPr>
+          <w:rFonts w:ascii="Consolas" w:cs="Consolas" w:eastAsia="Consolas" w:hAnsi="Consolas"/>
+          <w:sz w:val="17"/>
+          <w:szCs w:val="17"/>
+        </w:rPr>
+        <w:t xml:space="preserve">    Statistic: Minimum</w:t>
+      </w:r>
+    </w:p>
+    <w:p>
+      <w:pPr>
+        <w:shd w:fill="F2F2F2" w:color="auto" w:val="clear"/>
+        <w:spacing w:after="0" w:before="0" w:line="240"/>
+      </w:pPr>
+      <w:r>
+        <w:rPr>
+          <w:rFonts w:ascii="Consolas" w:cs="Consolas" w:eastAsia="Consolas" w:hAnsi="Consolas"/>
+          <w:sz w:val="17"/>
+          <w:szCs w:val="17"/>
+        </w:rPr>
+        <w:t xml:space="preserve">    Period: 86400</w:t>
+      </w:r>
+    </w:p>
+    <w:p>
+      <w:pPr>
+        <w:shd w:fill="F2F2F2" w:color="auto" w:val="clear"/>
+        <w:spacing w:after="0" w:before="0" w:line="240"/>
+      </w:pPr>
+      <w:r>
+        <w:rPr>
+          <w:rFonts w:ascii="Consolas" w:cs="Consolas" w:eastAsia="Consolas" w:hAnsi="Consolas"/>
+          <w:sz w:val="17"/>
+          <w:szCs w:val="17"/>
+        </w:rPr>
+        <w:t xml:space="preserve">    EvaluationPeriods: 1</w:t>
+      </w:r>
+    </w:p>
+    <w:p>
+      <w:pPr>
+        <w:shd w:fill="F2F2F2" w:color="auto" w:val="clear"/>
+        <w:spacing w:after="0" w:before="0" w:line="240"/>
+      </w:pPr>
+      <w:r>
+        <w:rPr>
+          <w:rFonts w:ascii="Consolas" w:cs="Consolas" w:eastAsia="Consolas" w:hAnsi="Consolas"/>
+          <w:sz w:val="17"/>
+          <w:szCs w:val="17"/>
+        </w:rPr>
+        <w:t xml:space="preserve">    Threshold: 1</w:t>
+      </w:r>
+    </w:p>
+    <w:p>
+      <w:pPr>
+        <w:shd w:fill="F2F2F2" w:color="auto" w:val="clear"/>
+        <w:spacing w:after="0" w:before="0" w:line="240"/>
+      </w:pPr>
+      <w:r>
+        <w:rPr>
+          <w:rFonts w:ascii="Consolas" w:cs="Consolas" w:eastAsia="Consolas" w:hAnsi="Consolas"/>
+          <w:sz w:val="17"/>
+          <w:szCs w:val="17"/>
+        </w:rPr>
+        <w:t xml:space="preserve">    ComparisonOperator: LessThanThreshold</w:t>
+      </w:r>
+    </w:p>
+    <w:p>
+      <w:pPr>
+        <w:shd w:fill="F2F2F2" w:color="auto" w:val="clear"/>
+        <w:spacing w:after="0" w:before="0" w:line="240"/>
+      </w:pPr>
+      <w:r>
+        <w:rPr>
+          <w:rFonts w:ascii="Consolas" w:cs="Consolas" w:eastAsia="Consolas" w:hAnsi="Consolas"/>
+          <w:sz w:val="17"/>
+          <w:szCs w:val="17"/>
+        </w:rPr>
+        <w:t xml:space="preserve">    TreatMissingData: notBreaching</w:t>
+      </w:r>
+    </w:p>
+    <w:p>
+      <w:pPr>
+        <w:shd w:fill="F2F2F2" w:color="auto" w:val="clear"/>
+        <w:spacing w:after="0" w:before="0" w:line="240"/>
+      </w:pPr>
+      <w:r>
+        <w:rPr>
+          <w:rFonts w:ascii="Consolas" w:cs="Consolas" w:eastAsia="Consolas" w:hAnsi="Consolas"/>
+          <w:sz w:val="17"/>
+          <w:szCs w:val="17"/>
+        </w:rPr>
+        <w:t xml:space="preserve">    AlarmActions: !If [HasDatadogForwarderTopicArn, [!Ref DatadogForwarderTopicArn], []]</w:t>
+      </w:r>
+    </w:p>
+    <w:p>
+      <w:pPr>
+        <w:shd w:fill="F2F2F2" w:color="auto" w:val="clear"/>
+        <w:spacing w:after="0" w:before="0" w:line="240"/>
+      </w:pPr>
+      <w:r>
+        <w:rPr>
+          <w:rFonts w:ascii="Consolas" w:cs="Consolas" w:eastAsia="Consolas" w:hAnsi="Consolas"/>
+          <w:sz w:val="17"/>
+          <w:szCs w:val="17"/>
+        </w:rPr>
+        <w:t xml:space="preserve">    OKActions: !If [HasDatadogForwarderTopicArn, [!Ref DatadogForwarderTopicArn], []]</w:t>
+      </w:r>
+    </w:p>
+    <w:p>
+      <w:pPr>
+        <w:shd w:fill="F2F2F2" w:color="auto" w:val="clear"/>
+        <w:spacing w:after="0" w:before="0" w:line="240"/>
+      </w:pPr>
+      <w:r>
+        <w:rPr>
+          <w:rFonts w:ascii="Consolas" w:cs="Consolas" w:eastAsia="Consolas" w:hAnsi="Consolas"/>
+          <w:sz w:val="17"/>
+          <w:szCs w:val="17"/>
+        </w:rPr>
+        <w:t xml:space="preserve"> </w:t>
+      </w:r>
+    </w:p>
+    <w:p>
+      <w:pPr>
+        <w:shd w:fill="F2F2F2" w:color="auto" w:val="clear"/>
+        <w:spacing w:after="0" w:before="0" w:line="240"/>
+      </w:pPr>
+      <w:r>
+        <w:rPr>
+          <w:rFonts w:ascii="Consolas" w:cs="Consolas" w:eastAsia="Consolas" w:hAnsi="Consolas"/>
+          <w:sz w:val="17"/>
+          <w:szCs w:val="17"/>
+        </w:rPr>
+        <w:t xml:space="preserve">CdrFileTooSmallAlarm:</w:t>
+      </w:r>
+    </w:p>
+    <w:p>
+      <w:pPr>
+        <w:shd w:fill="F2F2F2" w:color="auto" w:val="clear"/>
+        <w:spacing w:after="0" w:before="0" w:line="240"/>
+      </w:pPr>
+      <w:r>
+        <w:rPr>
+          <w:rFonts w:ascii="Consolas" w:cs="Consolas" w:eastAsia="Consolas" w:hAnsi="Consolas"/>
+          <w:sz w:val="17"/>
+          <w:szCs w:val="17"/>
+        </w:rPr>
+        <w:t xml:space="preserve">  Type: AWS::CloudWatch::Alarm</w:t>
+      </w:r>
+    </w:p>
+    <w:p>
+      <w:pPr>
+        <w:shd w:fill="F2F2F2" w:color="auto" w:val="clear"/>
+        <w:spacing w:after="0" w:before="0" w:line="240"/>
+      </w:pPr>
+      <w:r>
+        <w:rPr>
+          <w:rFonts w:ascii="Consolas" w:cs="Consolas" w:eastAsia="Consolas" w:hAnsi="Consolas"/>
+          <w:sz w:val="17"/>
+          <w:szCs w:val="17"/>
+        </w:rPr>
+        <w:t xml:space="preserve">  Properties:</w:t>
+      </w:r>
+    </w:p>
+    <w:p>
+      <w:pPr>
+        <w:shd w:fill="F2F2F2" w:color="auto" w:val="clear"/>
+        <w:spacing w:after="0" w:before="0" w:line="240"/>
+      </w:pPr>
+      <w:r>
+        <w:rPr>
+          <w:rFonts w:ascii="Consolas" w:cs="Consolas" w:eastAsia="Consolas" w:hAnsi="Consolas"/>
+          <w:sz w:val="17"/>
+          <w:szCs w:val="17"/>
+        </w:rPr>
+        <w:t xml:space="preserve">    AlarmName: !Sub "${AWS::StackName}-file-too-small"</w:t>
+      </w:r>
+    </w:p>
+    <w:p>
+      <w:pPr>
+        <w:shd w:fill="F2F2F2" w:color="auto" w:val="clear"/>
+        <w:spacing w:after="0" w:before="0" w:line="240"/>
+      </w:pPr>
+      <w:r>
+        <w:rPr>
+          <w:rFonts w:ascii="Consolas" w:cs="Consolas" w:eastAsia="Consolas" w:hAnsi="Consolas"/>
+          <w:sz w:val="17"/>
+          <w:szCs w:val="17"/>
+        </w:rPr>
+        <w:t xml:space="preserve">    AlarmDescription: &gt;</w:t>
+      </w:r>
+    </w:p>
+    <w:p>
+      <w:pPr>
+        <w:shd w:fill="F2F2F2" w:color="auto" w:val="clear"/>
+        <w:spacing w:after="0" w:before="0" w:line="240"/>
+      </w:pPr>
+      <w:r>
+        <w:rPr>
+          <w:rFonts w:ascii="Consolas" w:cs="Consolas" w:eastAsia="Consolas" w:hAnsi="Consolas"/>
+          <w:sz w:val="17"/>
+          <w:szCs w:val="17"/>
+        </w:rPr>
+        <w:t xml:space="preserve">      A run saved a CDR file smaller than MinCdrFileBytes (likely headers</w:t>
+      </w:r>
+    </w:p>
+    <w:p>
+      <w:pPr>
+        <w:shd w:fill="F2F2F2" w:color="auto" w:val="clear"/>
+        <w:spacing w:after="0" w:before="0" w:line="240"/>
+      </w:pPr>
+      <w:r>
+        <w:rPr>
+          <w:rFonts w:ascii="Consolas" w:cs="Consolas" w:eastAsia="Consolas" w:hAnsi="Consolas"/>
+          <w:sz w:val="17"/>
+          <w:szCs w:val="17"/>
+        </w:rPr>
+        <w:t xml:space="preserve">      only). Also fires for manual re-runs after the 1st.</w:t>
+      </w:r>
+    </w:p>
+    <w:p>
+      <w:pPr>
+        <w:shd w:fill="F2F2F2" w:color="auto" w:val="clear"/>
+        <w:spacing w:after="0" w:before="0" w:line="240"/>
+      </w:pPr>
+      <w:r>
+        <w:rPr>
+          <w:rFonts w:ascii="Consolas" w:cs="Consolas" w:eastAsia="Consolas" w:hAnsi="Consolas"/>
+          <w:sz w:val="17"/>
+          <w:szCs w:val="17"/>
+        </w:rPr>
+        <w:t xml:space="preserve">    Namespace: CdrDownloader</w:t>
+      </w:r>
+    </w:p>
+    <w:p>
+      <w:pPr>
+        <w:shd w:fill="F2F2F2" w:color="auto" w:val="clear"/>
+        <w:spacing w:after="0" w:before="0" w:line="240"/>
+      </w:pPr>
+      <w:r>
+        <w:rPr>
+          <w:rFonts w:ascii="Consolas" w:cs="Consolas" w:eastAsia="Consolas" w:hAnsi="Consolas"/>
+          <w:sz w:val="17"/>
+          <w:szCs w:val="17"/>
+        </w:rPr>
+        <w:t xml:space="preserve">    MetricName: FileSizeBytes</w:t>
+      </w:r>
+    </w:p>
+    <w:p>
+      <w:pPr>
+        <w:shd w:fill="F2F2F2" w:color="auto" w:val="clear"/>
+        <w:spacing w:after="0" w:before="0" w:line="240"/>
+      </w:pPr>
+      <w:r>
+        <w:rPr>
+          <w:rFonts w:ascii="Consolas" w:cs="Consolas" w:eastAsia="Consolas" w:hAnsi="Consolas"/>
+          <w:sz w:val="17"/>
+          <w:szCs w:val="17"/>
+        </w:rPr>
+        <w:t xml:space="preserve">    Statistic: Minimum</w:t>
+      </w:r>
+    </w:p>
+    <w:p>
+      <w:pPr>
+        <w:shd w:fill="F2F2F2" w:color="auto" w:val="clear"/>
+        <w:spacing w:after="0" w:before="0" w:line="240"/>
+      </w:pPr>
+      <w:r>
+        <w:rPr>
+          <w:rFonts w:ascii="Consolas" w:cs="Consolas" w:eastAsia="Consolas" w:hAnsi="Consolas"/>
+          <w:sz w:val="17"/>
+          <w:szCs w:val="17"/>
+        </w:rPr>
+        <w:t xml:space="preserve">    Period: 86400</w:t>
+      </w:r>
+    </w:p>
+    <w:p>
+      <w:pPr>
+        <w:shd w:fill="F2F2F2" w:color="auto" w:val="clear"/>
+        <w:spacing w:after="0" w:before="0" w:line="240"/>
+      </w:pPr>
+      <w:r>
+        <w:rPr>
+          <w:rFonts w:ascii="Consolas" w:cs="Consolas" w:eastAsia="Consolas" w:hAnsi="Consolas"/>
+          <w:sz w:val="17"/>
+          <w:szCs w:val="17"/>
+        </w:rPr>
+        <w:t xml:space="preserve">    EvaluationPeriods: 1</w:t>
+      </w:r>
+    </w:p>
+    <w:p>
+      <w:pPr>
+        <w:shd w:fill="F2F2F2" w:color="auto" w:val="clear"/>
+        <w:spacing w:after="0" w:before="0" w:line="240"/>
+      </w:pPr>
+      <w:r>
+        <w:rPr>
+          <w:rFonts w:ascii="Consolas" w:cs="Consolas" w:eastAsia="Consolas" w:hAnsi="Consolas"/>
+          <w:sz w:val="17"/>
+          <w:szCs w:val="17"/>
+        </w:rPr>
+        <w:t xml:space="preserve">    Threshold: !Ref MinCdrFileBytes</w:t>
+      </w:r>
+    </w:p>
+    <w:p>
+      <w:pPr>
+        <w:shd w:fill="F2F2F2" w:color="auto" w:val="clear"/>
+        <w:spacing w:after="0" w:before="0" w:line="240"/>
+      </w:pPr>
+      <w:r>
+        <w:rPr>
+          <w:rFonts w:ascii="Consolas" w:cs="Consolas" w:eastAsia="Consolas" w:hAnsi="Consolas"/>
+          <w:sz w:val="17"/>
+          <w:szCs w:val="17"/>
+        </w:rPr>
+        <w:t xml:space="preserve">    ComparisonOperator: LessThanThreshold</w:t>
+      </w:r>
+    </w:p>
+    <w:p>
+      <w:pPr>
+        <w:shd w:fill="F2F2F2" w:color="auto" w:val="clear"/>
+        <w:spacing w:after="0" w:before="0" w:line="240"/>
+      </w:pPr>
+      <w:r>
+        <w:rPr>
+          <w:rFonts w:ascii="Consolas" w:cs="Consolas" w:eastAsia="Consolas" w:hAnsi="Consolas"/>
+          <w:sz w:val="17"/>
+          <w:szCs w:val="17"/>
+        </w:rPr>
+        <w:t xml:space="preserve">    TreatMissingData: notBreaching</w:t>
+      </w:r>
+    </w:p>
+    <w:p>
+      <w:pPr>
+        <w:shd w:fill="F2F2F2" w:color="auto" w:val="clear"/>
+        <w:spacing w:after="0" w:before="0" w:line="240"/>
+      </w:pPr>
+      <w:r>
+        <w:rPr>
+          <w:rFonts w:ascii="Consolas" w:cs="Consolas" w:eastAsia="Consolas" w:hAnsi="Consolas"/>
+          <w:sz w:val="17"/>
+          <w:szCs w:val="17"/>
+        </w:rPr>
+        <w:t xml:space="preserve">    AlarmActions: !If [HasDatadogForwarderTopicArn, [!Ref DatadogForwarderTopicArn], []]</w:t>
+      </w:r>
+    </w:p>
+    <w:p>
+      <w:pPr>
+        <w:shd w:fill="F2F2F2" w:color="auto" w:val="clear"/>
+        <w:spacing w:after="0" w:before="0" w:line="240"/>
+      </w:pPr>
+      <w:r>
+        <w:rPr>
+          <w:rFonts w:ascii="Consolas" w:cs="Consolas" w:eastAsia="Consolas" w:hAnsi="Consolas"/>
+          <w:sz w:val="17"/>
+          <w:szCs w:val="17"/>
+        </w:rPr>
+        <w:t xml:space="preserve">    OKActions: !If [HasDatadogForwarderTopicArn, [!Ref DatadogForwarderTopicArn], []]</w:t>
+      </w:r>
+    </w:p>
+    <w:p/>
+    <w:p>
+      <w:pPr>
+        <w:spacing w:after="200" w:before="0"/>
+      </w:pPr>
+      <w:r>
+        <w:rPr>
+          <w:sz w:val="22"/>
+          <w:szCs w:val="22"/>
+        </w:rPr>
+        <w:t xml:space="preserve">The dashboard definition (CdrDownloaderDashboard) is in template.yaml; its widget JSON is omitted here for length.</w:t>
+      </w:r>
+    </w:p>
+    <w:p>
+      <w:pPr>
         <w:pStyle w:val="Heading1"/>
         <w:spacing w:after="160" w:before="360"/>
       </w:pPr>
@@ -4552,6 +5828,20 @@
           <w:sz w:val="17"/>
           <w:szCs w:val="17"/>
         </w:rPr>
+        <w:t xml:space="preserve">    "@aws-sdk/client-cloudwatch": "^3.700.0",</w:t>
+      </w:r>
+    </w:p>
+    <w:p>
+      <w:pPr>
+        <w:shd w:fill="F2F2F2" w:color="auto" w:val="clear"/>
+        <w:spacing w:after="0" w:before="0" w:line="240"/>
+      </w:pPr>
+      <w:r>
+        <w:rPr>
+          <w:rFonts w:ascii="Consolas" w:cs="Consolas" w:eastAsia="Consolas" w:hAnsi="Consolas"/>
+          <w:sz w:val="17"/>
+          <w:szCs w:val="17"/>
+        </w:rPr>
         <w:t xml:space="preserve">    "@aws-sdk/client-s3": "^3.700.0",</w:t>
       </w:r>
     </w:p>
@@ -4767,7 +6057,21 @@
           <w:sz w:val="17"/>
           <w:szCs w:val="17"/>
         </w:rPr>
-        <w:t xml:space="preserve">const { uploadBuffer } = require("./s3");</w:t>
+        <w:t xml:space="preserve">const { uploadBuffer, listObjects } = require("./s3");</w:t>
+      </w:r>
+    </w:p>
+    <w:p>
+      <w:pPr>
+        <w:shd w:fill="F2F2F2" w:color="auto" w:val="clear"/>
+        <w:spacing w:after="0" w:before="0" w:line="240"/>
+      </w:pPr>
+      <w:r>
+        <w:rPr>
+          <w:rFonts w:ascii="Consolas" w:cs="Consolas" w:eastAsia="Consolas" w:hAnsi="Consolas"/>
+          <w:sz w:val="17"/>
+          <w:szCs w:val="17"/>
+        </w:rPr>
+        <w:t xml:space="preserve">const { putMetric } = require("./metrics");</w:t>
       </w:r>
     </w:p>
     <w:p>
@@ -9737,7 +11041,301 @@
           <w:sz w:val="17"/>
           <w:szCs w:val="17"/>
         </w:rPr>
-        <w:t xml:space="preserve">exports.handler = async () =&gt; {</w:t>
+        <w:t xml:space="preserve">/**</w:t>
+      </w:r>
+    </w:p>
+    <w:p>
+      <w:pPr>
+        <w:shd w:fill="F2F2F2" w:color="auto" w:val="clear"/>
+        <w:spacing w:after="0" w:before="0" w:line="240"/>
+      </w:pPr>
+      <w:r>
+        <w:rPr>
+          <w:rFonts w:ascii="Consolas" w:cs="Consolas" w:eastAsia="Consolas" w:hAnsi="Consolas"/>
+          <w:sz w:val="17"/>
+          <w:szCs w:val="17"/>
+        </w:rPr>
+        <w:t xml:space="preserve"> * Monthly delivery check (MonthlyCdrDeliveryCheckSchedule, 10:30 UK time on</w:t>
+      </w:r>
+    </w:p>
+    <w:p>
+      <w:pPr>
+        <w:shd w:fill="F2F2F2" w:color="auto" w:val="clear"/>
+        <w:spacing w:after="0" w:before="0" w:line="240"/>
+      </w:pPr>
+      <w:r>
+        <w:rPr>
+          <w:rFonts w:ascii="Consolas" w:cs="Consolas" w:eastAsia="Consolas" w:hAnsi="Consolas"/>
+          <w:sz w:val="17"/>
+          <w:szCs w:val="17"/>
+        </w:rPr>
+        <w:t xml:space="preserve"> * the 1st): publishes DeliveryCheck = 1 if this month's cdr/&lt;yyyy&gt;/&lt;mm&gt;/</w:t>
+      </w:r>
+    </w:p>
+    <w:p>
+      <w:pPr>
+        <w:shd w:fill="F2F2F2" w:color="auto" w:val="clear"/>
+        <w:spacing w:after="0" w:before="0" w:line="240"/>
+      </w:pPr>
+      <w:r>
+        <w:rPr>
+          <w:rFonts w:ascii="Consolas" w:cs="Consolas" w:eastAsia="Consolas" w:hAnsi="Consolas"/>
+          <w:sz w:val="17"/>
+          <w:szCs w:val="17"/>
+        </w:rPr>
+        <w:t xml:space="preserve"> * prefix holds a file of at least minCdrFileBytes, otherwise 0. That catches</w:t>
+      </w:r>
+    </w:p>
+    <w:p>
+      <w:pPr>
+        <w:shd w:fill="F2F2F2" w:color="auto" w:val="clear"/>
+        <w:spacing w:after="0" w:before="0" w:line="240"/>
+      </w:pPr>
+      <w:r>
+        <w:rPr>
+          <w:rFonts w:ascii="Consolas" w:cs="Consolas" w:eastAsia="Consolas" w:hAnsi="Consolas"/>
+          <w:sz w:val="17"/>
+          <w:szCs w:val="17"/>
+        </w:rPr>
+        <w:t xml:space="preserve"> * the cases the Errors alarm can't see: a run that never started, and a</w:t>
+      </w:r>
+    </w:p>
+    <w:p>
+      <w:pPr>
+        <w:shd w:fill="F2F2F2" w:color="auto" w:val="clear"/>
+        <w:spacing w:after="0" w:before="0" w:line="240"/>
+      </w:pPr>
+      <w:r>
+        <w:rPr>
+          <w:rFonts w:ascii="Consolas" w:cs="Consolas" w:eastAsia="Consolas" w:hAnsi="Consolas"/>
+          <w:sz w:val="17"/>
+          <w:szCs w:val="17"/>
+        </w:rPr>
+        <w:t xml:space="preserve"> * "successful" run that saved a header-only file. Uses the same UTC</w:t>
+      </w:r>
+    </w:p>
+    <w:p>
+      <w:pPr>
+        <w:shd w:fill="F2F2F2" w:color="auto" w:val="clear"/>
+        <w:spacing w:after="0" w:before="0" w:line="240"/>
+      </w:pPr>
+      <w:r>
+        <w:rPr>
+          <w:rFonts w:ascii="Consolas" w:cs="Consolas" w:eastAsia="Consolas" w:hAnsi="Consolas"/>
+          <w:sz w:val="17"/>
+          <w:szCs w:val="17"/>
+        </w:rPr>
+        <w:t xml:space="preserve"> * year/month as buildS3Key().</w:t>
+      </w:r>
+    </w:p>
+    <w:p>
+      <w:pPr>
+        <w:shd w:fill="F2F2F2" w:color="auto" w:val="clear"/>
+        <w:spacing w:after="0" w:before="0" w:line="240"/>
+      </w:pPr>
+      <w:r>
+        <w:rPr>
+          <w:rFonts w:ascii="Consolas" w:cs="Consolas" w:eastAsia="Consolas" w:hAnsi="Consolas"/>
+          <w:sz w:val="17"/>
+          <w:szCs w:val="17"/>
+        </w:rPr>
+        <w:t xml:space="preserve"> */</w:t>
+      </w:r>
+    </w:p>
+    <w:p>
+      <w:pPr>
+        <w:shd w:fill="F2F2F2" w:color="auto" w:val="clear"/>
+        <w:spacing w:after="0" w:before="0" w:line="240"/>
+      </w:pPr>
+      <w:r>
+        <w:rPr>
+          <w:rFonts w:ascii="Consolas" w:cs="Consolas" w:eastAsia="Consolas" w:hAnsi="Consolas"/>
+          <w:sz w:val="17"/>
+          <w:szCs w:val="17"/>
+        </w:rPr>
+        <w:t xml:space="preserve">async function deliveryCheck(bucket) {</w:t>
+      </w:r>
+    </w:p>
+    <w:p>
+      <w:pPr>
+        <w:shd w:fill="F2F2F2" w:color="auto" w:val="clear"/>
+        <w:spacing w:after="0" w:before="0" w:line="240"/>
+      </w:pPr>
+      <w:r>
+        <w:rPr>
+          <w:rFonts w:ascii="Consolas" w:cs="Consolas" w:eastAsia="Consolas" w:hAnsi="Consolas"/>
+          <w:sz w:val="17"/>
+          <w:szCs w:val="17"/>
+        </w:rPr>
+        <w:t xml:space="preserve">  const now = new Date();</w:t>
+      </w:r>
+    </w:p>
+    <w:p>
+      <w:pPr>
+        <w:shd w:fill="F2F2F2" w:color="auto" w:val="clear"/>
+        <w:spacing w:after="0" w:before="0" w:line="240"/>
+      </w:pPr>
+      <w:r>
+        <w:rPr>
+          <w:rFonts w:ascii="Consolas" w:cs="Consolas" w:eastAsia="Consolas" w:hAnsi="Consolas"/>
+          <w:sz w:val="17"/>
+          <w:szCs w:val="17"/>
+        </w:rPr>
+        <w:t xml:space="preserve">  const prefix = `cdr/${now.getUTCFullYear()}/${String(now.getUTCMonth() + 1).padStart(2, "0")}/`;</w:t>
+      </w:r>
+    </w:p>
+    <w:p>
+      <w:pPr>
+        <w:shd w:fill="F2F2F2" w:color="auto" w:val="clear"/>
+        <w:spacing w:after="0" w:before="0" w:line="240"/>
+      </w:pPr>
+      <w:r>
+        <w:rPr>
+          <w:rFonts w:ascii="Consolas" w:cs="Consolas" w:eastAsia="Consolas" w:hAnsi="Consolas"/>
+          <w:sz w:val="17"/>
+          <w:szCs w:val="17"/>
+        </w:rPr>
+        <w:t xml:space="preserve">  const files = await listObjects(bucket, prefix);</w:t>
+      </w:r>
+    </w:p>
+    <w:p>
+      <w:pPr>
+        <w:shd w:fill="F2F2F2" w:color="auto" w:val="clear"/>
+        <w:spacing w:after="0" w:before="0" w:line="240"/>
+      </w:pPr>
+      <w:r>
+        <w:rPr>
+          <w:rFonts w:ascii="Consolas" w:cs="Consolas" w:eastAsia="Consolas" w:hAnsi="Consolas"/>
+          <w:sz w:val="17"/>
+          <w:szCs w:val="17"/>
+        </w:rPr>
+        <w:t xml:space="preserve">  const largest = files.reduce((max, f) =&gt; Math.max(max, f.size), 0);</w:t>
+      </w:r>
+    </w:p>
+    <w:p>
+      <w:pPr>
+        <w:shd w:fill="F2F2F2" w:color="auto" w:val="clear"/>
+        <w:spacing w:after="0" w:before="0" w:line="240"/>
+      </w:pPr>
+      <w:r>
+        <w:rPr>
+          <w:rFonts w:ascii="Consolas" w:cs="Consolas" w:eastAsia="Consolas" w:hAnsi="Consolas"/>
+          <w:sz w:val="17"/>
+          <w:szCs w:val="17"/>
+        </w:rPr>
+        <w:t xml:space="preserve">  const ok = largest &gt;= config.minCdrFileBytes;</w:t>
+      </w:r>
+    </w:p>
+    <w:p>
+      <w:pPr>
+        <w:shd w:fill="F2F2F2" w:color="auto" w:val="clear"/>
+        <w:spacing w:after="0" w:before="0" w:line="240"/>
+      </w:pPr>
+      <w:r>
+        <w:rPr>
+          <w:rFonts w:ascii="Consolas" w:cs="Consolas" w:eastAsia="Consolas" w:hAnsi="Consolas"/>
+          <w:sz w:val="17"/>
+          <w:szCs w:val="17"/>
+        </w:rPr>
+        <w:t xml:space="preserve">  await putMetric("DeliveryCheck", ok ? 1 : 0, "Count");</w:t>
+      </w:r>
+    </w:p>
+    <w:p>
+      <w:pPr>
+        <w:shd w:fill="F2F2F2" w:color="auto" w:val="clear"/>
+        <w:spacing w:after="0" w:before="0" w:line="240"/>
+      </w:pPr>
+      <w:r>
+        <w:rPr>
+          <w:rFonts w:ascii="Consolas" w:cs="Consolas" w:eastAsia="Consolas" w:hAnsi="Consolas"/>
+          <w:sz w:val="17"/>
+          <w:szCs w:val="17"/>
+        </w:rPr>
+        <w:t xml:space="preserve">  console.log(</w:t>
+      </w:r>
+    </w:p>
+    <w:p>
+      <w:pPr>
+        <w:shd w:fill="F2F2F2" w:color="auto" w:val="clear"/>
+        <w:spacing w:after="0" w:before="0" w:line="240"/>
+      </w:pPr>
+      <w:r>
+        <w:rPr>
+          <w:rFonts w:ascii="Consolas" w:cs="Consolas" w:eastAsia="Consolas" w:hAnsi="Consolas"/>
+          <w:sz w:val="17"/>
+          <w:szCs w:val="17"/>
+        </w:rPr>
+        <w:t xml:space="preserve">    `CDR_DELIVERY_CHECK ${JSON.stringify({ prefix, files: files.length, largestBytes: largest, minBytes: config.minCdrFileBytes, ok })}`</w:t>
+      </w:r>
+    </w:p>
+    <w:p>
+      <w:pPr>
+        <w:shd w:fill="F2F2F2" w:color="auto" w:val="clear"/>
+        <w:spacing w:after="0" w:before="0" w:line="240"/>
+      </w:pPr>
+      <w:r>
+        <w:rPr>
+          <w:rFonts w:ascii="Consolas" w:cs="Consolas" w:eastAsia="Consolas" w:hAnsi="Consolas"/>
+          <w:sz w:val="17"/>
+          <w:szCs w:val="17"/>
+        </w:rPr>
+        <w:t xml:space="preserve">  );</w:t>
+      </w:r>
+    </w:p>
+    <w:p>
+      <w:pPr>
+        <w:shd w:fill="F2F2F2" w:color="auto" w:val="clear"/>
+        <w:spacing w:after="0" w:before="0" w:line="240"/>
+      </w:pPr>
+      <w:r>
+        <w:rPr>
+          <w:rFonts w:ascii="Consolas" w:cs="Consolas" w:eastAsia="Consolas" w:hAnsi="Consolas"/>
+          <w:sz w:val="17"/>
+          <w:szCs w:val="17"/>
+        </w:rPr>
+        <w:t xml:space="preserve">  return { statusCode: 200, mode: "deliveryCheck", prefix, files: files.length, largestBytes: largest, ok };</w:t>
+      </w:r>
+    </w:p>
+    <w:p>
+      <w:pPr>
+        <w:shd w:fill="F2F2F2" w:color="auto" w:val="clear"/>
+        <w:spacing w:after="0" w:before="0" w:line="240"/>
+      </w:pPr>
+      <w:r>
+        <w:rPr>
+          <w:rFonts w:ascii="Consolas" w:cs="Consolas" w:eastAsia="Consolas" w:hAnsi="Consolas"/>
+          <w:sz w:val="17"/>
+          <w:szCs w:val="17"/>
+        </w:rPr>
+        <w:t xml:space="preserve">}</w:t>
+      </w:r>
+    </w:p>
+    <w:p>
+      <w:pPr>
+        <w:shd w:fill="F2F2F2" w:color="auto" w:val="clear"/>
+        <w:spacing w:after="0" w:before="0" w:line="240"/>
+      </w:pPr>
+      <w:r>
+        <w:rPr>
+          <w:rFonts w:ascii="Consolas" w:cs="Consolas" w:eastAsia="Consolas" w:hAnsi="Consolas"/>
+          <w:sz w:val="17"/>
+          <w:szCs w:val="17"/>
+        </w:rPr>
+        <w:t xml:space="preserve"> </w:t>
+      </w:r>
+    </w:p>
+    <w:p>
+      <w:pPr>
+        <w:shd w:fill="F2F2F2" w:color="auto" w:val="clear"/>
+        <w:spacing w:after="0" w:before="0" w:line="240"/>
+      </w:pPr>
+      <w:r>
+        <w:rPr>
+          <w:rFonts w:ascii="Consolas" w:cs="Consolas" w:eastAsia="Consolas" w:hAnsi="Consolas"/>
+          <w:sz w:val="17"/>
+          <w:szCs w:val="17"/>
+        </w:rPr>
+        <w:t xml:space="preserve">exports.handler = async (event = {}) =&gt; {</w:t>
       </w:r>
     </w:p>
     <w:p>
@@ -9779,6 +11377,76 @@
           <w:sz w:val="17"/>
           <w:szCs w:val="17"/>
         </w:rPr>
+        <w:t xml:space="preserve"> </w:t>
+      </w:r>
+    </w:p>
+    <w:p>
+      <w:pPr>
+        <w:shd w:fill="F2F2F2" w:color="auto" w:val="clear"/>
+        <w:spacing w:after="0" w:before="0" w:line="240"/>
+      </w:pPr>
+      <w:r>
+        <w:rPr>
+          <w:rFonts w:ascii="Consolas" w:cs="Consolas" w:eastAsia="Consolas" w:hAnsi="Consolas"/>
+          <w:sz w:val="17"/>
+          <w:szCs w:val="17"/>
+        </w:rPr>
+        <w:t xml:space="preserve">  if (event &amp;&amp; event.mode === "deliveryCheck") {</w:t>
+      </w:r>
+    </w:p>
+    <w:p>
+      <w:pPr>
+        <w:shd w:fill="F2F2F2" w:color="auto" w:val="clear"/>
+        <w:spacing w:after="0" w:before="0" w:line="240"/>
+      </w:pPr>
+      <w:r>
+        <w:rPr>
+          <w:rFonts w:ascii="Consolas" w:cs="Consolas" w:eastAsia="Consolas" w:hAnsi="Consolas"/>
+          <w:sz w:val="17"/>
+          <w:szCs w:val="17"/>
+        </w:rPr>
+        <w:t xml:space="preserve">    return deliveryCheck(bucket);</w:t>
+      </w:r>
+    </w:p>
+    <w:p>
+      <w:pPr>
+        <w:shd w:fill="F2F2F2" w:color="auto" w:val="clear"/>
+        <w:spacing w:after="0" w:before="0" w:line="240"/>
+      </w:pPr>
+      <w:r>
+        <w:rPr>
+          <w:rFonts w:ascii="Consolas" w:cs="Consolas" w:eastAsia="Consolas" w:hAnsi="Consolas"/>
+          <w:sz w:val="17"/>
+          <w:szCs w:val="17"/>
+        </w:rPr>
+        <w:t xml:space="preserve">  }</w:t>
+      </w:r>
+    </w:p>
+    <w:p>
+      <w:pPr>
+        <w:shd w:fill="F2F2F2" w:color="auto" w:val="clear"/>
+        <w:spacing w:after="0" w:before="0" w:line="240"/>
+      </w:pPr>
+      <w:r>
+        <w:rPr>
+          <w:rFonts w:ascii="Consolas" w:cs="Consolas" w:eastAsia="Consolas" w:hAnsi="Consolas"/>
+          <w:sz w:val="17"/>
+          <w:szCs w:val="17"/>
+        </w:rPr>
+        <w:t xml:space="preserve"> </w:t>
+      </w:r>
+    </w:p>
+    <w:p>
+      <w:pPr>
+        <w:shd w:fill="F2F2F2" w:color="auto" w:val="clear"/>
+        <w:spacing w:after="0" w:before="0" w:line="240"/>
+      </w:pPr>
+      <w:r>
+        <w:rPr>
+          <w:rFonts w:ascii="Consolas" w:cs="Consolas" w:eastAsia="Consolas" w:hAnsi="Consolas"/>
+          <w:sz w:val="17"/>
+          <w:szCs w:val="17"/>
+        </w:rPr>
         <w:t xml:space="preserve">  const runId = crypto.randomUUID();</w:t>
       </w:r>
     </w:p>
@@ -10395,6 +12063,34 @@
           <w:sz w:val="17"/>
           <w:szCs w:val="17"/>
         </w:rPr>
+        <w:t xml:space="preserve">    await putMetric("FileSizeBytes", buffer.length, "Bytes");</w:t>
+      </w:r>
+    </w:p>
+    <w:p>
+      <w:pPr>
+        <w:shd w:fill="F2F2F2" w:color="auto" w:val="clear"/>
+        <w:spacing w:after="0" w:before="0" w:line="240"/>
+      </w:pPr>
+      <w:r>
+        <w:rPr>
+          <w:rFonts w:ascii="Consolas" w:cs="Consolas" w:eastAsia="Consolas" w:hAnsi="Consolas"/>
+          <w:sz w:val="17"/>
+          <w:szCs w:val="17"/>
+        </w:rPr>
+        <w:t xml:space="preserve"> </w:t>
+      </w:r>
+    </w:p>
+    <w:p>
+      <w:pPr>
+        <w:shd w:fill="F2F2F2" w:color="auto" w:val="clear"/>
+        <w:spacing w:after="0" w:before="0" w:line="240"/>
+      </w:pPr>
+      <w:r>
+        <w:rPr>
+          <w:rFonts w:ascii="Consolas" w:cs="Consolas" w:eastAsia="Consolas" w:hAnsi="Consolas"/>
+          <w:sz w:val="17"/>
+          <w:szCs w:val="17"/>
+        </w:rPr>
         <w:t xml:space="preserve">    const durationMs = Date.now() - startedAt;</w:t>
       </w:r>
     </w:p>
@@ -10409,21 +12105,21 @@
           <w:sz w:val="17"/>
           <w:szCs w:val="17"/>
         </w:rPr>
-        <w:t xml:space="preserve">    console.log(`CDR file uploaded to s3://${bucket}/${key} in ${durationMs}ms`);</w:t>
-      </w:r>
-    </w:p>
-    <w:p>
-      <w:pPr>
-        <w:shd w:fill="F2F2F2" w:color="auto" w:val="clear"/>
-        <w:spacing w:after="0" w:before="0" w:line="240"/>
-      </w:pPr>
-      <w:r>
-        <w:rPr>
-          <w:rFonts w:ascii="Consolas" w:cs="Consolas" w:eastAsia="Consolas" w:hAnsi="Consolas"/>
-          <w:sz w:val="17"/>
-          <w:szCs w:val="17"/>
-        </w:rPr>
-        <w:t xml:space="preserve">    return { statusCode: 200, bucket, key, durationMs };</w:t>
+        <w:t xml:space="preserve">    console.log(`CDR file uploaded to s3://${bucket}/${key} (${buffer.length} bytes) in ${durationMs}ms`);</w:t>
+      </w:r>
+    </w:p>
+    <w:p>
+      <w:pPr>
+        <w:shd w:fill="F2F2F2" w:color="auto" w:val="clear"/>
+        <w:spacing w:after="0" w:before="0" w:line="240"/>
+      </w:pPr>
+      <w:r>
+        <w:rPr>
+          <w:rFonts w:ascii="Consolas" w:cs="Consolas" w:eastAsia="Consolas" w:hAnsi="Consolas"/>
+          <w:sz w:val="17"/>
+          <w:szCs w:val="17"/>
+        </w:rPr>
+        <w:t xml:space="preserve">    return { statusCode: 200, bucket, key, sizeBytes: buffer.length, durationMs };</w:t>
       </w:r>
     </w:p>
     <w:p>
@@ -10438,6 +12134,20 @@
           <w:szCs w:val="17"/>
         </w:rPr>
         <w:t xml:space="preserve">  } catch (err) {</w:t>
+      </w:r>
+    </w:p>
+    <w:p>
+      <w:pPr>
+        <w:shd w:fill="F2F2F2" w:color="auto" w:val="clear"/>
+        <w:spacing w:after="0" w:before="0" w:line="240"/>
+      </w:pPr>
+      <w:r>
+        <w:rPr>
+          <w:rFonts w:ascii="Consolas" w:cs="Consolas" w:eastAsia="Consolas" w:hAnsi="Consolas"/>
+          <w:sz w:val="17"/>
+          <w:szCs w:val="17"/>
+        </w:rPr>
+        <w:t xml:space="preserve">    await putMetric("Failures", 1, "Count", [{ Name: "Code", Value: err.code || "CDR-E99" }]);</w:t>
       </w:r>
     </w:p>
     <w:p>
@@ -11847,6 +13557,76 @@
           <w:sz w:val="17"/>
           <w:szCs w:val="17"/>
         </w:rPr>
+        <w:t xml:space="preserve"> </w:t>
+      </w:r>
+    </w:p>
+    <w:p>
+      <w:pPr>
+        <w:shd w:fill="F2F2F2" w:color="auto" w:val="clear"/>
+        <w:spacing w:after="0" w:before="0" w:line="240"/>
+      </w:pPr>
+      <w:r>
+        <w:rPr>
+          <w:rFonts w:ascii="Consolas" w:cs="Consolas" w:eastAsia="Consolas" w:hAnsi="Consolas"/>
+          <w:sz w:val="17"/>
+          <w:szCs w:val="17"/>
+        </w:rPr>
+        <w:t xml:space="preserve">  // A downloaded CDR file smaller than this is treated as headers only. Used</w:t>
+      </w:r>
+    </w:p>
+    <w:p>
+      <w:pPr>
+        <w:shd w:fill="F2F2F2" w:color="auto" w:val="clear"/>
+        <w:spacing w:after="0" w:before="0" w:line="240"/>
+      </w:pPr>
+      <w:r>
+        <w:rPr>
+          <w:rFonts w:ascii="Consolas" w:cs="Consolas" w:eastAsia="Consolas" w:hAnsi="Consolas"/>
+          <w:sz w:val="17"/>
+          <w:szCs w:val="17"/>
+        </w:rPr>
+        <w:t xml:space="preserve">  // by the monthly delivery check; the template's file-too-small alarm uses</w:t>
+      </w:r>
+    </w:p>
+    <w:p>
+      <w:pPr>
+        <w:shd w:fill="F2F2F2" w:color="auto" w:val="clear"/>
+        <w:spacing w:after="0" w:before="0" w:line="240"/>
+      </w:pPr>
+      <w:r>
+        <w:rPr>
+          <w:rFonts w:ascii="Consolas" w:cs="Consolas" w:eastAsia="Consolas" w:hAnsi="Consolas"/>
+          <w:sz w:val="17"/>
+          <w:szCs w:val="17"/>
+        </w:rPr>
+        <w:t xml:space="preserve">  // the same value (the MinCdrFileBytes parameter).</w:t>
+      </w:r>
+    </w:p>
+    <w:p>
+      <w:pPr>
+        <w:shd w:fill="F2F2F2" w:color="auto" w:val="clear"/>
+        <w:spacing w:after="0" w:before="0" w:line="240"/>
+      </w:pPr>
+      <w:r>
+        <w:rPr>
+          <w:rFonts w:ascii="Consolas" w:cs="Consolas" w:eastAsia="Consolas" w:hAnsi="Consolas"/>
+          <w:sz w:val="17"/>
+          <w:szCs w:val="17"/>
+        </w:rPr>
+        <w:t xml:space="preserve">  minCdrFileBytes: Number(env("MIN_CDR_FILE_BYTES", "1024")),</w:t>
+      </w:r>
+    </w:p>
+    <w:p>
+      <w:pPr>
+        <w:shd w:fill="F2F2F2" w:color="auto" w:val="clear"/>
+        <w:spacing w:after="0" w:before="0" w:line="240"/>
+      </w:pPr>
+      <w:r>
+        <w:rPr>
+          <w:rFonts w:ascii="Consolas" w:cs="Consolas" w:eastAsia="Consolas" w:hAnsi="Consolas"/>
+          <w:sz w:val="17"/>
+          <w:szCs w:val="17"/>
+        </w:rPr>
         <w:t xml:space="preserve">};</w:t>
       </w:r>
     </w:p>
@@ -12441,7 +14221,7 @@
         <w:spacing w:after="120" w:before="240"/>
       </w:pPr>
       <w:r>
-        <w:t xml:space="preserve">3.4 src/s3.js — upload helper</w:t>
+        <w:t xml:space="preserve">3.4 src/s3.js — upload and list helpers</w:t>
       </w:r>
     </w:p>
     <w:p>
@@ -12483,7 +14263,7 @@
           <w:sz w:val="17"/>
           <w:szCs w:val="17"/>
         </w:rPr>
-        <w:t xml:space="preserve">const { S3Client, PutObjectCommand } = require("@aws-sdk/client-s3");</w:t>
+        <w:t xml:space="preserve">const { S3Client, PutObjectCommand, ListObjectsV2Command } = require("@aws-sdk/client-s3");</w:t>
       </w:r>
     </w:p>
     <w:p>
@@ -12693,7 +14473,535 @@
           <w:sz w:val="17"/>
           <w:szCs w:val="17"/>
         </w:rPr>
-        <w:t xml:space="preserve">module.exports = { uploadBuffer };</w:t>
+        <w:t xml:space="preserve">/**</w:t>
+      </w:r>
+    </w:p>
+    <w:p>
+      <w:pPr>
+        <w:shd w:fill="F2F2F2" w:color="auto" w:val="clear"/>
+        <w:spacing w:after="0" w:before="0" w:line="240"/>
+      </w:pPr>
+      <w:r>
+        <w:rPr>
+          <w:rFonts w:ascii="Consolas" w:cs="Consolas" w:eastAsia="Consolas" w:hAnsi="Consolas"/>
+          <w:sz w:val="17"/>
+          <w:szCs w:val="17"/>
+        </w:rPr>
+        <w:t xml:space="preserve"> * Lists the objects under a prefix (first 1,000 — far more than one month's</w:t>
+      </w:r>
+    </w:p>
+    <w:p>
+      <w:pPr>
+        <w:shd w:fill="F2F2F2" w:color="auto" w:val="clear"/>
+        <w:spacing w:after="0" w:before="0" w:line="240"/>
+      </w:pPr>
+      <w:r>
+        <w:rPr>
+          <w:rFonts w:ascii="Consolas" w:cs="Consolas" w:eastAsia="Consolas" w:hAnsi="Consolas"/>
+          <w:sz w:val="17"/>
+          <w:szCs w:val="17"/>
+        </w:rPr>
+        <w:t xml:space="preserve"> * CDR files). Returns [{ key, size }].</w:t>
+      </w:r>
+    </w:p>
+    <w:p>
+      <w:pPr>
+        <w:shd w:fill="F2F2F2" w:color="auto" w:val="clear"/>
+        <w:spacing w:after="0" w:before="0" w:line="240"/>
+      </w:pPr>
+      <w:r>
+        <w:rPr>
+          <w:rFonts w:ascii="Consolas" w:cs="Consolas" w:eastAsia="Consolas" w:hAnsi="Consolas"/>
+          <w:sz w:val="17"/>
+          <w:szCs w:val="17"/>
+        </w:rPr>
+        <w:t xml:space="preserve"> */</w:t>
+      </w:r>
+    </w:p>
+    <w:p>
+      <w:pPr>
+        <w:shd w:fill="F2F2F2" w:color="auto" w:val="clear"/>
+        <w:spacing w:after="0" w:before="0" w:line="240"/>
+      </w:pPr>
+      <w:r>
+        <w:rPr>
+          <w:rFonts w:ascii="Consolas" w:cs="Consolas" w:eastAsia="Consolas" w:hAnsi="Consolas"/>
+          <w:sz w:val="17"/>
+          <w:szCs w:val="17"/>
+        </w:rPr>
+        <w:t xml:space="preserve">async function listObjects(bucket, prefix) {</w:t>
+      </w:r>
+    </w:p>
+    <w:p>
+      <w:pPr>
+        <w:shd w:fill="F2F2F2" w:color="auto" w:val="clear"/>
+        <w:spacing w:after="0" w:before="0" w:line="240"/>
+      </w:pPr>
+      <w:r>
+        <w:rPr>
+          <w:rFonts w:ascii="Consolas" w:cs="Consolas" w:eastAsia="Consolas" w:hAnsi="Consolas"/>
+          <w:sz w:val="17"/>
+          <w:szCs w:val="17"/>
+        </w:rPr>
+        <w:t xml:space="preserve">  const result = await client.send(new ListObjectsV2Command({ Bucket: bucket, Prefix: prefix }));</w:t>
+      </w:r>
+    </w:p>
+    <w:p>
+      <w:pPr>
+        <w:shd w:fill="F2F2F2" w:color="auto" w:val="clear"/>
+        <w:spacing w:after="0" w:before="0" w:line="240"/>
+      </w:pPr>
+      <w:r>
+        <w:rPr>
+          <w:rFonts w:ascii="Consolas" w:cs="Consolas" w:eastAsia="Consolas" w:hAnsi="Consolas"/>
+          <w:sz w:val="17"/>
+          <w:szCs w:val="17"/>
+        </w:rPr>
+        <w:t xml:space="preserve">  return (result.Contents || []).map((o) =&gt; ({ key: o.Key, size: o.Size }));</w:t>
+      </w:r>
+    </w:p>
+    <w:p>
+      <w:pPr>
+        <w:shd w:fill="F2F2F2" w:color="auto" w:val="clear"/>
+        <w:spacing w:after="0" w:before="0" w:line="240"/>
+      </w:pPr>
+      <w:r>
+        <w:rPr>
+          <w:rFonts w:ascii="Consolas" w:cs="Consolas" w:eastAsia="Consolas" w:hAnsi="Consolas"/>
+          <w:sz w:val="17"/>
+          <w:szCs w:val="17"/>
+        </w:rPr>
+        <w:t xml:space="preserve">}</w:t>
+      </w:r>
+    </w:p>
+    <w:p>
+      <w:pPr>
+        <w:shd w:fill="F2F2F2" w:color="auto" w:val="clear"/>
+        <w:spacing w:after="0" w:before="0" w:line="240"/>
+      </w:pPr>
+      <w:r>
+        <w:rPr>
+          <w:rFonts w:ascii="Consolas" w:cs="Consolas" w:eastAsia="Consolas" w:hAnsi="Consolas"/>
+          <w:sz w:val="17"/>
+          <w:szCs w:val="17"/>
+        </w:rPr>
+        <w:t xml:space="preserve"> </w:t>
+      </w:r>
+    </w:p>
+    <w:p>
+      <w:pPr>
+        <w:shd w:fill="F2F2F2" w:color="auto" w:val="clear"/>
+        <w:spacing w:after="0" w:before="0" w:line="240"/>
+      </w:pPr>
+      <w:r>
+        <w:rPr>
+          <w:rFonts w:ascii="Consolas" w:cs="Consolas" w:eastAsia="Consolas" w:hAnsi="Consolas"/>
+          <w:sz w:val="17"/>
+          <w:szCs w:val="17"/>
+        </w:rPr>
+        <w:t xml:space="preserve">module.exports = { uploadBuffer, listObjects };</w:t>
+      </w:r>
+    </w:p>
+    <w:p/>
+    <w:p>
+      <w:pPr>
+        <w:pStyle w:val="Heading2"/>
+        <w:spacing w:after="120" w:before="240"/>
+      </w:pPr>
+      <w:r>
+        <w:t xml:space="preserve">3.5 src/metrics.js — CloudWatch custom metrics</w:t>
+      </w:r>
+    </w:p>
+    <w:p>
+      <w:pPr>
+        <w:shd w:fill="F2F2F2" w:color="auto" w:val="clear"/>
+        <w:spacing w:after="0" w:before="0" w:line="240"/>
+      </w:pPr>
+      <w:r>
+        <w:rPr>
+          <w:rFonts w:ascii="Consolas" w:cs="Consolas" w:eastAsia="Consolas" w:hAnsi="Consolas"/>
+          <w:sz w:val="17"/>
+          <w:szCs w:val="17"/>
+        </w:rPr>
+        <w:t xml:space="preserve">"use strict";</w:t>
+      </w:r>
+    </w:p>
+    <w:p>
+      <w:pPr>
+        <w:shd w:fill="F2F2F2" w:color="auto" w:val="clear"/>
+        <w:spacing w:after="0" w:before="0" w:line="240"/>
+      </w:pPr>
+      <w:r>
+        <w:rPr>
+          <w:rFonts w:ascii="Consolas" w:cs="Consolas" w:eastAsia="Consolas" w:hAnsi="Consolas"/>
+          <w:sz w:val="17"/>
+          <w:szCs w:val="17"/>
+        </w:rPr>
+        <w:t xml:space="preserve"> </w:t>
+      </w:r>
+    </w:p>
+    <w:p>
+      <w:pPr>
+        <w:shd w:fill="F2F2F2" w:color="auto" w:val="clear"/>
+        <w:spacing w:after="0" w:before="0" w:line="240"/>
+      </w:pPr>
+      <w:r>
+        <w:rPr>
+          <w:rFonts w:ascii="Consolas" w:cs="Consolas" w:eastAsia="Consolas" w:hAnsi="Consolas"/>
+          <w:sz w:val="17"/>
+          <w:szCs w:val="17"/>
+        </w:rPr>
+        <w:t xml:space="preserve">const { CloudWatchClient, PutMetricDataCommand } = require("@aws-sdk/client-cloudwatch");</w:t>
+      </w:r>
+    </w:p>
+    <w:p>
+      <w:pPr>
+        <w:shd w:fill="F2F2F2" w:color="auto" w:val="clear"/>
+        <w:spacing w:after="0" w:before="0" w:line="240"/>
+      </w:pPr>
+      <w:r>
+        <w:rPr>
+          <w:rFonts w:ascii="Consolas" w:cs="Consolas" w:eastAsia="Consolas" w:hAnsi="Consolas"/>
+          <w:sz w:val="17"/>
+          <w:szCs w:val="17"/>
+        </w:rPr>
+        <w:t xml:space="preserve"> </w:t>
+      </w:r>
+    </w:p>
+    <w:p>
+      <w:pPr>
+        <w:shd w:fill="F2F2F2" w:color="auto" w:val="clear"/>
+        <w:spacing w:after="0" w:before="0" w:line="240"/>
+      </w:pPr>
+      <w:r>
+        <w:rPr>
+          <w:rFonts w:ascii="Consolas" w:cs="Consolas" w:eastAsia="Consolas" w:hAnsi="Consolas"/>
+          <w:sz w:val="17"/>
+          <w:szCs w:val="17"/>
+        </w:rPr>
+        <w:t xml:space="preserve">// Custom metrics for the monitoring dashboard and alarms. The function's IAM</w:t>
+      </w:r>
+    </w:p>
+    <w:p>
+      <w:pPr>
+        <w:shd w:fill="F2F2F2" w:color="auto" w:val="clear"/>
+        <w:spacing w:after="0" w:before="0" w:line="240"/>
+      </w:pPr>
+      <w:r>
+        <w:rPr>
+          <w:rFonts w:ascii="Consolas" w:cs="Consolas" w:eastAsia="Consolas" w:hAnsi="Consolas"/>
+          <w:sz w:val="17"/>
+          <w:szCs w:val="17"/>
+        </w:rPr>
+        <w:t xml:space="preserve">// policy only allows PutMetricData in this namespace.</w:t>
+      </w:r>
+    </w:p>
+    <w:p>
+      <w:pPr>
+        <w:shd w:fill="F2F2F2" w:color="auto" w:val="clear"/>
+        <w:spacing w:after="0" w:before="0" w:line="240"/>
+      </w:pPr>
+      <w:r>
+        <w:rPr>
+          <w:rFonts w:ascii="Consolas" w:cs="Consolas" w:eastAsia="Consolas" w:hAnsi="Consolas"/>
+          <w:sz w:val="17"/>
+          <w:szCs w:val="17"/>
+        </w:rPr>
+        <w:t xml:space="preserve">const NAMESPACE = "CdrDownloader";</w:t>
+      </w:r>
+    </w:p>
+    <w:p>
+      <w:pPr>
+        <w:shd w:fill="F2F2F2" w:color="auto" w:val="clear"/>
+        <w:spacing w:after="0" w:before="0" w:line="240"/>
+      </w:pPr>
+      <w:r>
+        <w:rPr>
+          <w:rFonts w:ascii="Consolas" w:cs="Consolas" w:eastAsia="Consolas" w:hAnsi="Consolas"/>
+          <w:sz w:val="17"/>
+          <w:szCs w:val="17"/>
+        </w:rPr>
+        <w:t xml:space="preserve"> </w:t>
+      </w:r>
+    </w:p>
+    <w:p>
+      <w:pPr>
+        <w:shd w:fill="F2F2F2" w:color="auto" w:val="clear"/>
+        <w:spacing w:after="0" w:before="0" w:line="240"/>
+      </w:pPr>
+      <w:r>
+        <w:rPr>
+          <w:rFonts w:ascii="Consolas" w:cs="Consolas" w:eastAsia="Consolas" w:hAnsi="Consolas"/>
+          <w:sz w:val="17"/>
+          <w:szCs w:val="17"/>
+        </w:rPr>
+        <w:t xml:space="preserve">const client = new CloudWatchClient({});</w:t>
+      </w:r>
+    </w:p>
+    <w:p>
+      <w:pPr>
+        <w:shd w:fill="F2F2F2" w:color="auto" w:val="clear"/>
+        <w:spacing w:after="0" w:before="0" w:line="240"/>
+      </w:pPr>
+      <w:r>
+        <w:rPr>
+          <w:rFonts w:ascii="Consolas" w:cs="Consolas" w:eastAsia="Consolas" w:hAnsi="Consolas"/>
+          <w:sz w:val="17"/>
+          <w:szCs w:val="17"/>
+        </w:rPr>
+        <w:t xml:space="preserve"> </w:t>
+      </w:r>
+    </w:p>
+    <w:p>
+      <w:pPr>
+        <w:shd w:fill="F2F2F2" w:color="auto" w:val="clear"/>
+        <w:spacing w:after="0" w:before="0" w:line="240"/>
+      </w:pPr>
+      <w:r>
+        <w:rPr>
+          <w:rFonts w:ascii="Consolas" w:cs="Consolas" w:eastAsia="Consolas" w:hAnsi="Consolas"/>
+          <w:sz w:val="17"/>
+          <w:szCs w:val="17"/>
+        </w:rPr>
+        <w:t xml:space="preserve">/**</w:t>
+      </w:r>
+    </w:p>
+    <w:p>
+      <w:pPr>
+        <w:shd w:fill="F2F2F2" w:color="auto" w:val="clear"/>
+        <w:spacing w:after="0" w:before="0" w:line="240"/>
+      </w:pPr>
+      <w:r>
+        <w:rPr>
+          <w:rFonts w:ascii="Consolas" w:cs="Consolas" w:eastAsia="Consolas" w:hAnsi="Consolas"/>
+          <w:sz w:val="17"/>
+          <w:szCs w:val="17"/>
+        </w:rPr>
+        <w:t xml:space="preserve"> * Publishes one data point to the CdrDownloader namespace. Never throws: a</w:t>
+      </w:r>
+    </w:p>
+    <w:p>
+      <w:pPr>
+        <w:shd w:fill="F2F2F2" w:color="auto" w:val="clear"/>
+        <w:spacing w:after="0" w:before="0" w:line="240"/>
+      </w:pPr>
+      <w:r>
+        <w:rPr>
+          <w:rFonts w:ascii="Consolas" w:cs="Consolas" w:eastAsia="Consolas" w:hAnsi="Consolas"/>
+          <w:sz w:val="17"/>
+          <w:szCs w:val="17"/>
+        </w:rPr>
+        <w:t xml:space="preserve"> * monitoring problem is logged and must never fail or mask the CDR run.</w:t>
+      </w:r>
+    </w:p>
+    <w:p>
+      <w:pPr>
+        <w:shd w:fill="F2F2F2" w:color="auto" w:val="clear"/>
+        <w:spacing w:after="0" w:before="0" w:line="240"/>
+      </w:pPr>
+      <w:r>
+        <w:rPr>
+          <w:rFonts w:ascii="Consolas" w:cs="Consolas" w:eastAsia="Consolas" w:hAnsi="Consolas"/>
+          <w:sz w:val="17"/>
+          <w:szCs w:val="17"/>
+        </w:rPr>
+        <w:t xml:space="preserve"> */</w:t>
+      </w:r>
+    </w:p>
+    <w:p>
+      <w:pPr>
+        <w:shd w:fill="F2F2F2" w:color="auto" w:val="clear"/>
+        <w:spacing w:after="0" w:before="0" w:line="240"/>
+      </w:pPr>
+      <w:r>
+        <w:rPr>
+          <w:rFonts w:ascii="Consolas" w:cs="Consolas" w:eastAsia="Consolas" w:hAnsi="Consolas"/>
+          <w:sz w:val="17"/>
+          <w:szCs w:val="17"/>
+        </w:rPr>
+        <w:t xml:space="preserve">async function putMetric(name, value, unit, dimensions = []) {</w:t>
+      </w:r>
+    </w:p>
+    <w:p>
+      <w:pPr>
+        <w:shd w:fill="F2F2F2" w:color="auto" w:val="clear"/>
+        <w:spacing w:after="0" w:before="0" w:line="240"/>
+      </w:pPr>
+      <w:r>
+        <w:rPr>
+          <w:rFonts w:ascii="Consolas" w:cs="Consolas" w:eastAsia="Consolas" w:hAnsi="Consolas"/>
+          <w:sz w:val="17"/>
+          <w:szCs w:val="17"/>
+        </w:rPr>
+        <w:t xml:space="preserve">  try {</w:t>
+      </w:r>
+    </w:p>
+    <w:p>
+      <w:pPr>
+        <w:shd w:fill="F2F2F2" w:color="auto" w:val="clear"/>
+        <w:spacing w:after="0" w:before="0" w:line="240"/>
+      </w:pPr>
+      <w:r>
+        <w:rPr>
+          <w:rFonts w:ascii="Consolas" w:cs="Consolas" w:eastAsia="Consolas" w:hAnsi="Consolas"/>
+          <w:sz w:val="17"/>
+          <w:szCs w:val="17"/>
+        </w:rPr>
+        <w:t xml:space="preserve">    await client.send(</w:t>
+      </w:r>
+    </w:p>
+    <w:p>
+      <w:pPr>
+        <w:shd w:fill="F2F2F2" w:color="auto" w:val="clear"/>
+        <w:spacing w:after="0" w:before="0" w:line="240"/>
+      </w:pPr>
+      <w:r>
+        <w:rPr>
+          <w:rFonts w:ascii="Consolas" w:cs="Consolas" w:eastAsia="Consolas" w:hAnsi="Consolas"/>
+          <w:sz w:val="17"/>
+          <w:szCs w:val="17"/>
+        </w:rPr>
+        <w:t xml:space="preserve">      new PutMetricDataCommand({</w:t>
+      </w:r>
+    </w:p>
+    <w:p>
+      <w:pPr>
+        <w:shd w:fill="F2F2F2" w:color="auto" w:val="clear"/>
+        <w:spacing w:after="0" w:before="0" w:line="240"/>
+      </w:pPr>
+      <w:r>
+        <w:rPr>
+          <w:rFonts w:ascii="Consolas" w:cs="Consolas" w:eastAsia="Consolas" w:hAnsi="Consolas"/>
+          <w:sz w:val="17"/>
+          <w:szCs w:val="17"/>
+        </w:rPr>
+        <w:t xml:space="preserve">        Namespace: NAMESPACE,</w:t>
+      </w:r>
+    </w:p>
+    <w:p>
+      <w:pPr>
+        <w:shd w:fill="F2F2F2" w:color="auto" w:val="clear"/>
+        <w:spacing w:after="0" w:before="0" w:line="240"/>
+      </w:pPr>
+      <w:r>
+        <w:rPr>
+          <w:rFonts w:ascii="Consolas" w:cs="Consolas" w:eastAsia="Consolas" w:hAnsi="Consolas"/>
+          <w:sz w:val="17"/>
+          <w:szCs w:val="17"/>
+        </w:rPr>
+        <w:t xml:space="preserve">        MetricData: [{ MetricName: name, Value: value, Unit: unit, Dimensions: dimensions }],</w:t>
+      </w:r>
+    </w:p>
+    <w:p>
+      <w:pPr>
+        <w:shd w:fill="F2F2F2" w:color="auto" w:val="clear"/>
+        <w:spacing w:after="0" w:before="0" w:line="240"/>
+      </w:pPr>
+      <w:r>
+        <w:rPr>
+          <w:rFonts w:ascii="Consolas" w:cs="Consolas" w:eastAsia="Consolas" w:hAnsi="Consolas"/>
+          <w:sz w:val="17"/>
+          <w:szCs w:val="17"/>
+        </w:rPr>
+        <w:t xml:space="preserve">      })</w:t>
+      </w:r>
+    </w:p>
+    <w:p>
+      <w:pPr>
+        <w:shd w:fill="F2F2F2" w:color="auto" w:val="clear"/>
+        <w:spacing w:after="0" w:before="0" w:line="240"/>
+      </w:pPr>
+      <w:r>
+        <w:rPr>
+          <w:rFonts w:ascii="Consolas" w:cs="Consolas" w:eastAsia="Consolas" w:hAnsi="Consolas"/>
+          <w:sz w:val="17"/>
+          <w:szCs w:val="17"/>
+        </w:rPr>
+        <w:t xml:space="preserve">    );</w:t>
+      </w:r>
+    </w:p>
+    <w:p>
+      <w:pPr>
+        <w:shd w:fill="F2F2F2" w:color="auto" w:val="clear"/>
+        <w:spacing w:after="0" w:before="0" w:line="240"/>
+      </w:pPr>
+      <w:r>
+        <w:rPr>
+          <w:rFonts w:ascii="Consolas" w:cs="Consolas" w:eastAsia="Consolas" w:hAnsi="Consolas"/>
+          <w:sz w:val="17"/>
+          <w:szCs w:val="17"/>
+        </w:rPr>
+        <w:t xml:space="preserve">  } catch (err) {</w:t>
+      </w:r>
+    </w:p>
+    <w:p>
+      <w:pPr>
+        <w:shd w:fill="F2F2F2" w:color="auto" w:val="clear"/>
+        <w:spacing w:after="0" w:before="0" w:line="240"/>
+      </w:pPr>
+      <w:r>
+        <w:rPr>
+          <w:rFonts w:ascii="Consolas" w:cs="Consolas" w:eastAsia="Consolas" w:hAnsi="Consolas"/>
+          <w:sz w:val="17"/>
+          <w:szCs w:val="17"/>
+        </w:rPr>
+        <w:t xml:space="preserve">    console.error(`Failed to publish metric ${NAMESPACE}/${name}:`, err);</w:t>
+      </w:r>
+    </w:p>
+    <w:p>
+      <w:pPr>
+        <w:shd w:fill="F2F2F2" w:color="auto" w:val="clear"/>
+        <w:spacing w:after="0" w:before="0" w:line="240"/>
+      </w:pPr>
+      <w:r>
+        <w:rPr>
+          <w:rFonts w:ascii="Consolas" w:cs="Consolas" w:eastAsia="Consolas" w:hAnsi="Consolas"/>
+          <w:sz w:val="17"/>
+          <w:szCs w:val="17"/>
+        </w:rPr>
+        <w:t xml:space="preserve">  }</w:t>
+      </w:r>
+    </w:p>
+    <w:p>
+      <w:pPr>
+        <w:shd w:fill="F2F2F2" w:color="auto" w:val="clear"/>
+        <w:spacing w:after="0" w:before="0" w:line="240"/>
+      </w:pPr>
+      <w:r>
+        <w:rPr>
+          <w:rFonts w:ascii="Consolas" w:cs="Consolas" w:eastAsia="Consolas" w:hAnsi="Consolas"/>
+          <w:sz w:val="17"/>
+          <w:szCs w:val="17"/>
+        </w:rPr>
+        <w:t xml:space="preserve">}</w:t>
+      </w:r>
+    </w:p>
+    <w:p>
+      <w:pPr>
+        <w:shd w:fill="F2F2F2" w:color="auto" w:val="clear"/>
+        <w:spacing w:after="0" w:before="0" w:line="240"/>
+      </w:pPr>
+      <w:r>
+        <w:rPr>
+          <w:rFonts w:ascii="Consolas" w:cs="Consolas" w:eastAsia="Consolas" w:hAnsi="Consolas"/>
+          <w:sz w:val="17"/>
+          <w:szCs w:val="17"/>
+        </w:rPr>
+        <w:t xml:space="preserve"> </w:t>
+      </w:r>
+    </w:p>
+    <w:p>
+      <w:pPr>
+        <w:shd w:fill="F2F2F2" w:color="auto" w:val="clear"/>
+        <w:spacing w:after="0" w:before="0" w:line="240"/>
+      </w:pPr>
+      <w:r>
+        <w:rPr>
+          <w:rFonts w:ascii="Consolas" w:cs="Consolas" w:eastAsia="Consolas" w:hAnsi="Consolas"/>
+          <w:sz w:val="17"/>
+          <w:szCs w:val="17"/>
+        </w:rPr>
+        <w:t xml:space="preserve">module.exports = { putMetric, NAMESPACE };</w:t>
       </w:r>
     </w:p>
     <w:sectPr>
